--- a/assets/docs/lop3/Hoat dong trai nghiem - Lop 3.docx
+++ b/assets/docs/lop3/Hoat dong trai nghiem - Lop 3.docx
@@ -1078,6 +1078,19 @@
               <w:t>NLS-AT: Video tài năng học trò chỉ lấy từ kho ảnh của trường hoặc nguồn tin cậy GV đã</w:t>
             </w:r>
           </w:p>
+          <w:p>
+            <w:pPr>
+              <w:spacing w:after="0"/>
+            </w:pPr>
+            <w:r>
+              <w:rPr>
+                <w:b w:val="0"/>
+                <w:i w:val="0"/>
+                <w:sz w:val="18"/>
+              </w:rPr>
+              <w:t>KNS: KN tự nhận thức: nhận ra điểm mạnh, điểm cần cố gắng của bản thân.</w:t>
+            </w:r>
+          </w:p>
         </w:tc>
         <w:tc>
           <w:tcPr>
@@ -1474,6 +1487,7 @@
                 <w:i w:val="0"/>
                 <w:sz w:val="18"/>
               </w:rPr>
+              <w:t>KNS: KN tự nhận thức: nhận ra điểm mạnh, điểm cần cố gắng của bản thân.</w:t>
             </w:r>
           </w:p>
         </w:tc>
@@ -1818,6 +1832,7 @@
                 <w:i w:val="0"/>
                 <w:sz w:val="18"/>
               </w:rPr>
+              <w:t>KNS: KN tự nhận thức: nhận ra điểm mạnh, điểm cần cố gắng của bản thân.</w:t>
             </w:r>
           </w:p>
         </w:tc>
@@ -2162,6 +2177,7 @@
                 <w:i w:val="0"/>
                 <w:sz w:val="18"/>
               </w:rPr>
+              <w:t>KNS: KN lập kế hoạch và quản lí chi tiêu, thời gian ở mức đơn giản.</w:t>
             </w:r>
           </w:p>
         </w:tc>
@@ -2506,6 +2522,7 @@
                 <w:i w:val="0"/>
                 <w:sz w:val="18"/>
               </w:rPr>
+              <w:t>KNS: KN lập kế hoạch và quản lí chi tiêu, thời gian ở mức đơn giản.</w:t>
             </w:r>
           </w:p>
         </w:tc>
@@ -3195,6 +3212,7 @@
                 <w:i w:val="0"/>
                 <w:sz w:val="18"/>
               </w:rPr>
+              <w:t>STEM: Hoạt động trải nghiệm STEM học kì I: ngày hội/câu lạc bộ/dự án STEM cấp lớp hoặc khối — tối thiểu 01 lần mỗi học kì (CV 3132/SGD&amp;ĐT); HS trưng bày, giới thiệu sản phẩm từ các bài học STEM.</w:t>
             </w:r>
           </w:p>
         </w:tc>
@@ -4228,6 +4246,7 @@
                 <w:i w:val="0"/>
                 <w:sz w:val="18"/>
               </w:rPr>
+              <w:t>KNS: KN tự nhận thức: nhận ra điểm mạnh, điểm cần cố gắng của bản thân.</w:t>
             </w:r>
           </w:p>
         </w:tc>
@@ -4919,6 +4938,19 @@
               <w:t>NLS-GT (Cơ bản 1): HS làm quen chia sẻ, trình bày sản phẩm có sử dụng tranh ảnh/thiết bị đơn giản dưới sự hướng dẫn; ứng xử an toàn, lịch sự.</w:t>
             </w:r>
           </w:p>
+          <w:p>
+            <w:pPr>
+              <w:spacing w:after="0"/>
+            </w:pPr>
+            <w:r>
+              <w:rPr>
+                <w:b w:val="0"/>
+                <w:i w:val="0"/>
+                <w:sz w:val="18"/>
+              </w:rPr>
+              <w:t>KNS: KN tự nhận thức: nhận ra điểm mạnh, điểm cần cố gắng của bản thân.</w:t>
+            </w:r>
+          </w:p>
         </w:tc>
         <w:tc>
           <w:tcPr>
@@ -5261,6 +5293,7 @@
                 <w:i w:val="0"/>
                 <w:sz w:val="18"/>
               </w:rPr>
+              <w:t>KNS: KN tự nhận thức: nhận ra điểm mạnh, điểm cần cố gắng của bản thân.</w:t>
             </w:r>
           </w:p>
         </w:tc>
@@ -5605,6 +5638,7 @@
                 <w:i w:val="0"/>
                 <w:sz w:val="18"/>
               </w:rPr>
+              <w:t>QPAN: Tổ chức hoạt động tìm hiểu, thăm hỏi, tri ân gia đình thương binh, liệt sĩ, đơn vị bộ đội, công an trên địa bàn; giới thiệu truyền thống chống giặc ngoại xâm, gương dũng cảm của thiếu niên, nhi đồng và Bà mẹ Việt Nam anh hùng.</w:t>
             </w:r>
           </w:p>
         </w:tc>
@@ -6638,6 +6672,19 @@
                 <w:sz w:val="18"/>
               </w:rPr>
               <w:t>NLS-GT (Cơ bản 1): HS làm quen chia sẻ, trình bày sản phẩm có sử dụng tranh ảnh/thiết bị đơn giản dưới sự hướng dẫn; ứng xử an toàn, lịch sự.</w:t>
+            </w:r>
+          </w:p>
+          <w:p>
+            <w:pPr>
+              <w:spacing w:after="0"/>
+            </w:pPr>
+            <w:r>
+              <w:rPr>
+                <w:b w:val="0"/>
+                <w:i w:val="0"/>
+                <w:sz w:val="18"/>
+              </w:rPr>
+              <w:t>QPAN: Tổ chức hoạt động tìm hiểu, thăm hỏi, tri ân gia đình thương binh, liệt sĩ, đơn vị bộ đội, công an trên địa bàn; giới thiệu truyền thống chống giặc ngoại xâm, gương dũng cảm của thiếu niên, nhi đồng và Bà mẹ Việt Nam anh hùng.</w:t>
             </w:r>
           </w:p>
         </w:tc>
@@ -7006,6 +7053,7 @@
                 <w:i w:val="0"/>
                 <w:sz w:val="18"/>
               </w:rPr>
+              <w:t>KNS: KN lao động tự phục vụ và bước đầu tìm hiểu nghề nghiệp.</w:t>
             </w:r>
           </w:p>
         </w:tc>
@@ -7350,6 +7398,7 @@
                 <w:i w:val="0"/>
                 <w:sz w:val="18"/>
               </w:rPr>
+              <w:t>KNS: KN lập kế hoạch và quản lí chi tiêu, thời gian ở mức đơn giản.</w:t>
             </w:r>
           </w:p>
         </w:tc>
@@ -7697,6 +7746,19 @@
               <w:t>NLS-GT (Cơ bản 1): HS làm quen chia sẻ, trình bày sản phẩm có sử dụng tranh ảnh/thiết bị đơn giản dưới sự hướng dẫn; ứng xử an toàn, lịch sự.</w:t>
             </w:r>
           </w:p>
+          <w:p>
+            <w:pPr>
+              <w:spacing w:after="0"/>
+            </w:pPr>
+            <w:r>
+              <w:rPr>
+                <w:b w:val="0"/>
+                <w:i w:val="0"/>
+                <w:sz w:val="18"/>
+              </w:rPr>
+              <w:t>KNS: KN tự nhận thức: nhận ra điểm mạnh, điểm cần cố gắng của bản thân.</w:t>
+            </w:r>
+          </w:p>
         </w:tc>
         <w:tc>
           <w:tcPr>
@@ -8744,6 +8806,19 @@
               <w:t>KNS: phòng tránh và có cách xử lý phù hợp khi gặp tình huống có nguy cơ bị lạc, bị bắt cóc.</w:t>
             </w:r>
           </w:p>
+          <w:p>
+            <w:pPr>
+              <w:spacing w:after="0"/>
+            </w:pPr>
+            <w:r>
+              <w:rPr>
+                <w:b w:val="0"/>
+                <w:i w:val="0"/>
+                <w:sz w:val="18"/>
+              </w:rPr>
+              <w:t>KNS: KN tự nhận thức: nhận ra điểm mạnh, điểm cần cố gắng của bản thân.</w:t>
+            </w:r>
+          </w:p>
         </w:tc>
         <w:tc>
           <w:tcPr>
@@ -9102,6 +9177,19 @@
               <w:t>GDĐP: - Kể được tên một số sản phẩm truyền thống, hàng hoá hiện nay của quê hương em; - Giới thiệu được một cách đơn giản về một vài hoạt động sản xuất hoặc tiêu thụ của một trong những sản phẩm trên</w:t>
             </w:r>
           </w:p>
+          <w:p>
+            <w:pPr>
+              <w:spacing w:after="0"/>
+            </w:pPr>
+            <w:r>
+              <w:rPr>
+                <w:b w:val="0"/>
+                <w:i w:val="0"/>
+                <w:sz w:val="18"/>
+              </w:rPr>
+              <w:t>QPAN: Tổ chức hoạt động tìm hiểu, thăm hỏi, tri ân gia đình thương binh, liệt sĩ, đơn vị bộ đội, công an trên địa bàn; giới thiệu truyền thống chống giặc ngoại xâm, gương dũng cảm của thiếu niên, nhi đồng và Bà mẹ Việt Nam anh hùng.</w:t>
+            </w:r>
+          </w:p>
         </w:tc>
         <w:tc>
           <w:tcPr>
@@ -9448,6 +9536,32 @@
               <w:t>GDĐP: - Mô tả được một số hoạt động tết vì người nghèo ở quê hương em; - Hiểu được một cách đơn giản ý nghĩa tết vì người nghèo ở quê hương em; - Tham gia được một số hoạt động để giúp đỡ hộ nghèo vào ngày Tết ở quê em phù hợp với bản thân.</w:t>
             </w:r>
           </w:p>
+          <w:p>
+            <w:pPr>
+              <w:spacing w:after="0"/>
+            </w:pPr>
+            <w:r>
+              <w:rPr>
+                <w:b w:val="0"/>
+                <w:i w:val="0"/>
+                <w:sz w:val="18"/>
+              </w:rPr>
+              <w:t>STEM: Hoạt động trải nghiệm STEM học kì II: ngày hội/câu lạc bộ/dự án STEM cấp lớp hoặc khối — tối thiểu 01 lần mỗi học kì (CV 3132/SGD&amp;ĐT); HS trưng bày, giới thiệu sản phẩm từ các bài học STEM.</w:t>
+            </w:r>
+          </w:p>
+          <w:p>
+            <w:pPr>
+              <w:spacing w:after="0"/>
+            </w:pPr>
+            <w:r>
+              <w:rPr>
+                <w:b w:val="0"/>
+                <w:i w:val="0"/>
+                <w:sz w:val="18"/>
+              </w:rPr>
+              <w:t>QPAN: Tổ chức tham quan di tích lịch sử, nhà truyền thống ở địa phương hoặc xem tư liệu thay thế; giáo dục tự hào về truyền thống dân tộc; rèn tính kỉ luật, tinh thần đoàn kết.</w:t>
+            </w:r>
+          </w:p>
         </w:tc>
         <w:tc>
           <w:tcPr>
@@ -9790,6 +9904,7 @@
                 <w:i w:val="0"/>
                 <w:sz w:val="18"/>
               </w:rPr>
+              <w:t>KNS: KN giao tiếp – hợp tác: làm việc nhóm, chia sẻ và giải quyết bất đồng ôn hoà.</w:t>
             </w:r>
           </w:p>
         </w:tc>
@@ -10135,6 +10250,7 @@
                 <w:i w:val="0"/>
                 <w:sz w:val="18"/>
               </w:rPr>
+              <w:t>QPAN: Tổ chức tham quan di tích lịch sử, nhà truyền thống ở địa phương hoặc xem tư liệu thay thế; giáo dục tự hào về truyền thống dân tộc; rèn tính kỉ luật, tinh thần đoàn kết.</w:t>
             </w:r>
           </w:p>
         </w:tc>
@@ -10482,6 +10598,19 @@
               <w:t>GDĐP: - Nêu được hiện trạng môi trường tự nhiên ở địa phương; - Nêu được một số nguyên nhân gây ô nhiễm môi trường tự nhiên ở địa phương em; - Thực hiện được hành động giữ gìn vệ sinh, bảo vệ môi trường tự nhiên ở địa phương em.</w:t>
             </w:r>
           </w:p>
+          <w:p>
+            <w:pPr>
+              <w:spacing w:after="0"/>
+            </w:pPr>
+            <w:r>
+              <w:rPr>
+                <w:b w:val="0"/>
+                <w:i w:val="0"/>
+                <w:sz w:val="18"/>
+              </w:rPr>
+              <w:t>QPAN: Tổ chức tham quan di tích lịch sử, nhà truyền thống ở địa phương hoặc xem tư liệu thay thế; giáo dục tự hào về truyền thống dân tộc; rèn tính kỉ luật, tinh thần đoàn kết.</w:t>
+            </w:r>
+          </w:p>
         </w:tc>
         <w:tc>
           <w:tcPr>
@@ -10824,6 +10953,7 @@
                 <w:i w:val="0"/>
                 <w:sz w:val="18"/>
               </w:rPr>
+              <w:t>QPAN: Tổ chức tham quan di tích lịch sử, nhà truyền thống ở địa phương hoặc xem tư liệu thay thế; giáo dục tự hào về truyền thống dân tộc; rèn tính kỉ luật, tinh thần đoàn kết.</w:t>
             </w:r>
           </w:p>
         </w:tc>
@@ -11169,6 +11299,7 @@
                 <w:i w:val="0"/>
                 <w:sz w:val="18"/>
               </w:rPr>
+              <w:t>QPAN: Tổ chức tham quan di tích lịch sử, nhà truyền thống ở địa phương hoặc xem tư liệu thay thế; giáo dục tự hào về truyền thống dân tộc; rèn tính kỉ luật, tinh thần đoàn kết.</w:t>
             </w:r>
           </w:p>
         </w:tc>
@@ -11517,6 +11648,19 @@
               <w:t>NLS-GT (Cơ bản 1): HS làm quen chia sẻ, trình bày sản phẩm có sử dụng tranh ảnh/thiết bị đơn giản dưới sự hướng dẫn; ứng xử an toàn, lịch sự.</w:t>
             </w:r>
           </w:p>
+          <w:p>
+            <w:pPr>
+              <w:spacing w:after="0"/>
+            </w:pPr>
+            <w:r>
+              <w:rPr>
+                <w:b w:val="0"/>
+                <w:i w:val="0"/>
+                <w:sz w:val="18"/>
+              </w:rPr>
+              <w:t>QPAN: Giáo dục lòng yêu hoà bình, tình đoàn kết; liên hệ truyền thống chống giặc ngoại xâm, gương dũng cảm của thiếu niên, nhi đồng và Bà mẹ Việt Nam anh hùng.</w:t>
+            </w:r>
+          </w:p>
         </w:tc>
         <w:tc>
           <w:tcPr>
@@ -11860,6 +12004,7 @@
                 <w:i w:val="0"/>
                 <w:sz w:val="18"/>
               </w:rPr>
+              <w:t>KNS: KN lao động tự phục vụ và bước đầu tìm hiểu nghề nghiệp.</w:t>
             </w:r>
           </w:p>
         </w:tc>
@@ -12204,6 +12349,7 @@
                 <w:i w:val="0"/>
                 <w:sz w:val="18"/>
               </w:rPr>
+              <w:t>KNS: KN ứng phó với tình huống nguy hiểm và tìm kiếm sự trợ giúp.</w:t>
             </w:r>
           </w:p>
         </w:tc>
@@ -12548,6 +12694,7 @@
                 <w:i w:val="0"/>
                 <w:sz w:val="18"/>
               </w:rPr>
+              <w:t>KNS: KN ứng phó với tình huống nguy hiểm và tìm kiếm sự trợ giúp.</w:t>
             </w:r>
           </w:p>
         </w:tc>

--- a/assets/docs/lop3/Hoat dong trai nghiem - Lop 3.docx
+++ b/assets/docs/lop3/Hoat dong trai nghiem - Lop 3.docx
@@ -1487,6 +1487,32 @@
                 <w:i w:val="0"/>
                 <w:sz w:val="18"/>
               </w:rPr>
+              <w:t>NLS-KT (Cơ bản 1): Theo chủ điểm giao lưu tài năng học trò, GV chuẩn bị và chiếu lại trong lớp sau lễ chào cờ vài đoạn clip ngắn tiết mục của</w:t>
+            </w:r>
+          </w:p>
+          <w:p>
+            <w:pPr>
+              <w:spacing w:after="0"/>
+            </w:pPr>
+            <w:r>
+              <w:rPr>
+                <w:b w:val="0"/>
+                <w:i w:val="0"/>
+                <w:sz w:val="18"/>
+              </w:rPr>
+              <w:t>NLS-AT: Clip chỉ quay tiết mục biểu diễn khi bạn đồng ý</w:t>
+            </w:r>
+          </w:p>
+          <w:p>
+            <w:pPr>
+              <w:spacing w:after="0"/>
+            </w:pPr>
+            <w:r>
+              <w:rPr>
+                <w:b w:val="0"/>
+                <w:i w:val="0"/>
+                <w:sz w:val="18"/>
+              </w:rPr>
               <w:t>KNS: KN tự nhận thức: nhận ra điểm mạnh, điểm cần cố gắng của bản thân.</w:t>
             </w:r>
           </w:p>
@@ -1602,6 +1628,33 @@
                 <w:i w:val="0"/>
                 <w:sz w:val="18"/>
               </w:rPr>
+              <w:t>NLS-ST (Cơ bản 1): Ở hoạt động “Ngôi sao của tôi, ngôi sao của bạn”, GV mở sẵn khung tấm thẻ trên phần mềm trình chiếu</w:t>
+            </w:r>
+          </w:p>
+          <w:p>
+            <w:pPr>
+              <w:spacing w:after="0"/>
+            </w:pPr>
+            <w:r>
+              <w:rPr>
+                <w:b w:val="0"/>
+                <w:i w:val="0"/>
+                <w:sz w:val="18"/>
+              </w:rPr>
+              <w:t>NLS-GT (Cơ bản 1): Khi các bạn kết nhóm theo sở thích, GV chiếu bảng nhóm trên màn hình và ghi tên từng nhóm cùng sản phẩm nhóm định làm</w:t>
+            </w:r>
+          </w:p>
+          <w:p>
+            <w:pPr>
+              <w:spacing w:after="0"/>
+            </w:pPr>
+            <w:r>
+              <w:rPr>
+                <w:b w:val="0"/>
+                <w:i w:val="0"/>
+                <w:sz w:val="18"/>
+              </w:rPr>
+              <w:t>NLS-AT: Tấm thẻ chỉ ghi sở thích và việc em làm tốt</w:t>
             </w:r>
           </w:p>
         </w:tc>
@@ -1716,6 +1769,33 @@
                 <w:i w:val="0"/>
                 <w:sz w:val="18"/>
               </w:rPr>
+              <w:t>NLS-ST (Cơ bản 1): Trong tiết sinh hoạt lớp về sản phẩm theo sở thích, GV chụp ảnh sản phẩm của các nhóm rồi chiếu thành một trang trưng bày của lớp</w:t>
+            </w:r>
+          </w:p>
+          <w:p>
+            <w:pPr>
+              <w:spacing w:after="0"/>
+            </w:pPr>
+            <w:r>
+              <w:rPr>
+                <w:b w:val="0"/>
+                <w:i w:val="0"/>
+                <w:sz w:val="18"/>
+              </w:rPr>
+              <w:t>NLS-GT (Cơ bản 1): GV chiếu bảng tổng kết tuần lên màn hình và gõ ngay nhận xét của lớp trưởng, của các tổ vào từng dòng</w:t>
+            </w:r>
+          </w:p>
+          <w:p>
+            <w:pPr>
+              <w:spacing w:after="0"/>
+            </w:pPr>
+            <w:r>
+              <w:rPr>
+                <w:b w:val="0"/>
+                <w:i w:val="0"/>
+                <w:sz w:val="18"/>
+              </w:rPr>
+              <w:t>NLS-AT: Ảnh chỉ chụp sản phẩm, không chụp mặt bạn</w:t>
             </w:r>
           </w:p>
         </w:tc>

--- a/assets/docs/lop3/Hoat dong trai nghiem - Lop 3.docx
+++ b/assets/docs/lop3/Hoat dong trai nghiem - Lop 3.docx
@@ -624,33 +624,6 @@
                 <w:i w:val="0"/>
                 <w:sz w:val="18"/>
               </w:rPr>
-              <w:t>NLS-KT (Cơ bản 1): Khi sinh hoạt lớp theo chủ điểm bài “Bài 1: Chân dung em – Nét riêng mỗi người — Sinh hoạt dưới cờ: Chào năm học mới”</w:t>
-            </w:r>
-          </w:p>
-          <w:p>
-            <w:pPr>
-              <w:spacing w:after="0"/>
-            </w:pPr>
-            <w:r>
-              <w:rPr>
-                <w:b w:val="0"/>
-                <w:i w:val="0"/>
-                <w:sz w:val="18"/>
-              </w:rPr>
-              <w:t>NLS-ST (Cơ bản 1): Ở phần cam kết, GV mời HS nói một việc làm thiết thực theo chủ điểm Em tự tin là chính mình</w:t>
-            </w:r>
-          </w:p>
-          <w:p>
-            <w:pPr>
-              <w:spacing w:after="0"/>
-            </w:pPr>
-            <w:r>
-              <w:rPr>
-                <w:b w:val="0"/>
-                <w:i w:val="0"/>
-                <w:sz w:val="18"/>
-              </w:rPr>
-              <w:t>NLS-AT: Ảnh chụp HS chỉ dùng trong lớp, xin phép HS trước khi chụp và chỉ chia sẻ với</w:t>
             </w:r>
           </w:p>
         </w:tc>
@@ -765,7 +738,7 @@
                 <w:i w:val="0"/>
                 <w:sz w:val="18"/>
               </w:rPr>
-              <w:t>NLS-ST (Cơ bản 1): GV chụp ảnh sản phẩm gương mặt vui nhộn từ lá cây, sỏi, chiếu lên tivi; từng em nói nét riêng, GV gõ câu giới thiệu dưới ảnh</w:t>
+              <w:t>NLS-ST (Cơ bản 1): Trong “Hoạt động giáo dục theo chủ đề: Chân dung em”, GV chụp ảnh sản phẩm tạo hình gương mặt vui nhộn của HS làm từ lá cây</w:t>
             </w:r>
           </w:p>
           <w:p>
@@ -778,7 +751,7 @@
                 <w:i w:val="0"/>
                 <w:sz w:val="18"/>
               </w:rPr>
-              <w:t>NLS-AT (Cơ bản 1): HS xếp các mẩu thông tin vào hai rổ kể được cho bạn (nét riêng, sở thích) và giữ riêng (địa chỉ nhà, số điện thoại bố mẹ)</w:t>
+              <w:t>NLS-AT (Cơ bản 1): GV đưa các mẩu thông tin và cho HS xếp vào hai rổ kể được cho bạn và giữ riêng cho mình: nét riêng trên gương mặt</w:t>
             </w:r>
           </w:p>
           <w:p>
@@ -791,7 +764,7 @@
                 <w:i w:val="0"/>
                 <w:sz w:val="18"/>
               </w:rPr>
-              <w:t>NLS-AT: Chỉ nói sở thích, điều làm tốt; địa chỉ, số điện thoại là bí mật.</w:t>
+              <w:t>NLS-AT: Khi giới thiệu về mình, HS chỉ nói sở thích và điều mình làm tốt; địa chỉ nhà</w:t>
             </w:r>
           </w:p>
         </w:tc>
@@ -906,33 +879,6 @@
                 <w:i w:val="0"/>
                 <w:sz w:val="18"/>
               </w:rPr>
-              <w:t>NLS-ST (Cơ bản 1): GV chiếu lại bộ ảnh sản phẩm gương mặt vui nhộn của lớp; HS chia sẻ nét chung với người thân, GV gõ thêm một dòng dưới ảnh</w:t>
-            </w:r>
-          </w:p>
-          <w:p>
-            <w:pPr>
-              <w:spacing w:after="0"/>
-            </w:pPr>
-            <w:r>
-              <w:rPr>
-                <w:b w:val="0"/>
-                <w:i w:val="0"/>
-                <w:sz w:val="18"/>
-              </w:rPr>
-              <w:t>NLS-AT (Cơ bản 1): Trò chơi Tôi nhận ra bạn nhờ điều gì, GV chiếu ảnh sản phẩm một bạn để lớp đoán; chỉ nói nét riêng vui, không kể địa chỉ</w:t>
-            </w:r>
-          </w:p>
-          <w:p>
-            <w:pPr>
-              <w:spacing w:after="0"/>
-            </w:pPr>
-            <w:r>
-              <w:rPr>
-                <w:b w:val="0"/>
-                <w:i w:val="0"/>
-                <w:sz w:val="18"/>
-              </w:rPr>
-              <w:t>NLS-AT: Chỉ nói sở thích, điều làm tốt; địa chỉ, số điện thoại là bí mật.</w:t>
             </w:r>
           </w:p>
         </w:tc>
@@ -1049,45 +995,6 @@
                 <w:i w:val="0"/>
                 <w:sz w:val="18"/>
               </w:rPr>
-              <w:t>NLS-KT (Cơ bản 1): Khi sinh hoạt lớp theo chủ điểm bài “Bài 2: Sở thích của em- tài năng học trò — Sinh hoạt dưới cờ: Câu lạc bộ theo sở</w:t>
-            </w:r>
-          </w:p>
-          <w:p>
-            <w:pPr>
-              <w:spacing w:after="0"/>
-            </w:pPr>
-            <w:r>
-              <w:rPr>
-                <w:b w:val="0"/>
-                <w:i w:val="0"/>
-                <w:sz w:val="18"/>
-              </w:rPr>
-              <w:t>NLS-GQVĐ (Cơ bản 1): Ở phần cam kết, GV chiếu bảng hình ảnh các câu lạc bộ của trường (vẽ, hát, cờ vua, bóng đá…)</w:t>
-            </w:r>
-          </w:p>
-          <w:p>
-            <w:pPr>
-              <w:spacing w:after="0"/>
-            </w:pPr>
-            <w:r>
-              <w:rPr>
-                <w:b w:val="0"/>
-                <w:i w:val="0"/>
-                <w:sz w:val="18"/>
-              </w:rPr>
-              <w:t>NLS-AT: Video tài năng học trò chỉ lấy từ kho ảnh của trường hoặc nguồn tin cậy GV đã</w:t>
-            </w:r>
-          </w:p>
-          <w:p>
-            <w:pPr>
-              <w:spacing w:after="0"/>
-            </w:pPr>
-            <w:r>
-              <w:rPr>
-                <w:b w:val="0"/>
-                <w:i w:val="0"/>
-                <w:sz w:val="18"/>
-              </w:rPr>
               <w:t>KNS: KN tự nhận thức: nhận ra điểm mạnh, điểm cần cố gắng của bản thân.</w:t>
             </w:r>
           </w:p>
@@ -1203,7 +1110,7 @@
                 <w:i w:val="0"/>
                 <w:sz w:val="18"/>
               </w:rPr>
-              <w:t>NLS-ST (Cơ bản 1): GV chụp ảnh bông hoa sở thích của HS, chiếu lên tivi; từng em giới thiệu mỗi cánh hoa một sở thích, GV gõ dưới ảnh</w:t>
+              <w:t>NLS-ST (Cơ bản 1): Trong “Hoạt động giáo dục theo chủ đề: Sở thích của em”, GV chụp ảnh bông hoa sở thích và sản phẩm tạo hình từ lá cây</w:t>
             </w:r>
           </w:p>
           <w:p>
@@ -1216,7 +1123,7 @@
                 <w:i w:val="0"/>
                 <w:sz w:val="18"/>
               </w:rPr>
-              <w:t>NLS-AT (Cơ bản 1): HS xếp các mẩu thông tin vào hai rổ kể được cho bạn (sở thích, món ăn) và giữ riêng (địa chỉ nhà, số điện thoại bố mẹ)</w:t>
+              <w:t>NLS-AT (Cơ bản 1): GV đưa các mẩu thông tin và cho HS xếp vào hai rổ kể được cho bạn và giữ riêng cho mình: sở thích, môn học yêu thích</w:t>
             </w:r>
           </w:p>
           <w:p>
@@ -1229,7 +1136,7 @@
                 <w:i w:val="0"/>
                 <w:sz w:val="18"/>
               </w:rPr>
-              <w:t>NLS-AT: Chỉ nói sở thích, điều làm tốt; địa chỉ, số điện thoại là bí mật.</w:t>
+              <w:t>NLS-AT: Khi giới thiệu về mình, HS chỉ nói sở thích và điều mình làm tốt; địa chỉ nhà</w:t>
             </w:r>
           </w:p>
         </w:tc>
@@ -1344,33 +1251,6 @@
                 <w:i w:val="0"/>
                 <w:sz w:val="18"/>
               </w:rPr>
-              <w:t>NLS-ST (Cơ bản 1): GV dùng điện thoại quay tiết mục giao lưu của các nhóm, mở lại trên tivi; GV gõ tên tiết mục, tên nhóm làm bảng tài năng</w:t>
-            </w:r>
-          </w:p>
-          <w:p>
-            <w:pPr>
-              <w:spacing w:after="0"/>
-            </w:pPr>
-            <w:r>
-              <w:rPr>
-                <w:b w:val="0"/>
-                <w:i w:val="0"/>
-                <w:sz w:val="18"/>
-              </w:rPr>
-              <w:t>NLS-AT (Cơ bản 1): GV nhắc chỉ quay khi bạn đồng ý, xem trong lớp rồi xoá; muốn đăng video phải xin ý kiến người thân</w:t>
-            </w:r>
-          </w:p>
-          <w:p>
-            <w:pPr>
-              <w:spacing w:after="0"/>
-            </w:pPr>
-            <w:r>
-              <w:rPr>
-                <w:b w:val="0"/>
-                <w:i w:val="0"/>
-                <w:sz w:val="18"/>
-              </w:rPr>
-              <w:t>NLS-AT: Chỉ nói sở thích, điều làm tốt; địa chỉ, số điện thoại là bí mật.</w:t>
             </w:r>
           </w:p>
         </w:tc>
@@ -1487,32 +1367,6 @@
                 <w:i w:val="0"/>
                 <w:sz w:val="18"/>
               </w:rPr>
-              <w:t>NLS-KT (Cơ bản 1): Theo chủ điểm giao lưu tài năng học trò, GV chuẩn bị và chiếu lại trong lớp sau lễ chào cờ vài đoạn clip ngắn tiết mục của</w:t>
-            </w:r>
-          </w:p>
-          <w:p>
-            <w:pPr>
-              <w:spacing w:after="0"/>
-            </w:pPr>
-            <w:r>
-              <w:rPr>
-                <w:b w:val="0"/>
-                <w:i w:val="0"/>
-                <w:sz w:val="18"/>
-              </w:rPr>
-              <w:t>NLS-AT: Clip chỉ quay tiết mục biểu diễn khi bạn đồng ý</w:t>
-            </w:r>
-          </w:p>
-          <w:p>
-            <w:pPr>
-              <w:spacing w:after="0"/>
-            </w:pPr>
-            <w:r>
-              <w:rPr>
-                <w:b w:val="0"/>
-                <w:i w:val="0"/>
-                <w:sz w:val="18"/>
-              </w:rPr>
               <w:t>KNS: KN tự nhận thức: nhận ra điểm mạnh, điểm cần cố gắng của bản thân.</w:t>
             </w:r>
           </w:p>
@@ -1769,33 +1623,6 @@
                 <w:i w:val="0"/>
                 <w:sz w:val="18"/>
               </w:rPr>
-              <w:t>NLS-ST (Cơ bản 1): Trong tiết sinh hoạt lớp về sản phẩm theo sở thích, GV chụp ảnh sản phẩm của các nhóm rồi chiếu thành một trang trưng bày của lớp</w:t>
-            </w:r>
-          </w:p>
-          <w:p>
-            <w:pPr>
-              <w:spacing w:after="0"/>
-            </w:pPr>
-            <w:r>
-              <w:rPr>
-                <w:b w:val="0"/>
-                <w:i w:val="0"/>
-                <w:sz w:val="18"/>
-              </w:rPr>
-              <w:t>NLS-GT (Cơ bản 1): GV chiếu bảng tổng kết tuần lên màn hình và gõ ngay nhận xét của lớp trưởng, của các tổ vào từng dòng</w:t>
-            </w:r>
-          </w:p>
-          <w:p>
-            <w:pPr>
-              <w:spacing w:after="0"/>
-            </w:pPr>
-            <w:r>
-              <w:rPr>
-                <w:b w:val="0"/>
-                <w:i w:val="0"/>
-                <w:sz w:val="18"/>
-              </w:rPr>
-              <w:t>NLS-AT: Ảnh chỉ chụp sản phẩm, không chụp mặt bạn</w:t>
             </w:r>
           </w:p>
         </w:tc>
@@ -2027,6 +1854,33 @@
                 <w:i w:val="0"/>
                 <w:sz w:val="18"/>
               </w:rPr>
+              <w:t>NLS-ST (Cơ bản 1): GV mở sẵn khung “Tấm thẻ của tôi” trên phần mềm trình chiếu; từng HS đọc ba điều về mình (một nét riêng, một sở thích</w:t>
+            </w:r>
+          </w:p>
+          <w:p>
+            <w:pPr>
+              <w:spacing w:after="0"/>
+            </w:pPr>
+            <w:r>
+              <w:rPr>
+                <w:b w:val="0"/>
+                <w:i w:val="0"/>
+                <w:sz w:val="18"/>
+              </w:rPr>
+              <w:t>NLS-AT (Cơ bản 1): GV đưa 8 mẩu thông tin và cho HS xếp vào hai rổ “kể được cho bạn” và “giữ riêng cho mình”: sở thích, môn học yêu thích</w:t>
+            </w:r>
+          </w:p>
+          <w:p>
+            <w:pPr>
+              <w:spacing w:after="0"/>
+            </w:pPr>
+            <w:r>
+              <w:rPr>
+                <w:b w:val="0"/>
+                <w:i w:val="0"/>
+                <w:sz w:val="18"/>
+              </w:rPr>
+              <w:t>NLS-AT: Khi giới thiệu về mình, HS chỉ nói sở thích và điều mình làm tốt; địa chỉ nhà</w:t>
             </w:r>
           </w:p>
         </w:tc>
@@ -2372,6 +2226,33 @@
                 <w:i w:val="0"/>
                 <w:sz w:val="18"/>
               </w:rPr>
+              <w:t>NLS-GQVĐ (Cơ bản 1): Sau khi HS lập thời gian biểu trên giấy, GV mở đồng hồ hẹn giờ trên điện thoại chiếu lên màn hình và cho cả lớp thử: hẹn</w:t>
+            </w:r>
+          </w:p>
+          <w:p>
+            <w:pPr>
+              <w:spacing w:after="0"/>
+            </w:pPr>
+            <w:r>
+              <w:rPr>
+                <w:b w:val="0"/>
+                <w:i w:val="0"/>
+                <w:sz w:val="18"/>
+              </w:rPr>
+              <w:t>NLS-KT (Cơ bản 1): GV giới thiệu cuốn sổ nhắc việc có hai dạng: sổ giấy và mục nhắc việc trên điện thoại của bố mẹ. GV thao tác mẫu</w:t>
+            </w:r>
+          </w:p>
+          <w:p>
+            <w:pPr>
+              <w:spacing w:after="0"/>
+            </w:pPr>
+            <w:r>
+              <w:rPr>
+                <w:b w:val="0"/>
+                <w:i w:val="0"/>
+                <w:sz w:val="18"/>
+              </w:rPr>
+              <w:t>NLS-AT: Điện thoại giúp hẹn giờ, nhắc việc nhưng cũng là thứ lấy mất nhiều thời gian nhất: HS</w:t>
             </w:r>
           </w:p>
         </w:tc>
@@ -2717,6 +2598,33 @@
                 <w:i w:val="0"/>
                 <w:sz w:val="18"/>
               </w:rPr>
+              <w:t>NLS-GQVĐ (Cơ bản 1): Sau khi HS lập thời gian biểu trên giấy, GV mở đồng hồ hẹn giờ trên điện thoại chiếu lên màn hình và cho cả lớp thử: hẹn</w:t>
+            </w:r>
+          </w:p>
+          <w:p>
+            <w:pPr>
+              <w:spacing w:after="0"/>
+            </w:pPr>
+            <w:r>
+              <w:rPr>
+                <w:b w:val="0"/>
+                <w:i w:val="0"/>
+                <w:sz w:val="18"/>
+              </w:rPr>
+              <w:t>NLS-KT (Cơ bản 1): GV giới thiệu cuốn sổ nhắc việc có hai dạng: sổ giấy và mục nhắc việc trên điện thoại của bố mẹ. GV thao tác mẫu</w:t>
+            </w:r>
+          </w:p>
+          <w:p>
+            <w:pPr>
+              <w:spacing w:after="0"/>
+            </w:pPr>
+            <w:r>
+              <w:rPr>
+                <w:b w:val="0"/>
+                <w:i w:val="0"/>
+                <w:sz w:val="18"/>
+              </w:rPr>
+              <w:t>NLS-AT: Điện thoại giúp hẹn giờ, nhắc việc nhưng cũng là thứ lấy mất nhiều thời gian nhất: HS</w:t>
             </w:r>
           </w:p>
         </w:tc>
@@ -3064,6 +2972,45 @@
               <w:t>KNS: Thói quen sống ngăn nắp, gọn gàng sẽ giúp cho đồ dùng luôn sạch sẽ, khoa học và bền đẹp.</w:t>
             </w:r>
           </w:p>
+          <w:p>
+            <w:pPr>
+              <w:spacing w:after="0"/>
+            </w:pPr>
+            <w:r>
+              <w:rPr>
+                <w:b w:val="0"/>
+                <w:i w:val="0"/>
+                <w:sz w:val="18"/>
+              </w:rPr>
+              <w:t>NLS-KT (Cơ bản 1): GV chiếu ba đoạn quảng cáo đồ chơi, đồ dùng học tập dành cho trẻ em rồi hỏi: quảng cáo hứa điều gì</w:t>
+            </w:r>
+          </w:p>
+          <w:p>
+            <w:pPr>
+              <w:spacing w:after="0"/>
+            </w:pPr>
+            <w:r>
+              <w:rPr>
+                <w:b w:val="0"/>
+                <w:i w:val="0"/>
+                <w:sz w:val="18"/>
+              </w:rPr>
+              <w:t>NLS-AT (Cơ bản 1): GV nêu tình huống trong ứng dụng, trò chơi trên điện thoại thường hiện nút mời mua đồ, mời bấm để nhận quà</w:t>
+            </w:r>
+          </w:p>
+          <w:p>
+            <w:pPr>
+              <w:spacing w:after="0"/>
+            </w:pPr>
+            <w:r>
+              <w:rPr>
+                <w:b w:val="0"/>
+                <w:i w:val="0"/>
+                <w:sz w:val="18"/>
+              </w:rPr>
+              <w:t>NLS-AT: Tuyệt đối không tự bấm nút mua hàng, nạp thẻ</w:t>
+            </w:r>
+          </w:p>
         </w:tc>
         <w:tc>
           <w:tcPr>
@@ -3407,6 +3354,33 @@
                 <w:i w:val="0"/>
                 <w:sz w:val="18"/>
               </w:rPr>
+              <w:t>NLS-KT (Cơ bản 1): GV chiếu ba đoạn quảng cáo đồ chơi, đồ dùng học tập dành cho trẻ em rồi hỏi: quảng cáo hứa điều gì</w:t>
+            </w:r>
+          </w:p>
+          <w:p>
+            <w:pPr>
+              <w:spacing w:after="0"/>
+            </w:pPr>
+            <w:r>
+              <w:rPr>
+                <w:b w:val="0"/>
+                <w:i w:val="0"/>
+                <w:sz w:val="18"/>
+              </w:rPr>
+              <w:t>NLS-AT (Cơ bản 1): GV nêu tình huống trong ứng dụng, trò chơi trên điện thoại thường hiện nút mời mua đồ, mời bấm để nhận quà</w:t>
+            </w:r>
+          </w:p>
+          <w:p>
+            <w:pPr>
+              <w:spacing w:after="0"/>
+            </w:pPr>
+            <w:r>
+              <w:rPr>
+                <w:b w:val="0"/>
+                <w:i w:val="0"/>
+                <w:sz w:val="18"/>
+              </w:rPr>
+              <w:t>NLS-AT: Tuyệt đối không tự bấm nút mua hàng, nạp thẻ</w:t>
             </w:r>
           </w:p>
         </w:tc>
@@ -3752,6 +3726,33 @@
                 <w:i w:val="0"/>
                 <w:sz w:val="18"/>
               </w:rPr>
+              <w:t>NLS-GT (Cơ bản 1): GV chiếu ba mẩu tin nhắn giữa các bạn trong lớp: một tin nhắn rủ bạn cùng học, một tin nhắn chê bai bạn</w:t>
+            </w:r>
+          </w:p>
+          <w:p>
+            <w:pPr>
+              <w:spacing w:after="0"/>
+            </w:pPr>
+            <w:r>
+              <w:rPr>
+                <w:b w:val="0"/>
+                <w:i w:val="0"/>
+                <w:sz w:val="18"/>
+              </w:rPr>
+              <w:t>NLS-AT (Cơ bản 1): GV nêu tình huống có bạn bị cả nhóm bỏ ra ngoài nhóm nhắn tin của lớp. HS thảo luận: bạn ấy sẽ thấy thế nào</w:t>
+            </w:r>
+          </w:p>
+          <w:p>
+            <w:pPr>
+              <w:spacing w:after="0"/>
+            </w:pPr>
+            <w:r>
+              <w:rPr>
+                <w:b w:val="0"/>
+                <w:i w:val="0"/>
+                <w:sz w:val="18"/>
+              </w:rPr>
+              <w:t>NLS-AT: Không lập nhóm để nói xấu hay bỏ rơi một bạn</w:t>
             </w:r>
           </w:p>
         </w:tc>
@@ -4096,6 +4097,33 @@
                 <w:i w:val="0"/>
                 <w:sz w:val="18"/>
               </w:rPr>
+              <w:t>NLS-GT (Cơ bản 1): GV chiếu ba mẩu tin nhắn giữa các bạn trong lớp: một tin nhắn rủ bạn cùng học, một tin nhắn chê bai bạn</w:t>
+            </w:r>
+          </w:p>
+          <w:p>
+            <w:pPr>
+              <w:spacing w:after="0"/>
+            </w:pPr>
+            <w:r>
+              <w:rPr>
+                <w:b w:val="0"/>
+                <w:i w:val="0"/>
+                <w:sz w:val="18"/>
+              </w:rPr>
+              <w:t>NLS-AT (Cơ bản 1): GV nêu tình huống có bạn bị cả nhóm bỏ ra ngoài nhóm nhắn tin của lớp. HS thảo luận: bạn ấy sẽ thấy thế nào</w:t>
+            </w:r>
+          </w:p>
+          <w:p>
+            <w:pPr>
+              <w:spacing w:after="0"/>
+            </w:pPr>
+            <w:r>
+              <w:rPr>
+                <w:b w:val="0"/>
+                <w:i w:val="0"/>
+                <w:sz w:val="18"/>
+              </w:rPr>
+              <w:t>NLS-AT: Không lập nhóm để nói xấu hay bỏ rơi một bạn</w:t>
             </w:r>
           </w:p>
         </w:tc>
@@ -4441,6 +4469,33 @@
                 <w:i w:val="0"/>
                 <w:sz w:val="18"/>
               </w:rPr>
+              <w:t>NLS-ST (Cơ bản 1): GV hướng dẫn cả lớp làm một tấm thiệp số chúc mừng thầy cô: GV mở khung thiệp trên phần mềm trình chiếu</w:t>
+            </w:r>
+          </w:p>
+          <w:p>
+            <w:pPr>
+              <w:spacing w:after="0"/>
+            </w:pPr>
+            <w:r>
+              <w:rPr>
+                <w:b w:val="0"/>
+                <w:i w:val="0"/>
+                <w:sz w:val="18"/>
+              </w:rPr>
+              <w:t>NLS-KT (Cơ bản 1): GV chiếu tư liệu về gương sáng Đội lấy từ trang chính thức của Đội Thiếu niên Tiền phong Hồ Chí Minh: ảnh</w:t>
+            </w:r>
+          </w:p>
+          <w:p>
+            <w:pPr>
+              <w:spacing w:after="0"/>
+            </w:pPr>
+            <w:r>
+              <w:rPr>
+                <w:b w:val="0"/>
+                <w:i w:val="0"/>
+                <w:sz w:val="18"/>
+              </w:rPr>
+              <w:t>NLS-AT: Ảnh lớp, ảnh thầy cô đưa vào thiệp chỉ dùng trong lớp và chỉ gửi khi mọi người</w:t>
             </w:r>
           </w:p>
         </w:tc>
@@ -4785,6 +4840,33 @@
                 <w:i w:val="0"/>
                 <w:sz w:val="18"/>
               </w:rPr>
+              <w:t>NLS-ST (Cơ bản 1): GV hướng dẫn cả lớp làm một tấm thiệp số chúc mừng thầy cô: GV mở khung thiệp trên phần mềm trình chiếu</w:t>
+            </w:r>
+          </w:p>
+          <w:p>
+            <w:pPr>
+              <w:spacing w:after="0"/>
+            </w:pPr>
+            <w:r>
+              <w:rPr>
+                <w:b w:val="0"/>
+                <w:i w:val="0"/>
+                <w:sz w:val="18"/>
+              </w:rPr>
+              <w:t>NLS-KT (Cơ bản 1): GV chiếu tư liệu về gương sáng Đội lấy từ trang chính thức của Đội Thiếu niên Tiền phong Hồ Chí Minh: ảnh</w:t>
+            </w:r>
+          </w:p>
+          <w:p>
+            <w:pPr>
+              <w:spacing w:after="0"/>
+            </w:pPr>
+            <w:r>
+              <w:rPr>
+                <w:b w:val="0"/>
+                <w:i w:val="0"/>
+                <w:sz w:val="18"/>
+              </w:rPr>
+              <w:t>NLS-AT: Ảnh lớp, ảnh thầy cô đưa vào thiệp chỉ dùng trong lớp và chỉ gửi khi mọi người</w:t>
             </w:r>
           </w:p>
         </w:tc>
@@ -5015,19 +5097,6 @@
                 <w:i w:val="0"/>
                 <w:sz w:val="18"/>
               </w:rPr>
-              <w:t>NLS-GT (Cơ bản 1): HS làm quen chia sẻ, trình bày sản phẩm có sử dụng tranh ảnh/thiết bị đơn giản dưới sự hướng dẫn; ứng xử an toàn, lịch sự.</w:t>
-            </w:r>
-          </w:p>
-          <w:p>
-            <w:pPr>
-              <w:spacing w:after="0"/>
-            </w:pPr>
-            <w:r>
-              <w:rPr>
-                <w:b w:val="0"/>
-                <w:i w:val="0"/>
-                <w:sz w:val="18"/>
-              </w:rPr>
               <w:t>KNS: KN tự nhận thức: nhận ra điểm mạnh, điểm cần cố gắng của bản thân.</w:t>
             </w:r>
           </w:p>
@@ -6745,19 +6814,6 @@
               <w:spacing w:after="0"/>
             </w:pPr>
             <w:r/>
-            <w:r>
-              <w:rPr>
-                <w:b w:val="0"/>
-                <w:i w:val="0"/>
-                <w:sz w:val="18"/>
-              </w:rPr>
-              <w:t>NLS-GT (Cơ bản 1): HS làm quen chia sẻ, trình bày sản phẩm có sử dụng tranh ảnh/thiết bị đơn giản dưới sự hướng dẫn; ứng xử an toàn, lịch sự.</w:t>
-            </w:r>
-          </w:p>
-          <w:p>
-            <w:pPr>
-              <w:spacing w:after="0"/>
-            </w:pPr>
             <w:r>
               <w:rPr>
                 <w:b w:val="0"/>
@@ -7248,6 +7304,33 @@
                 <w:i w:val="0"/>
                 <w:sz w:val="18"/>
               </w:rPr>
+              <w:t>NLS-KT (Cơ bản 1): GV chiếu ảnh chụp một hoá đơn tiền điện của gia đình (đã che tên và địa chỉ) và hướng dẫn HS đọc ba dòng: số điện dùng</w:t>
+            </w:r>
+          </w:p>
+          <w:p>
+            <w:pPr>
+              <w:spacing w:after="0"/>
+            </w:pPr>
+            <w:r>
+              <w:rPr>
+                <w:b w:val="0"/>
+                <w:i w:val="0"/>
+                <w:sz w:val="18"/>
+              </w:rPr>
+              <w:t>NLS-GQVĐ (Cơ bản 1): GV cùng HS đi một vòng lớp học liệt kê các thiết bị đang tiêu điện (đèn, quạt, máy chiếu, ti vi</w:t>
+            </w:r>
+          </w:p>
+          <w:p>
+            <w:pPr>
+              <w:spacing w:after="0"/>
+            </w:pPr>
+            <w:r>
+              <w:rPr>
+                <w:b w:val="0"/>
+                <w:i w:val="0"/>
+                <w:sz w:val="18"/>
+              </w:rPr>
+              <w:t>NLS-AT: Sạc điện thoại cắm suốt ngày vừa tốn điện vừa dễ gây cháy nổ</w:t>
             </w:r>
           </w:p>
         </w:tc>
@@ -7593,6 +7676,33 @@
                 <w:i w:val="0"/>
                 <w:sz w:val="18"/>
               </w:rPr>
+              <w:t>NLS-KT (Cơ bản 1): GV chiếu ảnh chụp một hoá đơn tiền điện của gia đình (đã che tên và địa chỉ) và hướng dẫn HS đọc ba dòng: số điện dùng</w:t>
+            </w:r>
+          </w:p>
+          <w:p>
+            <w:pPr>
+              <w:spacing w:after="0"/>
+            </w:pPr>
+            <w:r>
+              <w:rPr>
+                <w:b w:val="0"/>
+                <w:i w:val="0"/>
+                <w:sz w:val="18"/>
+              </w:rPr>
+              <w:t>NLS-GQVĐ (Cơ bản 1): GV cùng HS đi một vòng lớp học liệt kê các thiết bị đang tiêu điện (đèn, quạt, máy chiếu, ti vi</w:t>
+            </w:r>
+          </w:p>
+          <w:p>
+            <w:pPr>
+              <w:spacing w:after="0"/>
+            </w:pPr>
+            <w:r>
+              <w:rPr>
+                <w:b w:val="0"/>
+                <w:i w:val="0"/>
+                <w:sz w:val="18"/>
+              </w:rPr>
+              <w:t>NLS-AT: Sạc điện thoại cắm suốt ngày vừa tốn điện vừa dễ gây cháy nổ</w:t>
             </w:r>
           </w:p>
         </w:tc>
@@ -7823,19 +7933,6 @@
                 <w:i w:val="0"/>
                 <w:sz w:val="18"/>
               </w:rPr>
-              <w:t>NLS-GT (Cơ bản 1): HS làm quen chia sẻ, trình bày sản phẩm có sử dụng tranh ảnh/thiết bị đơn giản dưới sự hướng dẫn; ứng xử an toàn, lịch sự.</w:t>
-            </w:r>
-          </w:p>
-          <w:p>
-            <w:pPr>
-              <w:spacing w:after="0"/>
-            </w:pPr>
-            <w:r>
-              <w:rPr>
-                <w:b w:val="0"/>
-                <w:i w:val="0"/>
-                <w:sz w:val="18"/>
-              </w:rPr>
               <w:t>KNS: KN tự nhận thức: nhận ra điểm mạnh, điểm cần cố gắng của bản thân.</w:t>
             </w:r>
           </w:p>
@@ -8181,19 +8278,6 @@
                 <w:i w:val="0"/>
                 <w:sz w:val="18"/>
               </w:rPr>
-              <w:t>NLS-GT (Cơ bản 1): HS làm quen chia sẻ, trình bày sản phẩm có sử dụng tranh ảnh/thiết bị đơn giản dưới sự hướng dẫn; ứng xử an toàn, lịch sự. — Nội dung tuần 22 chưa có trong nguồn — Tổ CM bổ sung theo SGK.</w:t>
-            </w:r>
-          </w:p>
-          <w:p>
-            <w:pPr>
-              <w:spacing w:after="0"/>
-            </w:pPr>
-            <w:r>
-              <w:rPr>
-                <w:b w:val="0"/>
-                <w:i w:val="0"/>
-                <w:sz w:val="18"/>
-              </w:rPr>
               <w:t>GDĐP: - Kể được tên một món ăn đặc trưng của Nghệ An; - Nêu được nguyên liệu chính của một món ăn đặc trưng của Nghệ An; - Chia sẻ được cảm nhận về một món ăn đặc trưng của Nghệ An; - Thực hành cùng bạn /gia đình làm một món món ăn đặc trưng của Nghệ An.</w:t>
             </w:r>
           </w:p>
@@ -9241,19 +9325,6 @@
                 <w:i w:val="0"/>
                 <w:sz w:val="18"/>
               </w:rPr>
-              <w:t>NLS-GT (Cơ bản 1): HS làm quen chia sẻ, trình bày sản phẩm có sử dụng tranh ảnh/thiết bị đơn giản dưới sự hướng dẫn; ứng xử an toàn, lịch sự.</w:t>
-            </w:r>
-          </w:p>
-          <w:p>
-            <w:pPr>
-              <w:spacing w:after="0"/>
-            </w:pPr>
-            <w:r>
-              <w:rPr>
-                <w:b w:val="0"/>
-                <w:i w:val="0"/>
-                <w:sz w:val="18"/>
-              </w:rPr>
               <w:t>GDĐP: - Kể được tên một số sản phẩm truyền thống, hàng hoá hiện nay của quê hương em; - Giới thiệu được một cách đơn giản về một vài hoạt động sản xuất hoặc tiêu thụ của một trong những sản phẩm trên</w:t>
             </w:r>
           </w:p>
@@ -9382,6 +9453,33 @@
                 <w:i w:val="0"/>
                 <w:sz w:val="18"/>
               </w:rPr>
+              <w:t>NLS-ST (Cơ bản 1): GV cùng HS làm “Cuốn sách ảnh về quê hương em” trên máy: HS mang tới ảnh chụp cảnh đẹp, lễ hội, món ăn</w:t>
+            </w:r>
+          </w:p>
+          <w:p>
+            <w:pPr>
+              <w:spacing w:after="0"/>
+            </w:pPr>
+            <w:r>
+              <w:rPr>
+                <w:b w:val="0"/>
+                <w:i w:val="0"/>
+                <w:sz w:val="18"/>
+              </w:rPr>
+              <w:t>NLS-KT (Cơ bản 1): GV mở bản đồ số chỉ vị trí xã, phường, tỉnh của HS, phóng to cho HS nhận ra con đường, ngôi chợ, dòng sông quen thuộc</w:t>
+            </w:r>
+          </w:p>
+          <w:p>
+            <w:pPr>
+              <w:spacing w:after="0"/>
+            </w:pPr>
+            <w:r>
+              <w:rPr>
+                <w:b w:val="0"/>
+                <w:i w:val="0"/>
+                <w:sz w:val="18"/>
+              </w:rPr>
+              <w:t>NLS-AT: Ảnh gia đình mang tới chỉ dùng trong lớp</w:t>
             </w:r>
           </w:p>
         </w:tc>
@@ -10445,6 +10543,33 @@
                 <w:i w:val="0"/>
                 <w:sz w:val="18"/>
               </w:rPr>
+              <w:t>NLS-ST (Cơ bản 1): GV cùng HS làm “Cuốn sách ảnh về quê hương em” trên máy: HS mang tới ảnh chụp cảnh đẹp, lễ hội, món ăn</w:t>
+            </w:r>
+          </w:p>
+          <w:p>
+            <w:pPr>
+              <w:spacing w:after="0"/>
+            </w:pPr>
+            <w:r>
+              <w:rPr>
+                <w:b w:val="0"/>
+                <w:i w:val="0"/>
+                <w:sz w:val="18"/>
+              </w:rPr>
+              <w:t>NLS-KT (Cơ bản 1): GV mở bản đồ số chỉ vị trí xã, phường, tỉnh của HS, phóng to cho HS nhận ra con đường, ngôi chợ, dòng sông quen thuộc</w:t>
+            </w:r>
+          </w:p>
+          <w:p>
+            <w:pPr>
+              <w:spacing w:after="0"/>
+            </w:pPr>
+            <w:r>
+              <w:rPr>
+                <w:b w:val="0"/>
+                <w:i w:val="0"/>
+                <w:sz w:val="18"/>
+              </w:rPr>
+              <w:t>NLS-AT: Ảnh gia đình mang tới chỉ dùng trong lớp</w:t>
             </w:r>
           </w:p>
         </w:tc>
@@ -10803,6 +10928,33 @@
                 <w:i w:val="0"/>
                 <w:sz w:val="18"/>
               </w:rPr>
+              <w:t>NLS-ST (Cơ bản 1): Đây là chủ đề có sản phẩm thật. GV hướng dẫn cả lớp làm áp phích tuyên truyền bảo vệ môi trường trên máy: HS vẽ tay hoặc</w:t>
+            </w:r>
+          </w:p>
+          <w:p>
+            <w:pPr>
+              <w:spacing w:after="0"/>
+            </w:pPr>
+            <w:r>
+              <w:rPr>
+                <w:b w:val="0"/>
+                <w:i w:val="0"/>
+                <w:sz w:val="18"/>
+              </w:rPr>
+              <w:t>NLS-GT (Cơ bản 1): GV cho HS tập làm tuyên truyền viên nhí: mỗi nhóm nói 3 câu trước lớp về một việc bảo vệ môi trường</w:t>
+            </w:r>
+          </w:p>
+          <w:p>
+            <w:pPr>
+              <w:spacing w:after="0"/>
+            </w:pPr>
+            <w:r>
+              <w:rPr>
+                <w:b w:val="0"/>
+                <w:i w:val="0"/>
+                <w:sz w:val="18"/>
+              </w:rPr>
+              <w:t>NLS-AT: Khẩu hiệu và hình ảnh trong áp phích phải do chính HS làm hoặc lấy từ nguồn cho</w:t>
             </w:r>
           </w:p>
         </w:tc>
@@ -11151,6 +11303,45 @@
               <w:t>GDMT: Môi trường xanh, sạch, đẹp sẽ giúp bảo vệ sức khỏe và cuộc sống của mỗi chúng ta.</w:t>
             </w:r>
           </w:p>
+          <w:p>
+            <w:pPr>
+              <w:spacing w:after="0"/>
+            </w:pPr>
+            <w:r>
+              <w:rPr>
+                <w:b w:val="0"/>
+                <w:i w:val="0"/>
+                <w:sz w:val="18"/>
+              </w:rPr>
+              <w:t>NLS-ST (Cơ bản 1): Đây là chủ đề có sản phẩm thật. GV hướng dẫn cả lớp làm áp phích tuyên truyền bảo vệ môi trường trên máy: HS vẽ tay hoặc</w:t>
+            </w:r>
+          </w:p>
+          <w:p>
+            <w:pPr>
+              <w:spacing w:after="0"/>
+            </w:pPr>
+            <w:r>
+              <w:rPr>
+                <w:b w:val="0"/>
+                <w:i w:val="0"/>
+                <w:sz w:val="18"/>
+              </w:rPr>
+              <w:t>NLS-GT (Cơ bản 1): GV cho HS tập làm tuyên truyền viên nhí: mỗi nhóm nói 3 câu trước lớp về một việc bảo vệ môi trường</w:t>
+            </w:r>
+          </w:p>
+          <w:p>
+            <w:pPr>
+              <w:spacing w:after="0"/>
+            </w:pPr>
+            <w:r>
+              <w:rPr>
+                <w:b w:val="0"/>
+                <w:i w:val="0"/>
+                <w:sz w:val="18"/>
+              </w:rPr>
+              <w:t>NLS-AT: Khẩu hiệu và hình ảnh trong áp phích phải do chính HS làm hoặc lấy từ nguồn cho</w:t>
+            </w:r>
+          </w:p>
         </w:tc>
         <w:tc>
           <w:tcPr>
@@ -11497,6 +11688,45 @@
               <w:t>GDMT: Lớp học xanh, sạch, đẹp giúp mỗi ngày đến lớp luôn vui vẻ và khỏe khoắn.</w:t>
             </w:r>
           </w:p>
+          <w:p>
+            <w:pPr>
+              <w:spacing w:after="0"/>
+            </w:pPr>
+            <w:r>
+              <w:rPr>
+                <w:b w:val="0"/>
+                <w:i w:val="0"/>
+                <w:sz w:val="18"/>
+              </w:rPr>
+              <w:t>NLS-ST (Cơ bản 1): Đây là chủ đề có sản phẩm thật. GV hướng dẫn cả lớp làm áp phích tuyên truyền bảo vệ môi trường trên máy: HS vẽ tay hoặc</w:t>
+            </w:r>
+          </w:p>
+          <w:p>
+            <w:pPr>
+              <w:spacing w:after="0"/>
+            </w:pPr>
+            <w:r>
+              <w:rPr>
+                <w:b w:val="0"/>
+                <w:i w:val="0"/>
+                <w:sz w:val="18"/>
+              </w:rPr>
+              <w:t>NLS-GT (Cơ bản 1): GV cho HS tập làm tuyên truyền viên nhí: mỗi nhóm nói 3 câu trước lớp về một việc bảo vệ môi trường</w:t>
+            </w:r>
+          </w:p>
+          <w:p>
+            <w:pPr>
+              <w:spacing w:after="0"/>
+            </w:pPr>
+            <w:r>
+              <w:rPr>
+                <w:b w:val="0"/>
+                <w:i w:val="0"/>
+                <w:sz w:val="18"/>
+              </w:rPr>
+              <w:t>NLS-AT: Khẩu hiệu và hình ảnh trong áp phích phải do chính HS làm hoặc lấy từ nguồn cho</w:t>
+            </w:r>
+          </w:p>
         </w:tc>
         <w:tc>
           <w:tcPr>
@@ -11725,7 +11955,7 @@
                 <w:i w:val="0"/>
                 <w:sz w:val="18"/>
               </w:rPr>
-              <w:t>NLS-GT (Cơ bản 1): HS làm quen chia sẻ, trình bày sản phẩm có sử dụng tranh ảnh/thiết bị đơn giản dưới sự hướng dẫn; ứng xử an toàn, lịch sự.</w:t>
+              <w:t>QPAN: Giáo dục lòng yêu hoà bình, tình đoàn kết; liên hệ truyền thống chống giặc ngoại xâm, gương dũng cảm của thiếu niên, nhi đồng và Bà mẹ Việt Nam anh hùng.</w:t>
             </w:r>
           </w:p>
           <w:p>
@@ -11738,7 +11968,7 @@
                 <w:i w:val="0"/>
                 <w:sz w:val="18"/>
               </w:rPr>
-              <w:t>QPAN: Giáo dục lòng yêu hoà bình, tình đoàn kết; liên hệ truyền thống chống giặc ngoại xâm, gương dũng cảm của thiếu niên, nhi đồng và Bà mẹ Việt Nam anh hùng.</w:t>
+              <w:t>KNS: KN giao tiếp – hợp tác: làm việc nhóm, chia sẻ và giải quyết bất đồng ôn hoà.</w:t>
             </w:r>
           </w:p>
         </w:tc>
@@ -11856,6 +12086,45 @@
               <w:t>KNS: Nghề nào cũng đáng quý, đáng trân trọng và đem lại lợi ích cho xã hội</w:t>
             </w:r>
           </w:p>
+          <w:p>
+            <w:pPr>
+              <w:spacing w:after="0"/>
+            </w:pPr>
+            <w:r>
+              <w:rPr>
+                <w:b w:val="0"/>
+                <w:i w:val="0"/>
+                <w:sz w:val="18"/>
+              </w:rPr>
+              <w:t>NLS-KT (Cơ bản 1): GV chiếu các đoạn phim ngắn về một ngày làm việc của bác sĩ, cô giáo, người lính cứu hoả, người lái tàu</w:t>
+            </w:r>
+          </w:p>
+          <w:p>
+            <w:pPr>
+              <w:spacing w:after="0"/>
+            </w:pPr>
+            <w:r>
+              <w:rPr>
+                <w:b w:val="0"/>
+                <w:i w:val="0"/>
+                <w:sz w:val="18"/>
+              </w:rPr>
+              <w:t>AI-NB (Cơ bản 1): GV giới thiệu ngắn: ngày nay nhiều nghề có máy móc thông minh giúp sức – máy tự đọc phim chụp giúp bác sĩ</w:t>
+            </w:r>
+          </w:p>
+          <w:p>
+            <w:pPr>
+              <w:spacing w:after="0"/>
+            </w:pPr>
+            <w:r>
+              <w:rPr>
+                <w:b w:val="0"/>
+                <w:i w:val="0"/>
+                <w:sz w:val="18"/>
+              </w:rPr>
+              <w:t>NLS-AT: Clip về nghề nghiệp trên mạng có nhiều clip dàn dựng hoặc gây hiểu sai</w:t>
+            </w:r>
+          </w:p>
         </w:tc>
         <w:tc>
           <w:tcPr>
@@ -12199,6 +12468,33 @@
                 <w:i w:val="0"/>
                 <w:sz w:val="18"/>
               </w:rPr>
+              <w:t>NLS-KT (Cơ bản 1): GV chiếu các đoạn phim ngắn về một ngày làm việc của bác sĩ, cô giáo, người lính cứu hoả, người lái tàu</w:t>
+            </w:r>
+          </w:p>
+          <w:p>
+            <w:pPr>
+              <w:spacing w:after="0"/>
+            </w:pPr>
+            <w:r>
+              <w:rPr>
+                <w:b w:val="0"/>
+                <w:i w:val="0"/>
+                <w:sz w:val="18"/>
+              </w:rPr>
+              <w:t>AI-NB (Cơ bản 1): GV giới thiệu ngắn: ngày nay nhiều nghề có máy móc thông minh giúp sức – máy tự đọc phim chụp giúp bác sĩ</w:t>
+            </w:r>
+          </w:p>
+          <w:p>
+            <w:pPr>
+              <w:spacing w:after="0"/>
+            </w:pPr>
+            <w:r>
+              <w:rPr>
+                <w:b w:val="0"/>
+                <w:i w:val="0"/>
+                <w:sz w:val="18"/>
+              </w:rPr>
+              <w:t>NLS-AT: Clip về nghề nghiệp trên mạng có nhiều clip dàn dựng hoặc gây hiểu sai</w:t>
             </w:r>
           </w:p>
         </w:tc>
@@ -12889,6 +13185,33 @@
                 <w:i w:val="0"/>
                 <w:sz w:val="18"/>
               </w:rPr>
+              <w:t>NLS-ST (Cơ bản 1): GV cùng HS dựng “Hồ sơ trải nghiệm lớp 3” dạng số: GV chụp lại sản phẩm giấy của từng em trong năm (tấm thẻ chân dung</w:t>
+            </w:r>
+          </w:p>
+          <w:p>
+            <w:pPr>
+              <w:spacing w:after="0"/>
+            </w:pPr>
+            <w:r>
+              <w:rPr>
+                <w:b w:val="0"/>
+                <w:i w:val="0"/>
+                <w:sz w:val="18"/>
+              </w:rPr>
+              <w:t>NLS-GT (Cơ bản 1): Trong buổi liên hoan cuối năm, GV chiếu hồ sơ trải nghiệm của cả lớp</w:t>
+            </w:r>
+          </w:p>
+          <w:p>
+            <w:pPr>
+              <w:spacing w:after="0"/>
+            </w:pPr>
+            <w:r>
+              <w:rPr>
+                <w:b w:val="0"/>
+                <w:i w:val="0"/>
+                <w:sz w:val="18"/>
+              </w:rPr>
+              <w:t>NLS-AT: Hồ sơ trải nghiệm có ảnh và sản phẩm của HS nên chỉ chiếu trong lớp và gửi</w:t>
             </w:r>
           </w:p>
         </w:tc>

--- a/assets/docs/lop3/Hoat dong trai nghiem - Lop 3.docx
+++ b/assets/docs/lop3/Hoat dong trai nghiem - Lop 3.docx
@@ -2226,7 +2226,7 @@
                 <w:i w:val="0"/>
                 <w:sz w:val="18"/>
               </w:rPr>
-              <w:t>NLS-GQVĐ (Cơ bản 1): Sau khi HS lập thời gian biểu trên giấy, GV mở đồng hồ hẹn giờ trên điện thoại chiếu lên màn hình và cho cả lớp thử: hẹn</w:t>
+              <w:t>NLS-ST (Cơ bản 1): Ở hoạt động “Thời gian biểu của em”, GV mở sẵn khung thời gian biểu trên máy chia theo buổi sáng, chiều, tối</w:t>
             </w:r>
           </w:p>
           <w:p>
@@ -2239,7 +2239,7 @@
                 <w:i w:val="0"/>
                 <w:sz w:val="18"/>
               </w:rPr>
-              <w:t>NLS-KT (Cơ bản 1): GV giới thiệu cuốn sổ nhắc việc có hai dạng: sổ giấy và mục nhắc việc trên điện thoại của bố mẹ. GV thao tác mẫu</w:t>
+              <w:t>NLS-GQVĐ (Cơ bản 1): GV chiếu hai thời gian biểu mẫu, một cái xếp hợp lí và một cái dồn hết việc vào buổi tối; HS so sánh</w:t>
             </w:r>
           </w:p>
           <w:p>
@@ -2252,7 +2252,7 @@
                 <w:i w:val="0"/>
                 <w:sz w:val="18"/>
               </w:rPr>
-              <w:t>NLS-AT: Điện thoại giúp hẹn giờ, nhắc việc nhưng cũng là thứ lấy mất nhiều thời gian nhất: HS</w:t>
+              <w:t>NLS-AT: Thời gian biểu chỉ ghi việc học và sinh hoạt</w:t>
             </w:r>
           </w:p>
         </w:tc>
@@ -2982,7 +2982,7 @@
                 <w:i w:val="0"/>
                 <w:sz w:val="18"/>
               </w:rPr>
-              <w:t>NLS-KT (Cơ bản 1): GV chiếu ba đoạn quảng cáo đồ chơi, đồ dùng học tập dành cho trẻ em rồi hỏi: quảng cáo hứa điều gì</w:t>
+              <w:t>NLS-KT (Cơ bản 1): Ở chủ đề “Ứng xử với đồ cũ”, GV chiếu ảnh những đồ dùng cũ được sửa</w:t>
             </w:r>
           </w:p>
           <w:p>
@@ -2995,7 +2995,7 @@
                 <w:i w:val="0"/>
                 <w:sz w:val="18"/>
               </w:rPr>
-              <w:t>NLS-AT (Cơ bản 1): GV nêu tình huống trong ứng dụng, trò chơi trên điện thoại thường hiện nút mời mua đồ, mời bấm để nhận quà</w:t>
+              <w:t>NLS-ST (Cơ bản 1): Sau khi mỗi nhóm làm một sản phẩm từ đồ cũ, GV chụp ảnh và chiếu thành trang trưng bày của lớp</w:t>
             </w:r>
           </w:p>
           <w:p>
@@ -3008,7 +3008,7 @@
                 <w:i w:val="0"/>
                 <w:sz w:val="18"/>
               </w:rPr>
-              <w:t>NLS-AT: Tuyệt đối không tự bấm nút mua hàng, nạp thẻ</w:t>
+              <w:t>NLS-AT: GV chỉ chụp sản phẩm, không chụp mặt HS; khi làm đồ tái sử dụng</w:t>
             </w:r>
           </w:p>
         </w:tc>
@@ -3726,7 +3726,7 @@
                 <w:i w:val="0"/>
                 <w:sz w:val="18"/>
               </w:rPr>
-              <w:t>NLS-GT (Cơ bản 1): GV chiếu ba mẩu tin nhắn giữa các bạn trong lớp: một tin nhắn rủ bạn cùng học, một tin nhắn chê bai bạn</w:t>
+              <w:t>NLS-ST (Cơ bản 1): Ở chủ đề “Lớp học của em”, HS vẽ hoặc làm mô hình góc trang trí lớp</w:t>
             </w:r>
           </w:p>
           <w:p>
@@ -3739,7 +3739,7 @@
                 <w:i w:val="0"/>
                 <w:sz w:val="18"/>
               </w:rPr>
-              <w:t>NLS-AT (Cơ bản 1): GV nêu tình huống có bạn bị cả nhóm bỏ ra ngoài nhóm nhắn tin của lớp. HS thảo luận: bạn ấy sẽ thấy thế nào</w:t>
+              <w:t>NLS-GT (Cơ bản 1): GV chiếu bảng phân công việc trang trí lớp và gõ tên nhóm nhận từng việc</w:t>
             </w:r>
           </w:p>
           <w:p>
@@ -3752,7 +3752,7 @@
                 <w:i w:val="0"/>
                 <w:sz w:val="18"/>
               </w:rPr>
-              <w:t>NLS-AT: Không lập nhóm để nói xấu hay bỏ rơi một bạn</w:t>
+              <w:t>NLS-AT: GV chỉ chụp sản phẩm, không chụp mặt HS; khi trang trí lớp</w:t>
             </w:r>
           </w:p>
         </w:tc>
@@ -4469,7 +4469,7 @@
                 <w:i w:val="0"/>
                 <w:sz w:val="18"/>
               </w:rPr>
-              <w:t>NLS-ST (Cơ bản 1): GV hướng dẫn cả lớp làm một tấm thiệp số chúc mừng thầy cô: GV mở khung thiệp trên phần mềm trình chiếu</w:t>
+              <w:t>NLS-KT (Cơ bản 1): Ở chủ đề “Phấn đấu trở thành đội viên”, GV chiếu ảnh lễ kết nạp đội viên của trường, hình khăn quàng</w:t>
             </w:r>
           </w:p>
           <w:p>
@@ -4482,7 +4482,7 @@
                 <w:i w:val="0"/>
                 <w:sz w:val="18"/>
               </w:rPr>
-              <w:t>NLS-KT (Cơ bản 1): GV chiếu tư liệu về gương sáng Đội lấy từ trang chính thức của Đội Thiếu niên Tiền phong Hồ Chí Minh: ảnh</w:t>
+              <w:t>NLS-GT (Cơ bản 1): GV gõ lên màn hình những việc HS sẽ làm để phấn đấu, thành bảng chung theo từng tiêu chuẩn; cả lớp cùng đọc lại</w:t>
             </w:r>
           </w:p>
           <w:p>
@@ -4495,7 +4495,7 @@
                 <w:i w:val="0"/>
                 <w:sz w:val="18"/>
               </w:rPr>
-              <w:t>NLS-AT: Ảnh lớp, ảnh thầy cô đưa vào thiệp chỉ dùng trong lớp và chỉ gửi khi mọi người</w:t>
+              <w:t>NLS-AT: Ảnh lễ kết nạp chỉ dùng ảnh nhà trường cho phép</w:t>
             </w:r>
           </w:p>
         </w:tc>
@@ -5212,6 +5212,33 @@
                 <w:i w:val="0"/>
                 <w:sz w:val="18"/>
               </w:rPr>
+              <w:t>NLS-KT (Cơ bản 1): Ở chủ đề “Tự sắp xếp đồ dùng ngăn nắp”, GV chiếu cặp ảnh một góc học tập bừa bộn và một góc được phân loại theo nhóm</w:t>
+            </w:r>
+          </w:p>
+          <w:p>
+            <w:pPr>
+              <w:spacing w:after="0"/>
+            </w:pPr>
+            <w:r>
+              <w:rPr>
+                <w:b w:val="0"/>
+                <w:i w:val="0"/>
+                <w:sz w:val="18"/>
+              </w:rPr>
+              <w:t>NLS-ST (Cơ bản 1): HS sắp xếp lại cặp sách hoặc ngăn bàn, GV chụp ảnh trước và sau rồi chiếu lên màn hình</w:t>
+            </w:r>
+          </w:p>
+          <w:p>
+            <w:pPr>
+              <w:spacing w:after="0"/>
+            </w:pPr>
+            <w:r>
+              <w:rPr>
+                <w:b w:val="0"/>
+                <w:i w:val="0"/>
+                <w:sz w:val="18"/>
+              </w:rPr>
+              <w:t>NLS-AT: GV chỉ chụp cặp sách, ngăn bàn, không chụp mặt HS</w:t>
             </w:r>
           </w:p>
         </w:tc>
@@ -5557,6 +5584,33 @@
                 <w:i w:val="0"/>
                 <w:sz w:val="18"/>
               </w:rPr>
+              <w:t>NLS-ST (Cơ bản 1): Ở chủ đề “Góc học tập đáng yêu”, HS vẽ hoặc làm mô hình góc học tập mơ ước</w:t>
+            </w:r>
+          </w:p>
+          <w:p>
+            <w:pPr>
+              <w:spacing w:after="0"/>
+            </w:pPr>
+            <w:r>
+              <w:rPr>
+                <w:b w:val="0"/>
+                <w:i w:val="0"/>
+                <w:sz w:val="18"/>
+              </w:rPr>
+              <w:t>NLS-KT (Cơ bản 1): GV chiếu vài ảnh góc học tập có ánh sáng tốt và góc thiếu sáng, bàn ghế đúng và sai tầm</w:t>
+            </w:r>
+          </w:p>
+          <w:p>
+            <w:pPr>
+              <w:spacing w:after="0"/>
+            </w:pPr>
+            <w:r>
+              <w:rPr>
+                <w:b w:val="0"/>
+                <w:i w:val="0"/>
+                <w:sz w:val="18"/>
+              </w:rPr>
+              <w:t>NLS-AT: GV chỉ chụp sản phẩm, không chụp mặt HS; khi kê lại bàn ghế ở nhà</w:t>
             </w:r>
           </w:p>
         </w:tc>

--- a/assets/docs/lop3/Hoat dong trai nghiem - Lop 3.docx
+++ b/assets/docs/lop3/Hoat dong trai nghiem - Lop 3.docx
@@ -738,33 +738,7 @@
                 <w:i w:val="0"/>
                 <w:sz w:val="18"/>
               </w:rPr>
-              <w:t>NLS-ST (Cơ bản 1): Trong “Hoạt động giáo dục theo chủ đề: Chân dung em”, GV chụp ảnh sản phẩm tạo hình gương mặt vui nhộn của HS làm từ lá cây</w:t>
-            </w:r>
-          </w:p>
-          <w:p>
-            <w:pPr>
-              <w:spacing w:after="0"/>
-            </w:pPr>
-            <w:r>
-              <w:rPr>
-                <w:b w:val="0"/>
-                <w:i w:val="0"/>
-                <w:sz w:val="18"/>
-              </w:rPr>
-              <w:t>NLS-AT (Cơ bản 1): GV đưa các mẩu thông tin và cho HS xếp vào hai rổ kể được cho bạn và giữ riêng cho mình: nét riêng trên gương mặt</w:t>
-            </w:r>
-          </w:p>
-          <w:p>
-            <w:pPr>
-              <w:spacing w:after="0"/>
-            </w:pPr>
-            <w:r>
-              <w:rPr>
-                <w:b w:val="0"/>
-                <w:i w:val="0"/>
-                <w:sz w:val="18"/>
-              </w:rPr>
-              <w:t>NLS-AT: Khi giới thiệu về mình, HS chỉ nói sở thích và điều mình làm tốt; địa chỉ nhà</w:t>
+              <w:t>NLS-ST (Cơ bản 1): Trong “Hoạt động giáo dục theo chủ đề: Chân dung em”, GV chụp ảnh sản phẩm tạo hình gương mặt vui nhộn.</w:t>
             </w:r>
           </w:p>
         </w:tc>
@@ -1110,33 +1084,7 @@
                 <w:i w:val="0"/>
                 <w:sz w:val="18"/>
               </w:rPr>
-              <w:t>NLS-ST (Cơ bản 1): Trong “Hoạt động giáo dục theo chủ đề: Sở thích của em”, GV chụp ảnh bông hoa sở thích và sản phẩm tạo hình từ lá cây</w:t>
-            </w:r>
-          </w:p>
-          <w:p>
-            <w:pPr>
-              <w:spacing w:after="0"/>
-            </w:pPr>
-            <w:r>
-              <w:rPr>
-                <w:b w:val="0"/>
-                <w:i w:val="0"/>
-                <w:sz w:val="18"/>
-              </w:rPr>
-              <w:t>NLS-AT (Cơ bản 1): GV đưa các mẩu thông tin và cho HS xếp vào hai rổ kể được cho bạn và giữ riêng cho mình: sở thích, môn học yêu thích</w:t>
-            </w:r>
-          </w:p>
-          <w:p>
-            <w:pPr>
-              <w:spacing w:after="0"/>
-            </w:pPr>
-            <w:r>
-              <w:rPr>
-                <w:b w:val="0"/>
-                <w:i w:val="0"/>
-                <w:sz w:val="18"/>
-              </w:rPr>
-              <w:t>NLS-AT: Khi giới thiệu về mình, HS chỉ nói sở thích và điều mình làm tốt; địa chỉ nhà</w:t>
+              <w:t>NLS-AT (Cơ bản 1): Đưa các mẩu thông tin và cho HS xếp vào hai rổ kể được cho bạn.</w:t>
             </w:r>
           </w:p>
         </w:tc>
@@ -1482,33 +1430,7 @@
                 <w:i w:val="0"/>
                 <w:sz w:val="18"/>
               </w:rPr>
-              <w:t>NLS-ST (Cơ bản 1): Ở hoạt động “Ngôi sao của tôi, ngôi sao của bạn”, GV mở sẵn khung tấm thẻ trên phần mềm trình chiếu</w:t>
-            </w:r>
-          </w:p>
-          <w:p>
-            <w:pPr>
-              <w:spacing w:after="0"/>
-            </w:pPr>
-            <w:r>
-              <w:rPr>
-                <w:b w:val="0"/>
-                <w:i w:val="0"/>
-                <w:sz w:val="18"/>
-              </w:rPr>
-              <w:t>NLS-GT (Cơ bản 1): Khi các bạn kết nhóm theo sở thích, GV chiếu bảng nhóm trên màn hình và ghi tên từng nhóm cùng sản phẩm nhóm định làm</w:t>
-            </w:r>
-          </w:p>
-          <w:p>
-            <w:pPr>
-              <w:spacing w:after="0"/>
-            </w:pPr>
-            <w:r>
-              <w:rPr>
-                <w:b w:val="0"/>
-                <w:i w:val="0"/>
-                <w:sz w:val="18"/>
-              </w:rPr>
-              <w:t>NLS-AT: Tấm thẻ chỉ ghi sở thích và việc em làm tốt</w:t>
+              <w:t>NLS-ST (Cơ bản 1): Ở hoạt động “Ngôi sao của tôi, ngôi sao của bạn”, GV mở sẵn khung tấm thẻ trên phần mềm trình chiếu.</w:t>
             </w:r>
           </w:p>
         </w:tc>
@@ -1854,33 +1776,7 @@
                 <w:i w:val="0"/>
                 <w:sz w:val="18"/>
               </w:rPr>
-              <w:t>NLS-ST (Cơ bản 1): GV mở sẵn khung “Tấm thẻ của tôi” trên phần mềm trình chiếu; từng HS đọc ba điều về mình (một nét riêng, một sở thích</w:t>
-            </w:r>
-          </w:p>
-          <w:p>
-            <w:pPr>
-              <w:spacing w:after="0"/>
-            </w:pPr>
-            <w:r>
-              <w:rPr>
-                <w:b w:val="0"/>
-                <w:i w:val="0"/>
-                <w:sz w:val="18"/>
-              </w:rPr>
-              <w:t>NLS-AT (Cơ bản 1): GV đưa 8 mẩu thông tin và cho HS xếp vào hai rổ “kể được cho bạn” và “giữ riêng cho mình”: sở thích, môn học yêu thích</w:t>
-            </w:r>
-          </w:p>
-          <w:p>
-            <w:pPr>
-              <w:spacing w:after="0"/>
-            </w:pPr>
-            <w:r>
-              <w:rPr>
-                <w:b w:val="0"/>
-                <w:i w:val="0"/>
-                <w:sz w:val="18"/>
-              </w:rPr>
-              <w:t>NLS-AT: Khi giới thiệu về mình, HS chỉ nói sở thích và điều mình làm tốt; địa chỉ nhà</w:t>
+              <w:t>NLS-AT (Cơ bản 1): Đưa 8 mẩu thông tin và cho HS xếp vào hai rổ “kể được cho bạn” và “giữ riêng cho mình”.</w:t>
             </w:r>
           </w:p>
         </w:tc>
@@ -2226,33 +2122,7 @@
                 <w:i w:val="0"/>
                 <w:sz w:val="18"/>
               </w:rPr>
-              <w:t>NLS-ST (Cơ bản 1): Ở hoạt động “Thời gian biểu của em”, GV mở sẵn khung thời gian biểu trên máy chia theo buổi sáng, chiều, tối</w:t>
-            </w:r>
-          </w:p>
-          <w:p>
-            <w:pPr>
-              <w:spacing w:after="0"/>
-            </w:pPr>
-            <w:r>
-              <w:rPr>
-                <w:b w:val="0"/>
-                <w:i w:val="0"/>
-                <w:sz w:val="18"/>
-              </w:rPr>
-              <w:t>NLS-GQVĐ (Cơ bản 1): GV chiếu hai thời gian biểu mẫu, một cái xếp hợp lí và một cái dồn hết việc vào buổi tối; HS so sánh</w:t>
-            </w:r>
-          </w:p>
-          <w:p>
-            <w:pPr>
-              <w:spacing w:after="0"/>
-            </w:pPr>
-            <w:r>
-              <w:rPr>
-                <w:b w:val="0"/>
-                <w:i w:val="0"/>
-                <w:sz w:val="18"/>
-              </w:rPr>
-              <w:t>NLS-AT: Thời gian biểu chỉ ghi việc học và sinh hoạt</w:t>
+              <w:t>NLS-ST (Cơ bản 1): Ở hoạt động “Thời gian biểu của em”, GV mở sẵn khung thời gian biểu trên máy chia theo buổi sáng, chiều.</w:t>
             </w:r>
           </w:p>
         </w:tc>
@@ -2598,33 +2468,7 @@
                 <w:i w:val="0"/>
                 <w:sz w:val="18"/>
               </w:rPr>
-              <w:t>NLS-GQVĐ (Cơ bản 1): Sau khi HS lập thời gian biểu trên giấy, GV mở đồng hồ hẹn giờ trên điện thoại chiếu lên màn hình và cho cả lớp thử: hẹn</w:t>
-            </w:r>
-          </w:p>
-          <w:p>
-            <w:pPr>
-              <w:spacing w:after="0"/>
-            </w:pPr>
-            <w:r>
-              <w:rPr>
-                <w:b w:val="0"/>
-                <w:i w:val="0"/>
-                <w:sz w:val="18"/>
-              </w:rPr>
-              <w:t>NLS-KT (Cơ bản 1): GV giới thiệu cuốn sổ nhắc việc có hai dạng: sổ giấy và mục nhắc việc trên điện thoại của bố mẹ. GV thao tác mẫu</w:t>
-            </w:r>
-          </w:p>
-          <w:p>
-            <w:pPr>
-              <w:spacing w:after="0"/>
-            </w:pPr>
-            <w:r>
-              <w:rPr>
-                <w:b w:val="0"/>
-                <w:i w:val="0"/>
-                <w:sz w:val="18"/>
-              </w:rPr>
-              <w:t>NLS-AT: Điện thoại giúp hẹn giờ, nhắc việc nhưng cũng là thứ lấy mất nhiều thời gian nhất: HS</w:t>
+              <w:t>NLS-GQVĐ (Cơ bản 1): Sau khi HS lập thời gian biểu trên giấy, GV mở đồng hồ hẹn giờ trên điện thoại chiếu lên màn hình.</w:t>
             </w:r>
           </w:p>
         </w:tc>
@@ -2982,33 +2826,7 @@
                 <w:i w:val="0"/>
                 <w:sz w:val="18"/>
               </w:rPr>
-              <w:t>NLS-KT (Cơ bản 1): Ở chủ đề “Ứng xử với đồ cũ”, GV chiếu ảnh những đồ dùng cũ được sửa</w:t>
-            </w:r>
-          </w:p>
-          <w:p>
-            <w:pPr>
-              <w:spacing w:after="0"/>
-            </w:pPr>
-            <w:r>
-              <w:rPr>
-                <w:b w:val="0"/>
-                <w:i w:val="0"/>
-                <w:sz w:val="18"/>
-              </w:rPr>
-              <w:t>NLS-ST (Cơ bản 1): Sau khi mỗi nhóm làm một sản phẩm từ đồ cũ, GV chụp ảnh và chiếu thành trang trưng bày của lớp</w:t>
-            </w:r>
-          </w:p>
-          <w:p>
-            <w:pPr>
-              <w:spacing w:after="0"/>
-            </w:pPr>
-            <w:r>
-              <w:rPr>
-                <w:b w:val="0"/>
-                <w:i w:val="0"/>
-                <w:sz w:val="18"/>
-              </w:rPr>
-              <w:t>NLS-AT: GV chỉ chụp sản phẩm, không chụp mặt HS; khi làm đồ tái sử dụng</w:t>
+              <w:t>NLS-KT (Cơ bản 1): Ở chủ đề “Ứng xử với đồ cũ”, GV chiếu ảnh những đồ dùng cũ được sửa, được tái sử dụng thành.</w:t>
             </w:r>
           </w:p>
         </w:tc>
@@ -3354,33 +3172,7 @@
                 <w:i w:val="0"/>
                 <w:sz w:val="18"/>
               </w:rPr>
-              <w:t>NLS-KT (Cơ bản 1): GV chiếu ba đoạn quảng cáo đồ chơi, đồ dùng học tập dành cho trẻ em rồi hỏi: quảng cáo hứa điều gì</w:t>
-            </w:r>
-          </w:p>
-          <w:p>
-            <w:pPr>
-              <w:spacing w:after="0"/>
-            </w:pPr>
-            <w:r>
-              <w:rPr>
-                <w:b w:val="0"/>
-                <w:i w:val="0"/>
-                <w:sz w:val="18"/>
-              </w:rPr>
-              <w:t>NLS-AT (Cơ bản 1): GV nêu tình huống trong ứng dụng, trò chơi trên điện thoại thường hiện nút mời mua đồ, mời bấm để nhận quà</w:t>
-            </w:r>
-          </w:p>
-          <w:p>
-            <w:pPr>
-              <w:spacing w:after="0"/>
-            </w:pPr>
-            <w:r>
-              <w:rPr>
-                <w:b w:val="0"/>
-                <w:i w:val="0"/>
-                <w:sz w:val="18"/>
-              </w:rPr>
-              <w:t>NLS-AT: Tuyệt đối không tự bấm nút mua hàng, nạp thẻ</w:t>
+              <w:t>NLS-AT (Cơ bản 1): Nêu tình huống trong ứng dụng, trò chơi trên điện thoại thường hiện nút mời mua đồ, mời bấm.</w:t>
             </w:r>
           </w:p>
         </w:tc>
@@ -3726,33 +3518,7 @@
                 <w:i w:val="0"/>
                 <w:sz w:val="18"/>
               </w:rPr>
-              <w:t>NLS-ST (Cơ bản 1): Ở chủ đề “Lớp học của em”, HS vẽ hoặc làm mô hình góc trang trí lớp</w:t>
-            </w:r>
-          </w:p>
-          <w:p>
-            <w:pPr>
-              <w:spacing w:after="0"/>
-            </w:pPr>
-            <w:r>
-              <w:rPr>
-                <w:b w:val="0"/>
-                <w:i w:val="0"/>
-                <w:sz w:val="18"/>
-              </w:rPr>
-              <w:t>NLS-GT (Cơ bản 1): GV chiếu bảng phân công việc trang trí lớp và gõ tên nhóm nhận từng việc</w:t>
-            </w:r>
-          </w:p>
-          <w:p>
-            <w:pPr>
-              <w:spacing w:after="0"/>
-            </w:pPr>
-            <w:r>
-              <w:rPr>
-                <w:b w:val="0"/>
-                <w:i w:val="0"/>
-                <w:sz w:val="18"/>
-              </w:rPr>
-              <w:t>NLS-AT: GV chỉ chụp sản phẩm, không chụp mặt HS; khi trang trí lớp</w:t>
+              <w:t>NLS-ST (Cơ bản 1): Ở chủ đề “Lớp học của em”, HS vẽ hoặc làm mô hình góc trang trí lớp; GV chụp ảnh sản phẩm.</w:t>
             </w:r>
           </w:p>
         </w:tc>
@@ -4097,33 +3863,7 @@
                 <w:i w:val="0"/>
                 <w:sz w:val="18"/>
               </w:rPr>
-              <w:t>NLS-GT (Cơ bản 1): GV chiếu ba mẩu tin nhắn giữa các bạn trong lớp: một tin nhắn rủ bạn cùng học, một tin nhắn chê bai bạn</w:t>
-            </w:r>
-          </w:p>
-          <w:p>
-            <w:pPr>
-              <w:spacing w:after="0"/>
-            </w:pPr>
-            <w:r>
-              <w:rPr>
-                <w:b w:val="0"/>
-                <w:i w:val="0"/>
-                <w:sz w:val="18"/>
-              </w:rPr>
-              <w:t>NLS-AT (Cơ bản 1): GV nêu tình huống có bạn bị cả nhóm bỏ ra ngoài nhóm nhắn tin của lớp. HS thảo luận: bạn ấy sẽ thấy thế nào</w:t>
-            </w:r>
-          </w:p>
-          <w:p>
-            <w:pPr>
-              <w:spacing w:after="0"/>
-            </w:pPr>
-            <w:r>
-              <w:rPr>
-                <w:b w:val="0"/>
-                <w:i w:val="0"/>
-                <w:sz w:val="18"/>
-              </w:rPr>
-              <w:t>NLS-AT: Không lập nhóm để nói xấu hay bỏ rơi một bạn</w:t>
+              <w:t>NLS-GT (Cơ bản 1): Chiếu ba mẩu tin nhắn giữa các bạn trong lớp.</w:t>
             </w:r>
           </w:p>
         </w:tc>
@@ -4469,33 +4209,7 @@
                 <w:i w:val="0"/>
                 <w:sz w:val="18"/>
               </w:rPr>
-              <w:t>NLS-KT (Cơ bản 1): Ở chủ đề “Phấn đấu trở thành đội viên”, GV chiếu ảnh lễ kết nạp đội viên của trường, hình khăn quàng</w:t>
-            </w:r>
-          </w:p>
-          <w:p>
-            <w:pPr>
-              <w:spacing w:after="0"/>
-            </w:pPr>
-            <w:r>
-              <w:rPr>
-                <w:b w:val="0"/>
-                <w:i w:val="0"/>
-                <w:sz w:val="18"/>
-              </w:rPr>
-              <w:t>NLS-GT (Cơ bản 1): GV gõ lên màn hình những việc HS sẽ làm để phấn đấu, thành bảng chung theo từng tiêu chuẩn; cả lớp cùng đọc lại</w:t>
-            </w:r>
-          </w:p>
-          <w:p>
-            <w:pPr>
-              <w:spacing w:after="0"/>
-            </w:pPr>
-            <w:r>
-              <w:rPr>
-                <w:b w:val="0"/>
-                <w:i w:val="0"/>
-                <w:sz w:val="18"/>
-              </w:rPr>
-              <w:t>NLS-AT: Ảnh lễ kết nạp chỉ dùng ảnh nhà trường cho phép</w:t>
+              <w:t>NLS-KT (Cơ bản 1): Ở chủ đề “Phấn đấu trở thành đội viên”, GV chiếu ảnh lễ kết nạp đội viên của trường, hình khăn quàng.</w:t>
             </w:r>
           </w:p>
         </w:tc>
@@ -4840,33 +4554,7 @@
                 <w:i w:val="0"/>
                 <w:sz w:val="18"/>
               </w:rPr>
-              <w:t>NLS-ST (Cơ bản 1): GV hướng dẫn cả lớp làm một tấm thiệp số chúc mừng thầy cô: GV mở khung thiệp trên phần mềm trình chiếu</w:t>
-            </w:r>
-          </w:p>
-          <w:p>
-            <w:pPr>
-              <w:spacing w:after="0"/>
-            </w:pPr>
-            <w:r>
-              <w:rPr>
-                <w:b w:val="0"/>
-                <w:i w:val="0"/>
-                <w:sz w:val="18"/>
-              </w:rPr>
-              <w:t>NLS-KT (Cơ bản 1): GV chiếu tư liệu về gương sáng Đội lấy từ trang chính thức của Đội Thiếu niên Tiền phong Hồ Chí Minh: ảnh</w:t>
-            </w:r>
-          </w:p>
-          <w:p>
-            <w:pPr>
-              <w:spacing w:after="0"/>
-            </w:pPr>
-            <w:r>
-              <w:rPr>
-                <w:b w:val="0"/>
-                <w:i w:val="0"/>
-                <w:sz w:val="18"/>
-              </w:rPr>
-              <w:t>NLS-AT: Ảnh lớp, ảnh thầy cô đưa vào thiệp chỉ dùng trong lớp và chỉ gửi khi mọi người</w:t>
+              <w:t>NLS-ST (Cơ bản 1): Hướng dẫn cả lớp làm một tấm thiệp số chúc mừng thầy cô.</w:t>
             </w:r>
           </w:p>
         </w:tc>
@@ -5212,33 +4900,7 @@
                 <w:i w:val="0"/>
                 <w:sz w:val="18"/>
               </w:rPr>
-              <w:t>NLS-KT (Cơ bản 1): Ở chủ đề “Tự sắp xếp đồ dùng ngăn nắp”, GV chiếu cặp ảnh một góc học tập bừa bộn và một góc được phân loại theo nhóm</w:t>
-            </w:r>
-          </w:p>
-          <w:p>
-            <w:pPr>
-              <w:spacing w:after="0"/>
-            </w:pPr>
-            <w:r>
-              <w:rPr>
-                <w:b w:val="0"/>
-                <w:i w:val="0"/>
-                <w:sz w:val="18"/>
-              </w:rPr>
-              <w:t>NLS-ST (Cơ bản 1): HS sắp xếp lại cặp sách hoặc ngăn bàn, GV chụp ảnh trước và sau rồi chiếu lên màn hình</w:t>
-            </w:r>
-          </w:p>
-          <w:p>
-            <w:pPr>
-              <w:spacing w:after="0"/>
-            </w:pPr>
-            <w:r>
-              <w:rPr>
-                <w:b w:val="0"/>
-                <w:i w:val="0"/>
-                <w:sz w:val="18"/>
-              </w:rPr>
-              <w:t>NLS-AT: GV chỉ chụp cặp sách, ngăn bàn, không chụp mặt HS</w:t>
+              <w:t>NLS-KT (Cơ bản 1): Ở chủ đề “Tự sắp xếp đồ dùng ngăn nắp”, GV chiếu cặp ảnh một góc học tập bừa bộn.</w:t>
             </w:r>
           </w:p>
         </w:tc>
@@ -5584,33 +5246,7 @@
                 <w:i w:val="0"/>
                 <w:sz w:val="18"/>
               </w:rPr>
-              <w:t>NLS-ST (Cơ bản 1): Ở chủ đề “Góc học tập đáng yêu”, HS vẽ hoặc làm mô hình góc học tập mơ ước</w:t>
-            </w:r>
-          </w:p>
-          <w:p>
-            <w:pPr>
-              <w:spacing w:after="0"/>
-            </w:pPr>
-            <w:r>
-              <w:rPr>
-                <w:b w:val="0"/>
-                <w:i w:val="0"/>
-                <w:sz w:val="18"/>
-              </w:rPr>
-              <w:t>NLS-KT (Cơ bản 1): GV chiếu vài ảnh góc học tập có ánh sáng tốt và góc thiếu sáng, bàn ghế đúng và sai tầm</w:t>
-            </w:r>
-          </w:p>
-          <w:p>
-            <w:pPr>
-              <w:spacing w:after="0"/>
-            </w:pPr>
-            <w:r>
-              <w:rPr>
-                <w:b w:val="0"/>
-                <w:i w:val="0"/>
-                <w:sz w:val="18"/>
-              </w:rPr>
-              <w:t>NLS-AT: GV chỉ chụp sản phẩm, không chụp mặt HS; khi kê lại bàn ghế ở nhà</w:t>
+              <w:t>NLS-ST (Cơ bản 1): Ở chủ đề “Góc học tập đáng yêu”, HS vẽ hoặc làm mô hình góc học tập mơ ước; GV chụp ảnh.</w:t>
             </w:r>
           </w:p>
         </w:tc>
@@ -5956,6 +5592,7 @@
                 <w:i w:val="0"/>
                 <w:sz w:val="18"/>
               </w:rPr>
+              <w:t>NLS-KT (Cơ bản 1): Ở hoạt động Khám phá chủ đề “Nhà là tổ ấm”, GV chiếu bộ ảnh các góc quen thuộc trong nhà.</w:t>
             </w:r>
           </w:p>
         </w:tc>
@@ -6300,6 +5937,7 @@
                 <w:i w:val="0"/>
                 <w:sz w:val="18"/>
               </w:rPr>
+              <w:t>NLS-GT (Cơ bản 1): Ở hoạt động Luyện tập, GV chiếu bảng chung “Dụng cụ – Việc dùng để làm – Lưu ý khi dùng”.</w:t>
             </w:r>
           </w:p>
         </w:tc>
@@ -6644,6 +6282,7 @@
                 <w:i w:val="0"/>
                 <w:sz w:val="18"/>
               </w:rPr>
+              <w:t>NLS-KT (Cơ bản 1): Ở hoạt động Khám phá chủ đề “Đồ dùng của người thân”, GV chiếu bộ ảnh những đồ dùng quen thuộc của.</w:t>
             </w:r>
           </w:p>
         </w:tc>
@@ -6989,6 +6628,7 @@
                 <w:i w:val="0"/>
                 <w:sz w:val="18"/>
               </w:rPr>
+              <w:t>NLS-ST (Cơ bản 1): Ở hoạt động Viết lá thư tri ân, GV chiếu mẫu bưu thiếp trên máy tính lớp.</w:t>
             </w:r>
           </w:p>
         </w:tc>
@@ -7358,33 +6998,7 @@
                 <w:i w:val="0"/>
                 <w:sz w:val="18"/>
               </w:rPr>
-              <w:t>NLS-KT (Cơ bản 1): GV chiếu ảnh chụp một hoá đơn tiền điện của gia đình (đã che tên và địa chỉ) và hướng dẫn HS đọc ba dòng: số điện dùng</w:t>
-            </w:r>
-          </w:p>
-          <w:p>
-            <w:pPr>
-              <w:spacing w:after="0"/>
-            </w:pPr>
-            <w:r>
-              <w:rPr>
-                <w:b w:val="0"/>
-                <w:i w:val="0"/>
-                <w:sz w:val="18"/>
-              </w:rPr>
-              <w:t>NLS-GQVĐ (Cơ bản 1): GV cùng HS đi một vòng lớp học liệt kê các thiết bị đang tiêu điện (đèn, quạt, máy chiếu, ti vi</w:t>
-            </w:r>
-          </w:p>
-          <w:p>
-            <w:pPr>
-              <w:spacing w:after="0"/>
-            </w:pPr>
-            <w:r>
-              <w:rPr>
-                <w:b w:val="0"/>
-                <w:i w:val="0"/>
-                <w:sz w:val="18"/>
-              </w:rPr>
-              <w:t>NLS-AT: Sạc điện thoại cắm suốt ngày vừa tốn điện vừa dễ gây cháy nổ</w:t>
+              <w:t>NLS-KT (Cơ bản 1): Ở hoạt động Khám phá chủ đề “Lao động và thu nhập gia đình”, GV chiếu bộ ảnh các nghề quen thuộc ở địa phương.</w:t>
             </w:r>
           </w:p>
         </w:tc>
@@ -7730,33 +7344,7 @@
                 <w:i w:val="0"/>
                 <w:sz w:val="18"/>
               </w:rPr>
-              <w:t>NLS-KT (Cơ bản 1): GV chiếu ảnh chụp một hoá đơn tiền điện của gia đình (đã che tên và địa chỉ) và hướng dẫn HS đọc ba dòng: số điện dùng</w:t>
-            </w:r>
-          </w:p>
-          <w:p>
-            <w:pPr>
-              <w:spacing w:after="0"/>
-            </w:pPr>
-            <w:r>
-              <w:rPr>
-                <w:b w:val="0"/>
-                <w:i w:val="0"/>
-                <w:sz w:val="18"/>
-              </w:rPr>
-              <w:t>NLS-GQVĐ (Cơ bản 1): GV cùng HS đi một vòng lớp học liệt kê các thiết bị đang tiêu điện (đèn, quạt, máy chiếu, ti vi</w:t>
-            </w:r>
-          </w:p>
-          <w:p>
-            <w:pPr>
-              <w:spacing w:after="0"/>
-            </w:pPr>
-            <w:r>
-              <w:rPr>
-                <w:b w:val="0"/>
-                <w:i w:val="0"/>
-                <w:sz w:val="18"/>
-              </w:rPr>
-              <w:t>NLS-AT: Sạc điện thoại cắm suốt ngày vừa tốn điện vừa dễ gây cháy nổ</w:t>
+              <w:t>NLS-GQVĐ (Cơ bản 1): Ở hoạt động Luyện tập, GV chiếu các tình huống trong nhà.</w:t>
             </w:r>
           </w:p>
         </w:tc>
@@ -8102,6 +7690,7 @@
                 <w:i w:val="0"/>
                 <w:sz w:val="18"/>
               </w:rPr>
+              <w:t>NLS-KT (Cơ bản 1): Ở hoạt động Khám phá chủ đề “Bếp nhà em”, GV chiếu bộ ảnh gian bếp.</w:t>
             </w:r>
           </w:p>
         </w:tc>
@@ -8447,6 +8036,7 @@
                 <w:i w:val="0"/>
                 <w:sz w:val="18"/>
               </w:rPr>
+              <w:t>NLS-GQVĐ (Cơ bản 1): Ở hoạt động Luyện tập, GV mở bài tập tương tác sắp xếp các bước rửa tay trước khi ăn.</w:t>
             </w:r>
           </w:p>
         </w:tc>
@@ -8791,6 +8381,7 @@
                 <w:i w:val="0"/>
                 <w:sz w:val="18"/>
               </w:rPr>
+              <w:t>NLS-KT (Cơ bản 1): Ở hoạt động Khám phá chủ đề “Bên mâm cơm”, GV chiếu bộ ảnh các cách ứng xử trong bữa ăn.</w:t>
             </w:r>
           </w:p>
         </w:tc>
@@ -9034,7 +8625,20 @@
                 <w:i w:val="0"/>
                 <w:sz w:val="18"/>
               </w:rPr>
-              <w:t>KNS: KN tự nhận thức: nhận ra điểm mạnh, điểm cần cố gắng của bản thân.</w:t>
+              <w:t>QTE</w:t>
+            </w:r>
+          </w:p>
+          <w:p>
+            <w:pPr>
+              <w:spacing w:after="0"/>
+            </w:pPr>
+            <w:r>
+              <w:rPr>
+                <w:b w:val="0"/>
+                <w:i w:val="0"/>
+                <w:sz w:val="18"/>
+              </w:rPr>
+              <w:t>QTE: trẻ em có quyền được bảo vệ khỏi mọi hình thức xâm hại; nhớ số của người thân và Tổng đài quốc gia bảo vệ trẻ em 111.</w:t>
             </w:r>
           </w:p>
         </w:tc>
@@ -9149,6 +8753,7 @@
                 <w:i w:val="0"/>
                 <w:sz w:val="18"/>
               </w:rPr>
+              <w:t>NLS-GQVĐ (Cơ bản 1): Ở hoạt động Luyện tập, GV chiếu tình huống đi ăn.</w:t>
             </w:r>
           </w:p>
         </w:tc>
@@ -9507,33 +9112,7 @@
                 <w:i w:val="0"/>
                 <w:sz w:val="18"/>
               </w:rPr>
-              <w:t>NLS-ST (Cơ bản 1): GV cùng HS làm “Cuốn sách ảnh về quê hương em” trên máy: HS mang tới ảnh chụp cảnh đẹp, lễ hội, món ăn</w:t>
-            </w:r>
-          </w:p>
-          <w:p>
-            <w:pPr>
-              <w:spacing w:after="0"/>
-            </w:pPr>
-            <w:r>
-              <w:rPr>
-                <w:b w:val="0"/>
-                <w:i w:val="0"/>
-                <w:sz w:val="18"/>
-              </w:rPr>
-              <w:t>NLS-KT (Cơ bản 1): GV mở bản đồ số chỉ vị trí xã, phường, tỉnh của HS, phóng to cho HS nhận ra con đường, ngôi chợ, dòng sông quen thuộc</w:t>
-            </w:r>
-          </w:p>
-          <w:p>
-            <w:pPr>
-              <w:spacing w:after="0"/>
-            </w:pPr>
-            <w:r>
-              <w:rPr>
-                <w:b w:val="0"/>
-                <w:i w:val="0"/>
-                <w:sz w:val="18"/>
-              </w:rPr>
-              <w:t>NLS-AT: Ảnh gia đình mang tới chỉ dùng trong lớp</w:t>
+              <w:t>NLS-KT (Cơ bản 1): Ở hoạt động Khám phá chủ đề “Truyền thống quê hương em”, GV chiếu ảnh.</w:t>
             </w:r>
           </w:p>
         </w:tc>
@@ -9906,6 +9485,7 @@
                 <w:i w:val="0"/>
                 <w:sz w:val="18"/>
               </w:rPr>
+              <w:t>NLS-GT (Cơ bản 1): Ở hoạt động Luyện tập, GV mở bảng chung “Món đồ – Mùa cần – Người có thể nhận”.</w:t>
             </w:r>
           </w:p>
         </w:tc>
@@ -10254,6 +9834,19 @@
               <w:t>KNS: Biết chia sẻ, yêu thương đặc biệt với những người khuyết tật giúp họ vơi đi vất vả cũng là giúp mình thêm vui vẻ, hạnh phúc</w:t>
             </w:r>
           </w:p>
+          <w:p>
+            <w:pPr>
+              <w:spacing w:after="0"/>
+            </w:pPr>
+            <w:r>
+              <w:rPr>
+                <w:b w:val="0"/>
+                <w:i w:val="0"/>
+                <w:sz w:val="18"/>
+              </w:rPr>
+              <w:t>NLS-KT (Cơ bản 1): Ở hoạt động Khám phá chủ đề “Giúp đỡ người khuyết tật”, GV chiếu ảnh.</w:t>
+            </w:r>
+          </w:p>
         </w:tc>
         <w:tc>
           <w:tcPr>
@@ -10597,33 +10190,7 @@
                 <w:i w:val="0"/>
                 <w:sz w:val="18"/>
               </w:rPr>
-              <w:t>NLS-ST (Cơ bản 1): GV cùng HS làm “Cuốn sách ảnh về quê hương em” trên máy: HS mang tới ảnh chụp cảnh đẹp, lễ hội, món ăn</w:t>
-            </w:r>
-          </w:p>
-          <w:p>
-            <w:pPr>
-              <w:spacing w:after="0"/>
-            </w:pPr>
-            <w:r>
-              <w:rPr>
-                <w:b w:val="0"/>
-                <w:i w:val="0"/>
-                <w:sz w:val="18"/>
-              </w:rPr>
-              <w:t>NLS-KT (Cơ bản 1): GV mở bản đồ số chỉ vị trí xã, phường, tỉnh của HS, phóng to cho HS nhận ra con đường, ngôi chợ, dòng sông quen thuộc</w:t>
-            </w:r>
-          </w:p>
-          <w:p>
-            <w:pPr>
-              <w:spacing w:after="0"/>
-            </w:pPr>
-            <w:r>
-              <w:rPr>
-                <w:b w:val="0"/>
-                <w:i w:val="0"/>
-                <w:sz w:val="18"/>
-              </w:rPr>
-              <w:t>NLS-AT: Ảnh gia đình mang tới chỉ dùng trong lớp</w:t>
+              <w:t>NLS-ST (Cơ bản 1): Cùng HS làm “Cuốn sách ảnh về quê hương em” trên máy.</w:t>
             </w:r>
           </w:p>
         </w:tc>
@@ -10982,33 +10549,7 @@
                 <w:i w:val="0"/>
                 <w:sz w:val="18"/>
               </w:rPr>
-              <w:t>NLS-ST (Cơ bản 1): Đây là chủ đề có sản phẩm thật. GV hướng dẫn cả lớp làm áp phích tuyên truyền bảo vệ môi trường trên máy: HS vẽ tay hoặc</w:t>
-            </w:r>
-          </w:p>
-          <w:p>
-            <w:pPr>
-              <w:spacing w:after="0"/>
-            </w:pPr>
-            <w:r>
-              <w:rPr>
-                <w:b w:val="0"/>
-                <w:i w:val="0"/>
-                <w:sz w:val="18"/>
-              </w:rPr>
-              <w:t>NLS-GT (Cơ bản 1): GV cho HS tập làm tuyên truyền viên nhí: mỗi nhóm nói 3 câu trước lớp về một việc bảo vệ môi trường</w:t>
-            </w:r>
-          </w:p>
-          <w:p>
-            <w:pPr>
-              <w:spacing w:after="0"/>
-            </w:pPr>
-            <w:r>
-              <w:rPr>
-                <w:b w:val="0"/>
-                <w:i w:val="0"/>
-                <w:sz w:val="18"/>
-              </w:rPr>
-              <w:t>NLS-AT: Khẩu hiệu và hình ảnh trong áp phích phải do chính HS làm hoặc lấy từ nguồn cho</w:t>
+              <w:t>NLS-KT (Cơ bản 1): Ở hoạt động Khởi động chủ đề “Tuyên truyền bảo vệ thiên nhiên”, GV chiếu bộ ảnh cảnh đẹp quê hương bên.</w:t>
             </w:r>
           </w:p>
         </w:tc>
@@ -11367,33 +10908,7 @@
                 <w:i w:val="0"/>
                 <w:sz w:val="18"/>
               </w:rPr>
-              <w:t>NLS-ST (Cơ bản 1): Đây là chủ đề có sản phẩm thật. GV hướng dẫn cả lớp làm áp phích tuyên truyền bảo vệ môi trường trên máy: HS vẽ tay hoặc</w:t>
-            </w:r>
-          </w:p>
-          <w:p>
-            <w:pPr>
-              <w:spacing w:after="0"/>
-            </w:pPr>
-            <w:r>
-              <w:rPr>
-                <w:b w:val="0"/>
-                <w:i w:val="0"/>
-                <w:sz w:val="18"/>
-              </w:rPr>
-              <w:t>NLS-GT (Cơ bản 1): GV cho HS tập làm tuyên truyền viên nhí: mỗi nhóm nói 3 câu trước lớp về một việc bảo vệ môi trường</w:t>
-            </w:r>
-          </w:p>
-          <w:p>
-            <w:pPr>
-              <w:spacing w:after="0"/>
-            </w:pPr>
-            <w:r>
-              <w:rPr>
-                <w:b w:val="0"/>
-                <w:i w:val="0"/>
-                <w:sz w:val="18"/>
-              </w:rPr>
-              <w:t>NLS-AT: Khẩu hiệu và hình ảnh trong áp phích phải do chính HS làm hoặc lấy từ nguồn cho</w:t>
+              <w:t>NLS-ST (Cơ bản 1): Ở hoạt động Luyện tập, các nhóm dựng một tấm áp phích kêu gọi bảo vệ môi trường trên máy tính lớp.</w:t>
             </w:r>
           </w:p>
         </w:tc>
@@ -11752,33 +11267,7 @@
                 <w:i w:val="0"/>
                 <w:sz w:val="18"/>
               </w:rPr>
-              <w:t>NLS-ST (Cơ bản 1): Đây là chủ đề có sản phẩm thật. GV hướng dẫn cả lớp làm áp phích tuyên truyền bảo vệ môi trường trên máy: HS vẽ tay hoặc</w:t>
-            </w:r>
-          </w:p>
-          <w:p>
-            <w:pPr>
-              <w:spacing w:after="0"/>
-            </w:pPr>
-            <w:r>
-              <w:rPr>
-                <w:b w:val="0"/>
-                <w:i w:val="0"/>
-                <w:sz w:val="18"/>
-              </w:rPr>
-              <w:t>NLS-GT (Cơ bản 1): GV cho HS tập làm tuyên truyền viên nhí: mỗi nhóm nói 3 câu trước lớp về một việc bảo vệ môi trường</w:t>
-            </w:r>
-          </w:p>
-          <w:p>
-            <w:pPr>
-              <w:spacing w:after="0"/>
-            </w:pPr>
-            <w:r>
-              <w:rPr>
-                <w:b w:val="0"/>
-                <w:i w:val="0"/>
-                <w:sz w:val="18"/>
-              </w:rPr>
-              <w:t>NLS-AT: Khẩu hiệu và hình ảnh trong áp phích phải do chính HS làm hoặc lấy từ nguồn cho</w:t>
+              <w:t>NLS-GT (Cơ bản 1): Cho HS tập làm tuyên truyền viên nhí.</w:t>
             </w:r>
           </w:p>
         </w:tc>
@@ -12150,33 +11639,7 @@
                 <w:i w:val="0"/>
                 <w:sz w:val="18"/>
               </w:rPr>
-              <w:t>NLS-KT (Cơ bản 1): GV chiếu các đoạn phim ngắn về một ngày làm việc của bác sĩ, cô giáo, người lính cứu hoả, người lái tàu</w:t>
-            </w:r>
-          </w:p>
-          <w:p>
-            <w:pPr>
-              <w:spacing w:after="0"/>
-            </w:pPr>
-            <w:r>
-              <w:rPr>
-                <w:b w:val="0"/>
-                <w:i w:val="0"/>
-                <w:sz w:val="18"/>
-              </w:rPr>
-              <w:t>AI-NB (Cơ bản 1): GV giới thiệu ngắn: ngày nay nhiều nghề có máy móc thông minh giúp sức – máy tự đọc phim chụp giúp bác sĩ</w:t>
-            </w:r>
-          </w:p>
-          <w:p>
-            <w:pPr>
-              <w:spacing w:after="0"/>
-            </w:pPr>
-            <w:r>
-              <w:rPr>
-                <w:b w:val="0"/>
-                <w:i w:val="0"/>
-                <w:sz w:val="18"/>
-              </w:rPr>
-              <w:t>NLS-AT: Clip về nghề nghiệp trên mạng có nhiều clip dàn dựng hoặc gây hiểu sai</w:t>
+              <w:t>NLS-KT (Cơ bản 1): Ở hoạt động Khám phá chủ đề “Nghề em yêu thích”, GV chiếu bộ ảnh.</w:t>
             </w:r>
           </w:p>
         </w:tc>
@@ -12522,33 +11985,7 @@
                 <w:i w:val="0"/>
                 <w:sz w:val="18"/>
               </w:rPr>
-              <w:t>NLS-KT (Cơ bản 1): GV chiếu các đoạn phim ngắn về một ngày làm việc của bác sĩ, cô giáo, người lính cứu hoả, người lái tàu</w:t>
-            </w:r>
-          </w:p>
-          <w:p>
-            <w:pPr>
-              <w:spacing w:after="0"/>
-            </w:pPr>
-            <w:r>
-              <w:rPr>
-                <w:b w:val="0"/>
-                <w:i w:val="0"/>
-                <w:sz w:val="18"/>
-              </w:rPr>
-              <w:t>AI-NB (Cơ bản 1): GV giới thiệu ngắn: ngày nay nhiều nghề có máy móc thông minh giúp sức – máy tự đọc phim chụp giúp bác sĩ</w:t>
-            </w:r>
-          </w:p>
-          <w:p>
-            <w:pPr>
-              <w:spacing w:after="0"/>
-            </w:pPr>
-            <w:r>
-              <w:rPr>
-                <w:b w:val="0"/>
-                <w:i w:val="0"/>
-                <w:sz w:val="18"/>
-              </w:rPr>
-              <w:t>NLS-AT: Clip về nghề nghiệp trên mạng có nhiều clip dàn dựng hoặc gây hiểu sai</w:t>
+              <w:t>AI-NB (Nhận biết): Giới thiệu ngắn: ngày nay nhiều nghề có máy móc thông minh giúp sức.</w:t>
             </w:r>
           </w:p>
         </w:tc>
@@ -12894,6 +12331,7 @@
                 <w:i w:val="0"/>
                 <w:sz w:val="18"/>
               </w:rPr>
+              <w:t>NLS-KT (Cơ bản 1): Ở hoạt động Khám phá chủ đề “An toàn là bạn”, GV chiếu ảnh các dụng cụ lao động quen thuộc kèm.</w:t>
             </w:r>
           </w:p>
         </w:tc>
@@ -13239,33 +12677,7 @@
                 <w:i w:val="0"/>
                 <w:sz w:val="18"/>
               </w:rPr>
-              <w:t>NLS-ST (Cơ bản 1): GV cùng HS dựng “Hồ sơ trải nghiệm lớp 3” dạng số: GV chụp lại sản phẩm giấy của từng em trong năm (tấm thẻ chân dung</w:t>
-            </w:r>
-          </w:p>
-          <w:p>
-            <w:pPr>
-              <w:spacing w:after="0"/>
-            </w:pPr>
-            <w:r>
-              <w:rPr>
-                <w:b w:val="0"/>
-                <w:i w:val="0"/>
-                <w:sz w:val="18"/>
-              </w:rPr>
-              <w:t>NLS-GT (Cơ bản 1): Trong buổi liên hoan cuối năm, GV chiếu hồ sơ trải nghiệm của cả lớp</w:t>
-            </w:r>
-          </w:p>
-          <w:p>
-            <w:pPr>
-              <w:spacing w:after="0"/>
-            </w:pPr>
-            <w:r>
-              <w:rPr>
-                <w:b w:val="0"/>
-                <w:i w:val="0"/>
-                <w:sz w:val="18"/>
-              </w:rPr>
-              <w:t>NLS-AT: Hồ sơ trải nghiệm có ảnh và sản phẩm của HS nên chỉ chiếu trong lớp và gửi</w:t>
+              <w:t>NLS-ST (Cơ bản 1): Cùng HS dựng “Hồ sơ trải nghiệm lớp 3” dạng số.</w:t>
             </w:r>
           </w:p>
         </w:tc>

--- a/assets/docs/lop3/Hoat dong trai nghiem - Lop 3.docx
+++ b/assets/docs/lop3/Hoat dong trai nghiem - Lop 3.docx
@@ -566,7 +566,7 @@
                 <w:i w:val="0"/>
                 <w:sz w:val="20"/>
               </w:rPr>
-              <w:t>CHỦ ĐỀ 1 – TỰ GIỚI THIỆU VỀ MÌNH</w:t>
+              <w:t>Chủ đề: TỰ GIỚI THIỆU VỀ MÌNH</w:t>
             </w:r>
           </w:p>
         </w:tc>
@@ -585,7 +585,7 @@
                 <w:i w:val="0"/>
                 <w:sz w:val="20"/>
               </w:rPr>
-              <w:t>Bài 1: Chân dung em – Nét riêng mỗi người — Sinh hoạt dưới cờ: Chào năm học mới</w:t>
+              <w:t>Sinh hoạt dưới cờ: Chào năm học mới</w:t>
             </w:r>
           </w:p>
         </w:tc>
@@ -605,7 +605,7 @@
                 <w:i w:val="0"/>
                 <w:sz w:val="20"/>
               </w:rPr>
-              <w:t>Tiết 1 (3 tiết)</w:t>
+              <w:t>Tiết 1 (1 tiết)</w:t>
             </w:r>
           </w:p>
         </w:tc>
@@ -719,7 +719,7 @@
                 <w:i w:val="0"/>
                 <w:sz w:val="20"/>
               </w:rPr>
-              <w:t>Tiết 2</w:t>
+              <w:t>Tiết 2 (1 tiết)</w:t>
             </w:r>
           </w:p>
         </w:tc>
@@ -738,7 +738,7 @@
                 <w:i w:val="0"/>
                 <w:sz w:val="18"/>
               </w:rPr>
-              <w:t>NLS-ST (Cơ bản 1): Trong “Hoạt động giáo dục theo chủ đề: Chân dung em”, GV chụp ảnh sản phẩm tạo hình gương mặt vui nhộn.</w:t>
+              <w:t>Năng lực số 3.1 CB1a: HS nói ba điều giới thiệu bản thân và chọn biểu tượng để GV hoàn thành thẻ chân dung số</w:t>
             </w:r>
           </w:p>
         </w:tc>
@@ -814,7 +814,7 @@
                 <w:i w:val="0"/>
                 <w:sz w:val="20"/>
               </w:rPr>
-              <w:t>Sinh hoạt lớp: Sinh hoạt theo chủ đề: Nét riêng của mỗi người</w:t>
+              <w:t>Sinh hoạt lớp: Nét riêng của mỗi người</w:t>
             </w:r>
           </w:p>
         </w:tc>
@@ -834,7 +834,7 @@
                 <w:i w:val="0"/>
                 <w:sz w:val="20"/>
               </w:rPr>
-              <w:t>Tiết 3</w:t>
+              <w:t>Tiết 3 (1 tiết)</w:t>
             </w:r>
           </w:p>
         </w:tc>
@@ -853,6 +853,20 @@
                 <w:i w:val="0"/>
                 <w:sz w:val="18"/>
               </w:rPr>
+              <w:t>Năng lực số 3.1 CB1a: HS chọn hình ảnh nói lên nét riêng của mình để GV ghép vào bảng chung của lớp</w:t>
+            </w:r>
+          </w:p>
+          <w:p>
+            <w:pPr>
+              <w:spacing w:after="0"/>
+            </w:pPr>
+            <w:r>
+              <w:rPr>
+                <w:b w:val="0"/>
+                <w:i w:val="0"/>
+                <w:sz w:val="18"/>
+              </w:rPr>
+              <w:t>KNS: KN tự đánh giá và đánh giá bạn một cách khách quan, thiện chí.</w:t>
             </w:r>
           </w:p>
         </w:tc>
@@ -911,7 +925,7 @@
                 <w:i w:val="0"/>
                 <w:sz w:val="20"/>
               </w:rPr>
-              <w:t>CHỦ ĐỀ 1 – TỰ GIỚI THIỆU VỀ MÌNH</w:t>
+              <w:t>Chủ đề: TỰ GIỚI THIỆU VỀ MÌNH</w:t>
             </w:r>
           </w:p>
         </w:tc>
@@ -930,7 +944,7 @@
                 <w:i w:val="0"/>
                 <w:sz w:val="20"/>
               </w:rPr>
-              <w:t>Bài 2: Sở thích của em- tài năng học trò — Sinh hoạt dưới cờ: Câu lạc bộ theo sở thích</w:t>
+              <w:t>Sinh hoạt dưới cờ: Câu lạc bộ theo sở thích</w:t>
             </w:r>
           </w:p>
         </w:tc>
@@ -950,7 +964,7 @@
                 <w:i w:val="0"/>
                 <w:sz w:val="20"/>
               </w:rPr>
-              <w:t>Tiết 4 (3 tiết)</w:t>
+              <w:t>Tiết 4 (1 tiết)</w:t>
             </w:r>
           </w:p>
         </w:tc>
@@ -1065,7 +1079,7 @@
                 <w:i w:val="0"/>
                 <w:sz w:val="20"/>
               </w:rPr>
-              <w:t>Tiết 5</w:t>
+              <w:t>Tiết 5 (1 tiết)</w:t>
             </w:r>
           </w:p>
         </w:tc>
@@ -1084,7 +1098,20 @@
                 <w:i w:val="0"/>
                 <w:sz w:val="18"/>
               </w:rPr>
-              <w:t>NLS-AT (Cơ bản 1): Đưa các mẩu thông tin và cho HS xếp vào hai rổ kể được cho bạn.</w:t>
+              <w:t>Năng lực số 3.1 CB1a: HS chọn biểu tượng sở thích trên màn hình và nói được vì sao mình thích điều đó</w:t>
+            </w:r>
+          </w:p>
+          <w:p>
+            <w:pPr>
+              <w:spacing w:after="0"/>
+            </w:pPr>
+            <w:r>
+              <w:rPr>
+                <w:b w:val="0"/>
+                <w:i w:val="0"/>
+                <w:sz w:val="18"/>
+              </w:rPr>
+              <w:t>KNS: KN tự nhận thức: nhận ra điểm mạnh, điểm cần cố gắng của bản thân.</w:t>
             </w:r>
           </w:p>
         </w:tc>
@@ -1160,7 +1187,7 @@
                 <w:i w:val="0"/>
                 <w:sz w:val="20"/>
               </w:rPr>
-              <w:t>Sinh hoạt lớp: Sinh hoạt theo chủ đề: tài năng học trò</w:t>
+              <w:t>Sinh hoạt lớp: Tài năng học trò</w:t>
             </w:r>
           </w:p>
         </w:tc>
@@ -1180,7 +1207,7 @@
                 <w:i w:val="0"/>
                 <w:sz w:val="20"/>
               </w:rPr>
-              <w:t>Tiết 6</w:t>
+              <w:t>Tiết 6 (1 tiết)</w:t>
             </w:r>
           </w:p>
         </w:tc>
@@ -1199,6 +1226,20 @@
                 <w:i w:val="0"/>
                 <w:sz w:val="18"/>
               </w:rPr>
+              <w:t>Năng lực số 3.1 CB1a: HS xem lại clip, ảnh phần thể hiện tài năng của lớp và nhận xét bạn bằng lời tích cực</w:t>
+            </w:r>
+          </w:p>
+          <w:p>
+            <w:pPr>
+              <w:spacing w:after="0"/>
+            </w:pPr>
+            <w:r>
+              <w:rPr>
+                <w:b w:val="0"/>
+                <w:i w:val="0"/>
+                <w:sz w:val="18"/>
+              </w:rPr>
+              <w:t>KNS: KN tự đánh giá và đánh giá bạn một cách khách quan, thiện chí.</w:t>
             </w:r>
           </w:p>
         </w:tc>
@@ -1257,7 +1298,7 @@
                 <w:i w:val="0"/>
                 <w:sz w:val="20"/>
               </w:rPr>
-              <w:t>CHỦ ĐỀ 1 – TỰ GIỚI THIỆU VỀ MÌNH</w:t>
+              <w:t>Chủ đề: TỰ GIỚI THIỆU VỀ MÌNH</w:t>
             </w:r>
           </w:p>
         </w:tc>
@@ -1276,7 +1317,7 @@
                 <w:i w:val="0"/>
                 <w:sz w:val="20"/>
               </w:rPr>
-              <w:t>Bài 3: Ngôi sao của tôi, ngôi sao của bạn – Sản phẩm theo sở thích — Sinh hoạt dưới cờ: Giao lưu tài năng của học trò</w:t>
+              <w:t>Sinh hoạt dưới cờ: Giao lưu "Tài năng học trò"</w:t>
             </w:r>
           </w:p>
         </w:tc>
@@ -1296,7 +1337,7 @@
                 <w:i w:val="0"/>
                 <w:sz w:val="20"/>
               </w:rPr>
-              <w:t>Tiết 7 (3 tiết)</w:t>
+              <w:t>Tiết 7 (1 tiết)</w:t>
             </w:r>
           </w:p>
         </w:tc>
@@ -1315,7 +1356,20 @@
                 <w:i w:val="0"/>
                 <w:sz w:val="18"/>
               </w:rPr>
-              <w:t>KNS: KN tự nhận thức: nhận ra điểm mạnh, điểm cần cố gắng của bản thân.</w:t>
+              <w:t>Năng lực số 3.1 CB1b: HS chọn cách giới thiệu sản phẩm/hình ảnh theo chủ điểm bằng phương tiện số đơn giản</w:t>
+            </w:r>
+          </w:p>
+          <w:p>
+            <w:pPr>
+              <w:spacing w:after="0"/>
+            </w:pPr>
+            <w:r>
+              <w:rPr>
+                <w:b w:val="0"/>
+                <w:i w:val="0"/>
+                <w:sz w:val="18"/>
+              </w:rPr>
+              <w:t>KNS: KN giao tiếp – hợp tác: làm việc nhóm, chia sẻ và giải quyết bất đồng ôn hoà.</w:t>
             </w:r>
           </w:p>
         </w:tc>
@@ -1411,7 +1465,7 @@
                 <w:i w:val="0"/>
                 <w:sz w:val="20"/>
               </w:rPr>
-              <w:t>Tiết 8</w:t>
+              <w:t>Tiết 8 (1 tiết)</w:t>
             </w:r>
           </w:p>
         </w:tc>
@@ -1430,7 +1484,7 @@
                 <w:i w:val="0"/>
                 <w:sz w:val="18"/>
               </w:rPr>
-              <w:t>NLS-ST (Cơ bản 1): Ở hoạt động “Ngôi sao của tôi, ngôi sao của bạn”, GV mở sẵn khung tấm thẻ trên phần mềm trình chiếu.</w:t>
+              <w:t>Năng lực số 3.1 CB1a: HS nói được ba điều giới thiệu bản thân và chọn biểu tượng để GV hoàn thành tấm thẻ chân dung số của mình</w:t>
             </w:r>
           </w:p>
         </w:tc>
@@ -1506,7 +1560,7 @@
                 <w:i w:val="0"/>
                 <w:sz w:val="20"/>
               </w:rPr>
-              <w:t>Sinh hoạt lớp: Sinh hoạt theo chủ đề: Sản phẩm theo sở thích</w:t>
+              <w:t>Sinh hoạt lớp: Sản phẩm theo sở thích</w:t>
             </w:r>
           </w:p>
         </w:tc>
@@ -1526,7 +1580,7 @@
                 <w:i w:val="0"/>
                 <w:sz w:val="20"/>
               </w:rPr>
-              <w:t>Tiết 9</w:t>
+              <w:t>Tiết 9 (1 tiết)</w:t>
             </w:r>
           </w:p>
         </w:tc>
@@ -1545,6 +1599,20 @@
                 <w:i w:val="0"/>
                 <w:sz w:val="18"/>
               </w:rPr>
+              <w:t>Năng lực số 3.1 CB1a: HS nói được ba điều giới thiệu bản thân và chọn biểu tượng để GV hoàn thành tấm thẻ chân dung số của mình</w:t>
+            </w:r>
+          </w:p>
+          <w:p>
+            <w:pPr>
+              <w:spacing w:after="0"/>
+            </w:pPr>
+            <w:r>
+              <w:rPr>
+                <w:b w:val="0"/>
+                <w:i w:val="0"/>
+                <w:sz w:val="18"/>
+              </w:rPr>
+              <w:t>KNS: KN tự nhận thức: nhận ra điểm mạnh, điểm cần cố gắng của bản thân.</w:t>
             </w:r>
           </w:p>
         </w:tc>
@@ -1603,7 +1671,7 @@
                 <w:i w:val="0"/>
                 <w:sz w:val="20"/>
               </w:rPr>
-              <w:t>CHỦ ĐỀ 1 – TỰ GIỚI THIỆU VỀ MÌNH</w:t>
+              <w:t>Chủ đề: TỰ GIỚI THIỆU VỀ MÌNH</w:t>
             </w:r>
           </w:p>
         </w:tc>
@@ -1622,7 +1690,7 @@
                 <w:i w:val="0"/>
                 <w:sz w:val="20"/>
               </w:rPr>
-              <w:t>Bài 4: Đọc sách theo sở thích- danh mục theo sở thích — Sinh hoạt dưới cờ: Giới thiệu sản phẩm của các câu lạc bộ</w:t>
+              <w:t>Sinh hoạt dưới cờ: Giới thiệu sản phẩm của các câu lạc bộ</w:t>
             </w:r>
           </w:p>
         </w:tc>
@@ -1642,7 +1710,7 @@
                 <w:i w:val="0"/>
                 <w:sz w:val="20"/>
               </w:rPr>
-              <w:t>Tiết 10 (3 tiết)</w:t>
+              <w:t>Tiết 10 (1 tiết)</w:t>
             </w:r>
           </w:p>
         </w:tc>
@@ -1661,7 +1729,20 @@
                 <w:i w:val="0"/>
                 <w:sz w:val="18"/>
               </w:rPr>
-              <w:t>KNS: KN tự nhận thức: nhận ra điểm mạnh, điểm cần cố gắng của bản thân.</w:t>
+              <w:t>Năng lực số 1.1 CB1b: HS tìm thông tin, tư liệu liên quan chủ điểm từ sách và nguồn số phù hợp</w:t>
+            </w:r>
+          </w:p>
+          <w:p>
+            <w:pPr>
+              <w:spacing w:after="0"/>
+            </w:pPr>
+            <w:r>
+              <w:rPr>
+                <w:b w:val="0"/>
+                <w:i w:val="0"/>
+                <w:sz w:val="18"/>
+              </w:rPr>
+              <w:t>KNS: KN lao động tự phục vụ và bước đầu tìm hiểu nghề nghiệp.</w:t>
             </w:r>
           </w:p>
         </w:tc>
@@ -1757,7 +1838,7 @@
                 <w:i w:val="0"/>
                 <w:sz w:val="20"/>
               </w:rPr>
-              <w:t>Tiết 11</w:t>
+              <w:t>Tiết 11 (1 tiết)</w:t>
             </w:r>
           </w:p>
         </w:tc>
@@ -1776,7 +1857,20 @@
                 <w:i w:val="0"/>
                 <w:sz w:val="18"/>
               </w:rPr>
-              <w:t>NLS-AT (Cơ bản 1): Đưa 8 mẩu thông tin và cho HS xếp vào hai rổ “kể được cho bạn” và “giữ riêng cho mình”.</w:t>
+              <w:t>Năng lực số 3.1 CB1a: HS nói được ba điều giới thiệu bản thân và chọn biểu tượng để GV hoàn thành tấm thẻ chân dung số của mình</w:t>
+            </w:r>
+          </w:p>
+          <w:p>
+            <w:pPr>
+              <w:spacing w:after="0"/>
+            </w:pPr>
+            <w:r>
+              <w:rPr>
+                <w:b w:val="0"/>
+                <w:i w:val="0"/>
+                <w:sz w:val="18"/>
+              </w:rPr>
+              <w:t>KNS: KN tự nhận thức: nhận ra điểm mạnh, điểm cần cố gắng của bản thân.</w:t>
             </w:r>
           </w:p>
         </w:tc>
@@ -1852,7 +1946,7 @@
                 <w:i w:val="0"/>
                 <w:sz w:val="20"/>
               </w:rPr>
-              <w:t>Sinh hoạt lớp: Sinh hoạt theo chủ đề: Danh mục sách theo sở thích</w:t>
+              <w:t>Sinh hoạt lớp: Danh mục sách theo sở thích</w:t>
             </w:r>
           </w:p>
         </w:tc>
@@ -1872,7 +1966,7 @@
                 <w:i w:val="0"/>
                 <w:sz w:val="20"/>
               </w:rPr>
-              <w:t>Tiết 12</w:t>
+              <w:t>Tiết 12 (1 tiết)</w:t>
             </w:r>
           </w:p>
         </w:tc>
@@ -1891,6 +1985,20 @@
                 <w:i w:val="0"/>
                 <w:sz w:val="18"/>
               </w:rPr>
+              <w:t>Năng lực số 3.1 CB1a: HS nói được ba điều giới thiệu bản thân và chọn biểu tượng để GV hoàn thành tấm thẻ chân dung số của mình</w:t>
+            </w:r>
+          </w:p>
+          <w:p>
+            <w:pPr>
+              <w:spacing w:after="0"/>
+            </w:pPr>
+            <w:r>
+              <w:rPr>
+                <w:b w:val="0"/>
+                <w:i w:val="0"/>
+                <w:sz w:val="18"/>
+              </w:rPr>
+              <w:t>KNS: KN tự nhận thức: nhận ra điểm mạnh, điểm cần cố gắng của bản thân.</w:t>
             </w:r>
           </w:p>
         </w:tc>
@@ -1949,7 +2057,7 @@
                 <w:i w:val="0"/>
                 <w:sz w:val="20"/>
               </w:rPr>
-              <w:t>CHỦ ĐỀ 1 – TỰ GIỚI THIỆU VỀ MÌNH</w:t>
+              <w:t>Chủ đề: NẾP SỐNG ĐẸP</w:t>
             </w:r>
           </w:p>
         </w:tc>
@@ -1968,7 +2076,7 @@
                 <w:i w:val="0"/>
                 <w:sz w:val="20"/>
               </w:rPr>
-              <w:t>Bài 5: Thời gian biểu của em- quý trọng thời gian — Sinh hoạt dưới cờ: Đêm hội trăng rằm</w:t>
+              <w:t>Sinh hoạt dưới cờ: Đêm hội trăng rằm</w:t>
             </w:r>
           </w:p>
         </w:tc>
@@ -1988,7 +2096,7 @@
                 <w:i w:val="0"/>
                 <w:sz w:val="20"/>
               </w:rPr>
-              <w:t>Tiết 13 (3 tiết)</w:t>
+              <w:t>Tiết 13 (1 tiết)</w:t>
             </w:r>
           </w:p>
         </w:tc>
@@ -2007,7 +2115,7 @@
                 <w:i w:val="0"/>
                 <w:sz w:val="18"/>
               </w:rPr>
-              <w:t>KNS: KN lập kế hoạch và quản lí chi tiêu, thời gian ở mức đơn giản.</w:t>
+              <w:t>Năng lực số 2.2 CB1a: HS nhận biết kênh số phù hợp của lớp để chia sẻ, tuyên truyền nội dung theo chủ điểm</w:t>
             </w:r>
           </w:p>
         </w:tc>
@@ -2103,7 +2211,7 @@
                 <w:i w:val="0"/>
                 <w:sz w:val="20"/>
               </w:rPr>
-              <w:t>Tiết 14</w:t>
+              <w:t>Tiết 14 (1 tiết)</w:t>
             </w:r>
           </w:p>
         </w:tc>
@@ -2122,7 +2230,20 @@
                 <w:i w:val="0"/>
                 <w:sz w:val="18"/>
               </w:rPr>
-              <w:t>NLS-ST (Cơ bản 1): Ở hoạt động “Thời gian biểu của em”, GV mở sẵn khung thời gian biểu trên máy chia theo buổi sáng, chiều.</w:t>
+              <w:t>Năng lực số 5.2 CB1b: HS ước lượng và cảm nhận được độ dài 10 phút, 20 phút qua đồng hồ hẹn giờ</w:t>
+            </w:r>
+          </w:p>
+          <w:p>
+            <w:pPr>
+              <w:spacing w:after="0"/>
+            </w:pPr>
+            <w:r>
+              <w:rPr>
+                <w:b w:val="0"/>
+                <w:i w:val="0"/>
+                <w:sz w:val="18"/>
+              </w:rPr>
+              <w:t>KNS: KN lập kế hoạch và quản lí chi tiêu, thời gian ở mức đơn giản.</w:t>
             </w:r>
           </w:p>
         </w:tc>
@@ -2198,7 +2319,7 @@
                 <w:i w:val="0"/>
                 <w:sz w:val="20"/>
               </w:rPr>
-              <w:t>Sinh hoạt lớp: Sinh hoạt theo chủ đề:Quý trọng thời gian</w:t>
+              <w:t>Sinh hoạt lớp: Quý trọng thời gian</w:t>
             </w:r>
           </w:p>
         </w:tc>
@@ -2218,7 +2339,7 @@
                 <w:i w:val="0"/>
                 <w:sz w:val="20"/>
               </w:rPr>
-              <w:t>Tiết 15</w:t>
+              <w:t>Tiết 15 (1 tiết)</w:t>
             </w:r>
           </w:p>
         </w:tc>
@@ -2237,6 +2358,20 @@
                 <w:i w:val="0"/>
                 <w:sz w:val="18"/>
               </w:rPr>
+              <w:t>Năng lực số 5.2 CB1b: HS ước lượng và cảm nhận được độ dài 10 phút, 20 phút qua đồng hồ hẹn giờ</w:t>
+            </w:r>
+          </w:p>
+          <w:p>
+            <w:pPr>
+              <w:spacing w:after="0"/>
+            </w:pPr>
+            <w:r>
+              <w:rPr>
+                <w:b w:val="0"/>
+                <w:i w:val="0"/>
+                <w:sz w:val="18"/>
+              </w:rPr>
+              <w:t>KNS: KN lập kế hoạch và quản lí chi tiêu, thời gian ở mức đơn giản.</w:t>
             </w:r>
           </w:p>
         </w:tc>
@@ -2295,7 +2430,7 @@
                 <w:i w:val="0"/>
                 <w:sz w:val="20"/>
               </w:rPr>
-              <w:t>CHỦ ĐẾ 2: Rèn nếp sống</w:t>
+              <w:t>Chủ đề: NẾP SỐNG ĐẸP</w:t>
             </w:r>
           </w:p>
         </w:tc>
@@ -2314,7 +2449,7 @@
                 <w:i w:val="0"/>
                 <w:sz w:val="20"/>
               </w:rPr>
-              <w:t>Bài 6: Cuốn sổ thời gian – làm việc theo kế hoạch — Sinh hoạt dưới cờ: Sách bút thân yêu</w:t>
+              <w:t>Sinh hoạt dưới cờ: Sách bút thân yêu</w:t>
             </w:r>
           </w:p>
         </w:tc>
@@ -2334,7 +2469,7 @@
                 <w:i w:val="0"/>
                 <w:sz w:val="20"/>
               </w:rPr>
-              <w:t>Tiết 16 (3 tiết)</w:t>
+              <w:t>Tiết 16 (1 tiết)</w:t>
             </w:r>
           </w:p>
         </w:tc>
@@ -2353,7 +2488,7 @@
                 <w:i w:val="0"/>
                 <w:sz w:val="18"/>
               </w:rPr>
-              <w:t>KNS: KN lập kế hoạch và quản lí chi tiêu, thời gian ở mức đơn giản.</w:t>
+              <w:t>Năng lực số 2.2 CB1a: HS nhận biết kênh số phù hợp của lớp để chia sẻ, tuyên truyền nội dung theo chủ điểm</w:t>
             </w:r>
           </w:p>
         </w:tc>
@@ -2449,7 +2584,7 @@
                 <w:i w:val="0"/>
                 <w:sz w:val="20"/>
               </w:rPr>
-              <w:t>Tiết 17</w:t>
+              <w:t>Tiết 17 (1 tiết)</w:t>
             </w:r>
           </w:p>
         </w:tc>
@@ -2468,7 +2603,20 @@
                 <w:i w:val="0"/>
                 <w:sz w:val="18"/>
               </w:rPr>
-              <w:t>NLS-GQVĐ (Cơ bản 1): Sau khi HS lập thời gian biểu trên giấy, GV mở đồng hồ hẹn giờ trên điện thoại chiếu lên màn hình.</w:t>
+              <w:t>Năng lực số 5.2 CB1b: HS ước lượng và cảm nhận được độ dài 10 phút, 20 phút qua đồng hồ hẹn giờ</w:t>
+            </w:r>
+          </w:p>
+          <w:p>
+            <w:pPr>
+              <w:spacing w:after="0"/>
+            </w:pPr>
+            <w:r>
+              <w:rPr>
+                <w:b w:val="0"/>
+                <w:i w:val="0"/>
+                <w:sz w:val="18"/>
+              </w:rPr>
+              <w:t>KNS: KN lập kế hoạch và quản lí chi tiêu, thời gian ở mức đơn giản.</w:t>
             </w:r>
           </w:p>
         </w:tc>
@@ -2544,7 +2692,7 @@
                 <w:i w:val="0"/>
                 <w:sz w:val="20"/>
               </w:rPr>
-              <w:t>Sinh hoạt lớp: Sinh hoạt theo chủ đề: Làm việc theo kế hoạch</w:t>
+              <w:t>Sinh hoạt lớp: Làm việc theo kế hoạch</w:t>
             </w:r>
           </w:p>
         </w:tc>
@@ -2564,7 +2712,7 @@
                 <w:i w:val="0"/>
                 <w:sz w:val="20"/>
               </w:rPr>
-              <w:t>Tiết 18</w:t>
+              <w:t>Tiết 18 (1 tiết)</w:t>
             </w:r>
           </w:p>
         </w:tc>
@@ -2583,6 +2731,20 @@
                 <w:i w:val="0"/>
                 <w:sz w:val="18"/>
               </w:rPr>
+              <w:t>Năng lực số 5.2 CB1b: HS ước lượng và cảm nhận được độ dài 10 phút, 20 phút qua đồng hồ hẹn giờ</w:t>
+            </w:r>
+          </w:p>
+          <w:p>
+            <w:pPr>
+              <w:spacing w:after="0"/>
+            </w:pPr>
+            <w:r>
+              <w:rPr>
+                <w:b w:val="0"/>
+                <w:i w:val="0"/>
+                <w:sz w:val="18"/>
+              </w:rPr>
+              <w:t>KNS: KN lập kế hoạch và quản lí chi tiêu, thời gian ở mức đơn giản.</w:t>
             </w:r>
           </w:p>
         </w:tc>
@@ -2641,7 +2803,7 @@
                 <w:i w:val="0"/>
                 <w:sz w:val="20"/>
               </w:rPr>
-              <w:t>CHỦ ĐẾ 2: Rèn nếp sống</w:t>
+              <w:t>Chủ đề: NẾP SỐNG ĐẸP</w:t>
             </w:r>
           </w:p>
         </w:tc>
@@ -2660,7 +2822,7 @@
                 <w:i w:val="0"/>
                 <w:sz w:val="20"/>
               </w:rPr>
-              <w:t>Bài 7: Ứng xử với đồ cũ – Phân loại đồ cũ — Sinh hoạt dưới cờ: Hội chợ trao đổi đồ dùng đồ chơi</w:t>
+              <w:t>Sinh hoạt dưới cờ: Hội chợ trao đổi đồ dùng, đồ chơi</w:t>
             </w:r>
           </w:p>
         </w:tc>
@@ -2680,7 +2842,7 @@
                 <w:i w:val="0"/>
                 <w:sz w:val="20"/>
               </w:rPr>
-              <w:t>Tiết 19 (3 tiết)</w:t>
+              <w:t>Tiết 19 (1 tiết)</w:t>
             </w:r>
           </w:p>
         </w:tc>
@@ -2774,7 +2936,7 @@
                 <w:i w:val="0"/>
                 <w:sz w:val="20"/>
               </w:rPr>
-              <w:t>Hoạt động giáo dục theo chủ đề: ứng xử với đồ cũ</w:t>
+              <w:t>Hoạt động giáo dục theo chủ đề: Ứng xử với đồ cũ</w:t>
             </w:r>
           </w:p>
         </w:tc>
@@ -2794,7 +2956,7 @@
                 <w:i w:val="0"/>
                 <w:sz w:val="20"/>
               </w:rPr>
-              <w:t>Tiết 20</w:t>
+              <w:t>Tiết 20 (1 tiết)</w:t>
             </w:r>
           </w:p>
         </w:tc>
@@ -2826,7 +2988,7 @@
                 <w:i w:val="0"/>
                 <w:sz w:val="18"/>
               </w:rPr>
-              <w:t>NLS-KT (Cơ bản 1): Ở chủ đề “Ứng xử với đồ cũ”, GV chiếu ảnh những đồ dùng cũ được sửa, được tái sử dụng thành.</w:t>
+              <w:t>Năng lực số 1.1 CB1b: HS xem quảng cáo và phân biệt được điều quảng cáo hứa với điều mình thật sự cần trước khi muốn mua một món đồ.</w:t>
             </w:r>
           </w:p>
         </w:tc>
@@ -2902,7 +3064,7 @@
                 <w:i w:val="0"/>
                 <w:sz w:val="20"/>
               </w:rPr>
-              <w:t>Sinh hoạt lớp: Sinh hoạt theo chủ đề: Phân loại đồ cũ</w:t>
+              <w:t>Sinh hoạt lớp: Phân loại đồ cũ</w:t>
             </w:r>
           </w:p>
         </w:tc>
@@ -2922,7 +3084,7 @@
                 <w:i w:val="0"/>
                 <w:sz w:val="20"/>
               </w:rPr>
-              <w:t>Tiết 21</w:t>
+              <w:t>Tiết 21 (1 tiết)</w:t>
             </w:r>
           </w:p>
         </w:tc>
@@ -2941,6 +3103,20 @@
                 <w:i w:val="0"/>
                 <w:sz w:val="18"/>
               </w:rPr>
+              <w:t>Năng lực số 1.1 CB1b: HS xem quảng cáo và phân biệt được điều quảng cáo hứa với điều mình thật sự cần trước khi muốn mua một món đồ</w:t>
+            </w:r>
+          </w:p>
+          <w:p>
+            <w:pPr>
+              <w:spacing w:after="0"/>
+            </w:pPr>
+            <w:r>
+              <w:rPr>
+                <w:b w:val="0"/>
+                <w:i w:val="0"/>
+                <w:sz w:val="18"/>
+              </w:rPr>
+              <w:t>KNS: KN tự đánh giá và đánh giá bạn một cách khách quan, thiện chí.</w:t>
             </w:r>
           </w:p>
         </w:tc>
@@ -2999,7 +3175,7 @@
                 <w:i w:val="0"/>
                 <w:sz w:val="20"/>
               </w:rPr>
-              <w:t>CHỦ ĐẾ 2: Rèn nếp sống</w:t>
+              <w:t>Chủ đề: NẾP SỐNG ĐẸP</w:t>
             </w:r>
           </w:p>
         </w:tc>
@@ -3018,7 +3194,7 @@
                 <w:i w:val="0"/>
                 <w:sz w:val="20"/>
               </w:rPr>
-              <w:t>Bài 8: Người tiêu dùng thông minh – Cũ mà vẫn tốt — Sinh hoạt dưới cờ: Ngày hội tiêu dùng thông minh</w:t>
+              <w:t>Sinh hoạt dưới cờ: Ngày hội "Tiêu dùng thông minh"</w:t>
             </w:r>
           </w:p>
         </w:tc>
@@ -3038,7 +3214,7 @@
                 <w:i w:val="0"/>
                 <w:sz w:val="20"/>
               </w:rPr>
-              <w:t>Tiết 22 (3 tiết)</w:t>
+              <w:t>Tiết 22 (1 tiết)</w:t>
             </w:r>
           </w:p>
         </w:tc>
@@ -3051,6 +3227,19 @@
               <w:spacing w:after="0"/>
             </w:pPr>
             <w:r/>
+            <w:r>
+              <w:rPr>
+                <w:b w:val="0"/>
+                <w:i w:val="0"/>
+                <w:sz w:val="18"/>
+              </w:rPr>
+              <w:t>Năng lực số 2.2 CB1a: HS nhận biết kênh số phù hợp của lớp để chia sẻ, tuyên truyền nội dung theo chủ điểm</w:t>
+            </w:r>
+          </w:p>
+          <w:p>
+            <w:pPr>
+              <w:spacing w:after="0"/>
+            </w:pPr>
             <w:r>
               <w:rPr>
                 <w:b w:val="0"/>
@@ -3153,7 +3342,7 @@
                 <w:i w:val="0"/>
                 <w:sz w:val="20"/>
               </w:rPr>
-              <w:t>Tiết 23</w:t>
+              <w:t>Tiết 23 (1 tiết)</w:t>
             </w:r>
           </w:p>
         </w:tc>
@@ -3172,7 +3361,7 @@
                 <w:i w:val="0"/>
                 <w:sz w:val="18"/>
               </w:rPr>
-              <w:t>NLS-AT (Cơ bản 1): Nêu tình huống trong ứng dụng, trò chơi trên điện thoại thường hiện nút mời mua đồ, mời bấm.</w:t>
+              <w:t>Năng lực số 1.1 CB1b: HS xem quảng cáo và phân biệt được điều quảng cáo hứa với điều mình thật sự cần trước khi muốn mua một món đồ</w:t>
             </w:r>
           </w:p>
         </w:tc>
@@ -3248,7 +3437,7 @@
                 <w:i w:val="0"/>
                 <w:sz w:val="20"/>
               </w:rPr>
-              <w:t>Sinh hoạt lớp: Sinh hoạt theo chủ đề: Cũ mà vẫn tốt</w:t>
+              <w:t>Sinh hoạt lớp: Cũ mà vẫn tốt</w:t>
             </w:r>
           </w:p>
         </w:tc>
@@ -3268,7 +3457,7 @@
                 <w:i w:val="0"/>
                 <w:sz w:val="20"/>
               </w:rPr>
-              <w:t>Tiết 24</w:t>
+              <w:t>Tiết 24 (1 tiết)</w:t>
             </w:r>
           </w:p>
         </w:tc>
@@ -3288,6 +3477,32 @@
                 <w:sz w:val="18"/>
               </w:rPr>
               <w:t>KNS: Thói quen sống ngăn nắp, gọn gàng sẽ giúp cho đồ dùng luôn sạch sẽ, khoa học và bền đẹp.</w:t>
+            </w:r>
+          </w:p>
+          <w:p>
+            <w:pPr>
+              <w:spacing w:after="0"/>
+            </w:pPr>
+            <w:r>
+              <w:rPr>
+                <w:b w:val="0"/>
+                <w:i w:val="0"/>
+                <w:sz w:val="18"/>
+              </w:rPr>
+              <w:t>Năng lực số 3.1 CB1a: HS nói được ba điều giới thiệu bản thân và chọn biểu tượng để GV hoàn thành tấm thẻ chân dung số của mình.</w:t>
+            </w:r>
+          </w:p>
+          <w:p>
+            <w:pPr>
+              <w:spacing w:after="0"/>
+            </w:pPr>
+            <w:r>
+              <w:rPr>
+                <w:b w:val="0"/>
+                <w:i w:val="0"/>
+                <w:sz w:val="18"/>
+              </w:rPr>
+              <w:t>KNS: KN tự đánh giá và đánh giá bạn một cách khách quan, thiện chí.</w:t>
             </w:r>
           </w:p>
         </w:tc>
@@ -3346,7 +3561,7 @@
                 <w:i w:val="0"/>
                 <w:sz w:val="20"/>
               </w:rPr>
-              <w:t>CHỦ ĐẾ 3:Em yêu trường em</w:t>
+              <w:t>Chủ đề: MÁI TRƯỜNG EM YÊU</w:t>
             </w:r>
           </w:p>
         </w:tc>
@@ -3365,7 +3580,7 @@
                 <w:i w:val="0"/>
                 <w:sz w:val="20"/>
               </w:rPr>
-              <w:t>Bài 9: Lớp học của em – Lớp học thân thương — Sinh hoạt dưới cờ: Phong trào xây dựng tủ sách lớp học</w:t>
+              <w:t>Sinh hoạt dưới cờ: Phong trào xây dựng "Tủ sách lớp học"</w:t>
             </w:r>
           </w:p>
         </w:tc>
@@ -3385,7 +3600,7 @@
                 <w:i w:val="0"/>
                 <w:sz w:val="20"/>
               </w:rPr>
-              <w:t>Tiết 25 (3 tiết)</w:t>
+              <w:t>Tiết 25 (1 tiết)</w:t>
             </w:r>
           </w:p>
         </w:tc>
@@ -3404,6 +3619,7 @@
                 <w:i w:val="0"/>
                 <w:sz w:val="18"/>
               </w:rPr>
+              <w:t>Năng lực số 2.2 CB1a: HS nhận biết kênh số phù hợp của lớp để chia sẻ, tuyên truyền nội dung theo chủ điểm</w:t>
             </w:r>
           </w:p>
         </w:tc>
@@ -3499,7 +3715,7 @@
                 <w:i w:val="0"/>
                 <w:sz w:val="20"/>
               </w:rPr>
-              <w:t>Tiết 26</w:t>
+              <w:t>Tiết 26 (1 tiết)</w:t>
             </w:r>
           </w:p>
         </w:tc>
@@ -3518,7 +3734,7 @@
                 <w:i w:val="0"/>
                 <w:sz w:val="18"/>
               </w:rPr>
-              <w:t>NLS-ST (Cơ bản 1): Ở chủ đề “Lớp học của em”, HS vẽ hoặc làm mô hình góc trang trí lớp; GV chụp ảnh sản phẩm.</w:t>
+              <w:t>Năng lực số 4.2 CB1a: HS cùng lớp thống nhất nội quy ứng xử với bạn cả khi gặp mặt và khi nhắn tin</w:t>
             </w:r>
           </w:p>
         </w:tc>
@@ -3594,7 +3810,7 @@
                 <w:i w:val="0"/>
                 <w:sz w:val="20"/>
               </w:rPr>
-              <w:t>Sinh hoạt lớp: Sinh hoạt theo chủ đề : Lớp học thân thương</w:t>
+              <w:t>Sinh hoạt lớp: Lớp học thân thương</w:t>
             </w:r>
           </w:p>
         </w:tc>
@@ -3614,7 +3830,7 @@
                 <w:i w:val="0"/>
                 <w:sz w:val="20"/>
               </w:rPr>
-              <w:t>Tiết 27</w:t>
+              <w:t>Tiết 27 (1 tiết)</w:t>
             </w:r>
           </w:p>
         </w:tc>
@@ -3633,6 +3849,20 @@
                 <w:i w:val="0"/>
                 <w:sz w:val="18"/>
               </w:rPr>
+              <w:t>Năng lực số 4.2 CB1a: HS cùng lớp thống nhất nội quy ứng xử với bạn cả khi gặp mặt và khi nhắn tin</w:t>
+            </w:r>
+          </w:p>
+          <w:p>
+            <w:pPr>
+              <w:spacing w:after="0"/>
+            </w:pPr>
+            <w:r>
+              <w:rPr>
+                <w:b w:val="0"/>
+                <w:i w:val="0"/>
+                <w:sz w:val="18"/>
+              </w:rPr>
+              <w:t>KNS: KN tự đánh giá và đánh giá bạn một cách khách quan, thiện chí.</w:t>
             </w:r>
           </w:p>
         </w:tc>
@@ -3691,7 +3921,7 @@
                 <w:i w:val="0"/>
                 <w:sz w:val="20"/>
               </w:rPr>
-              <w:t>CHỦ ĐẾ 3:Em yêu trường em</w:t>
+              <w:t>Chủ đề: MÁI TRƯỜNG EM YÊU</w:t>
             </w:r>
           </w:p>
         </w:tc>
@@ -3710,7 +3940,7 @@
                 <w:i w:val="0"/>
                 <w:sz w:val="20"/>
               </w:rPr>
-              <w:t>Bài 10: Bảo vệ tình bạn – Chúng mình hiểu nhau — Sinh hoạt dưới cờ: Triển lãm tranh về chủ đề “ Tình bạn”</w:t>
+              <w:t>Sinh hoạt dưới cờ: Triển lãm tranh về chủ đề "Tình bạn"</w:t>
             </w:r>
           </w:p>
         </w:tc>
@@ -3730,7 +3960,7 @@
                 <w:i w:val="0"/>
                 <w:sz w:val="20"/>
               </w:rPr>
-              <w:t>Tiết 28 (3 tiết)</w:t>
+              <w:t>Tiết 28 (1 tiết)</w:t>
             </w:r>
           </w:p>
         </w:tc>
@@ -3749,6 +3979,7 @@
                 <w:i w:val="0"/>
                 <w:sz w:val="18"/>
               </w:rPr>
+              <w:t>Năng lực số 4.3 CB1b: HS lựa chọn cách đơn giản để tự bảo vệ bản thân khỏi nguy cơ, kể cả khi dùng thiết bị, mạng</w:t>
             </w:r>
           </w:p>
         </w:tc>
@@ -3844,7 +4075,7 @@
                 <w:i w:val="0"/>
                 <w:sz w:val="20"/>
               </w:rPr>
-              <w:t>Tiết 29</w:t>
+              <w:t>Tiết 29 (1 tiết)</w:t>
             </w:r>
           </w:p>
         </w:tc>
@@ -3863,7 +4094,7 @@
                 <w:i w:val="0"/>
                 <w:sz w:val="18"/>
               </w:rPr>
-              <w:t>NLS-GT (Cơ bản 1): Chiếu ba mẩu tin nhắn giữa các bạn trong lớp.</w:t>
+              <w:t>Năng lực số 4.2 CB1a: HS cùng lớp thống nhất nội quy ứng xử với bạn cả khi gặp mặt và khi nhắn tin</w:t>
             </w:r>
           </w:p>
         </w:tc>
@@ -3939,7 +4170,7 @@
                 <w:i w:val="0"/>
                 <w:sz w:val="20"/>
               </w:rPr>
-              <w:t>Sinh hoạt lớp: Sinh hoạt theo chủ đề: Chúng mình hiểu nhau</w:t>
+              <w:t>Sinh hoạt lớp: Chúng mình hiểu nhau</w:t>
             </w:r>
           </w:p>
         </w:tc>
@@ -3959,7 +4190,7 @@
                 <w:i w:val="0"/>
                 <w:sz w:val="20"/>
               </w:rPr>
-              <w:t>Tiết 30</w:t>
+              <w:t>Tiết 30 (1 tiết)</w:t>
             </w:r>
           </w:p>
         </w:tc>
@@ -3978,6 +4209,20 @@
                 <w:i w:val="0"/>
                 <w:sz w:val="18"/>
               </w:rPr>
+              <w:t>Năng lực số 4.2 CB1a: HS cùng lớp thống nhất nội quy ứng xử với bạn cả khi gặp mặt và khi nhắn tin</w:t>
+            </w:r>
+          </w:p>
+          <w:p>
+            <w:pPr>
+              <w:spacing w:after="0"/>
+            </w:pPr>
+            <w:r>
+              <w:rPr>
+                <w:b w:val="0"/>
+                <w:i w:val="0"/>
+                <w:sz w:val="18"/>
+              </w:rPr>
+              <w:t>KNS: KN tự đánh giá và đánh giá bạn một cách khách quan, thiện chí.</w:t>
             </w:r>
           </w:p>
         </w:tc>
@@ -4036,7 +4281,7 @@
                 <w:i w:val="0"/>
                 <w:sz w:val="20"/>
               </w:rPr>
-              <w:t>CHỦ ĐẾ 3:Em yêu trường em</w:t>
+              <w:t>Chủ đề: MÁI TRƯỜNG EM YÊU</w:t>
             </w:r>
           </w:p>
         </w:tc>
@@ -4055,7 +4300,7 @@
                 <w:i w:val="0"/>
                 <w:sz w:val="20"/>
               </w:rPr>
-              <w:t>Bài 11: Phấn đấu trở thành Đội viên – Tự hào về Đội ta — Sinh hoạt dưới cờ: Gương sáng đội ta</w:t>
+              <w:t>Sinh hoạt dưới cờ: Gương sáng Đội ta</w:t>
             </w:r>
           </w:p>
         </w:tc>
@@ -4075,7 +4320,7 @@
                 <w:i w:val="0"/>
                 <w:sz w:val="20"/>
               </w:rPr>
-              <w:t>Tiết 31 (3 tiết)</w:t>
+              <w:t>Tiết 31 (1 tiết)</w:t>
             </w:r>
           </w:p>
         </w:tc>
@@ -4094,7 +4339,7 @@
                 <w:i w:val="0"/>
                 <w:sz w:val="18"/>
               </w:rPr>
-              <w:t>KNS: KN tự nhận thức: nhận ra điểm mạnh, điểm cần cố gắng của bản thân.</w:t>
+              <w:t>Năng lực số 2.2 CB1a: HS nhận biết kênh số phù hợp của lớp để chia sẻ, tuyên truyền nội dung theo chủ điểm</w:t>
             </w:r>
           </w:p>
         </w:tc>
@@ -4190,7 +4435,7 @@
                 <w:i w:val="0"/>
                 <w:sz w:val="20"/>
               </w:rPr>
-              <w:t>Tiết 32</w:t>
+              <w:t>Tiết 32 (1 tiết)</w:t>
             </w:r>
           </w:p>
         </w:tc>
@@ -4209,7 +4454,7 @@
                 <w:i w:val="0"/>
                 <w:sz w:val="18"/>
               </w:rPr>
-              <w:t>NLS-KT (Cơ bản 1): Ở chủ đề “Phấn đấu trở thành đội viên”, GV chiếu ảnh lễ kết nạp đội viên của trường, hình khăn quàng.</w:t>
+              <w:t>Năng lực số 3.1 CB1a: HS nói được lời chúc của mình để GV đưa vào tấm thiệp số chung và cùng bình chọn lời chúc hay</w:t>
             </w:r>
           </w:p>
         </w:tc>
@@ -4285,7 +4530,7 @@
                 <w:i w:val="0"/>
                 <w:sz w:val="20"/>
               </w:rPr>
-              <w:t>Sinh hoạt lớp: Sinh hoạt theo chủ đề: Tự hào về Đội ta</w:t>
+              <w:t>Sinh hoạt lớp: Tự hào về Đội ta</w:t>
             </w:r>
           </w:p>
         </w:tc>
@@ -4305,7 +4550,7 @@
                 <w:i w:val="0"/>
                 <w:sz w:val="20"/>
               </w:rPr>
-              <w:t>Tiết 33</w:t>
+              <w:t>Tiết 33 (1 tiết)</w:t>
             </w:r>
           </w:p>
         </w:tc>
@@ -4324,6 +4569,20 @@
                 <w:i w:val="0"/>
                 <w:sz w:val="18"/>
               </w:rPr>
+              <w:t>Năng lực số 3.1 CB1a: HS nói được lời chúc của mình để GV đưa vào tấm thiệp số chung và cùng bình chọn lời chúc hay</w:t>
+            </w:r>
+          </w:p>
+          <w:p>
+            <w:pPr>
+              <w:spacing w:after="0"/>
+            </w:pPr>
+            <w:r>
+              <w:rPr>
+                <w:b w:val="0"/>
+                <w:i w:val="0"/>
+                <w:sz w:val="18"/>
+              </w:rPr>
+              <w:t>KNS: KN tự nhận thức: nhận ra điểm mạnh, điểm cần cố gắng của bản thân.</w:t>
             </w:r>
           </w:p>
         </w:tc>
@@ -4382,7 +4641,7 @@
                 <w:i w:val="0"/>
                 <w:sz w:val="20"/>
               </w:rPr>
-              <w:t>CHỦ ĐẾ 3:Em yêu trường em</w:t>
+              <w:t>Chủ đề: MÁI TRƯỜNG EM YÊU</w:t>
             </w:r>
           </w:p>
         </w:tc>
@@ -4401,7 +4660,7 @@
                 <w:i w:val="0"/>
                 <w:sz w:val="20"/>
               </w:rPr>
-              <w:t>Bài 12: Thầy cô trong mắt em- Món quà tặng thầy cô — Sinh hoạt dưới cờ: Chào mừng ngày nhà giáo Việt Nam</w:t>
+              <w:t>Sinh hoạt dưới cờ: Chào mừng ngày Nhà giáo Việt Nam 20-11</w:t>
             </w:r>
           </w:p>
         </w:tc>
@@ -4421,7 +4680,7 @@
                 <w:i w:val="0"/>
                 <w:sz w:val="20"/>
               </w:rPr>
-              <w:t>Tiết 34 (3 tiết)</w:t>
+              <w:t>Tiết 34 (1 tiết)</w:t>
             </w:r>
           </w:p>
         </w:tc>
@@ -4535,7 +4794,7 @@
                 <w:i w:val="0"/>
                 <w:sz w:val="20"/>
               </w:rPr>
-              <w:t>Tiết 35</w:t>
+              <w:t>Tiết 35 (1 tiết)</w:t>
             </w:r>
           </w:p>
         </w:tc>
@@ -4554,7 +4813,7 @@
                 <w:i w:val="0"/>
                 <w:sz w:val="18"/>
               </w:rPr>
-              <w:t>NLS-ST (Cơ bản 1): Hướng dẫn cả lớp làm một tấm thiệp số chúc mừng thầy cô.</w:t>
+              <w:t>Năng lực số 3.1 CB1a: HS nói được lời chúc của mình để GV đưa vào tấm thiệp số chung và cùng bình chọn lời chúc hay</w:t>
             </w:r>
           </w:p>
         </w:tc>
@@ -4630,7 +4889,7 @@
                 <w:i w:val="0"/>
                 <w:sz w:val="20"/>
               </w:rPr>
-              <w:t>Sinh hoạt lớp: Sinh hoạt theo chủ đề: Món quà tặng thầy cô</w:t>
+              <w:t>Sinh hoạt lớp: Món quà tặng thầy cô</w:t>
             </w:r>
           </w:p>
         </w:tc>
@@ -4650,7 +4909,7 @@
                 <w:i w:val="0"/>
                 <w:sz w:val="20"/>
               </w:rPr>
-              <w:t>Tiết 36</w:t>
+              <w:t>Tiết 36 (1 tiết)</w:t>
             </w:r>
           </w:p>
         </w:tc>
@@ -4669,6 +4928,20 @@
                 <w:i w:val="0"/>
                 <w:sz w:val="18"/>
               </w:rPr>
+              <w:t>Năng lực số 3.1 CB1a: HS nói được lời chúc của mình để GV đưa vào tấm thiệp số chung và cùng bình chọn lời chúc hay</w:t>
+            </w:r>
+          </w:p>
+          <w:p>
+            <w:pPr>
+              <w:spacing w:after="0"/>
+            </w:pPr>
+            <w:r>
+              <w:rPr>
+                <w:b w:val="0"/>
+                <w:i w:val="0"/>
+                <w:sz w:val="18"/>
+              </w:rPr>
+              <w:t>KNS: KN tự đánh giá và đánh giá bạn một cách khách quan, thiện chí.</w:t>
             </w:r>
           </w:p>
         </w:tc>
@@ -4727,7 +5000,7 @@
                 <w:i w:val="0"/>
                 <w:sz w:val="20"/>
               </w:rPr>
-              <w:t>CHỦ ĐỀ 4: Tự phục vụ bản thân</w:t>
+              <w:t>Chủ đề: GIỮ GÌN NHÀ CỬA NGĂN NẮP, SẠCH ĐẸP</w:t>
             </w:r>
           </w:p>
         </w:tc>
@@ -4746,7 +5019,7 @@
                 <w:i w:val="0"/>
                 <w:sz w:val="20"/>
               </w:rPr>
-              <w:t>Bài 13: Tự sắp xếp đồ dùng ngăn nắp- Đôi tay khéo léo — Sinh hoạt dưới cờ: Tự phục vụ bản thân</w:t>
+              <w:t>Sinh hoạt dưới cờ: Tự phục vụ bản thân</w:t>
             </w:r>
           </w:p>
         </w:tc>
@@ -4766,7 +5039,7 @@
                 <w:i w:val="0"/>
                 <w:sz w:val="20"/>
               </w:rPr>
-              <w:t>Tiết 37 (3 tiết)</w:t>
+              <w:t>Tiết 37 (1 tiết)</w:t>
             </w:r>
           </w:p>
         </w:tc>
@@ -4881,7 +5154,7 @@
                 <w:i w:val="0"/>
                 <w:sz w:val="20"/>
               </w:rPr>
-              <w:t>Tiết 38</w:t>
+              <w:t>Tiết 38 (1 tiết)</w:t>
             </w:r>
           </w:p>
         </w:tc>
@@ -4976,7 +5249,7 @@
                 <w:i w:val="0"/>
                 <w:sz w:val="20"/>
               </w:rPr>
-              <w:t>Sinh hoạt lớp: Sinh hoạt theo chủ đề: Đôi tay khéo léo</w:t>
+              <w:t>Sinh hoạt lớp: Đôi tay khéo léo</w:t>
             </w:r>
           </w:p>
         </w:tc>
@@ -4996,7 +5269,7 @@
                 <w:i w:val="0"/>
                 <w:sz w:val="20"/>
               </w:rPr>
-              <w:t>Tiết 39</w:t>
+              <w:t>Tiết 39 (1 tiết)</w:t>
             </w:r>
           </w:p>
         </w:tc>
@@ -5015,6 +5288,7 @@
                 <w:i w:val="0"/>
                 <w:sz w:val="18"/>
               </w:rPr>
+              <w:t>KNS: KN tự đánh giá và đánh giá bạn một cách khách quan, thiện chí.</w:t>
             </w:r>
           </w:p>
         </w:tc>
@@ -5073,7 +5347,7 @@
                 <w:i w:val="0"/>
                 <w:sz w:val="20"/>
               </w:rPr>
-              <w:t>CHỦ ĐỀ 4: Tự phục vụ bản thân</w:t>
+              <w:t>Chủ đề: GIỮ GÌN NHÀ CỬA NGĂN NẮP, SẠCH ĐẸP</w:t>
             </w:r>
           </w:p>
         </w:tc>
@@ -5092,7 +5366,7 @@
                 <w:i w:val="0"/>
                 <w:sz w:val="20"/>
               </w:rPr>
-              <w:t>Bài 14: Góc học tập đáng yêu – Góc nhà thân thương — Sinh hoạt dưới cờ: Thư viện em yêu</w:t>
+              <w:t>Sinh hoạt dưới cờ: Thư viện em yêu</w:t>
             </w:r>
           </w:p>
         </w:tc>
@@ -5112,7 +5386,7 @@
                 <w:i w:val="0"/>
                 <w:sz w:val="20"/>
               </w:rPr>
-              <w:t>Tiết 40 (3 tiết)</w:t>
+              <w:t>Tiết 40 (1 tiết)</w:t>
             </w:r>
           </w:p>
         </w:tc>
@@ -5131,7 +5405,7 @@
                 <w:i w:val="0"/>
                 <w:sz w:val="18"/>
               </w:rPr>
-              <w:t>KNS: KN tự nhận thức: nhận ra điểm mạnh, điểm cần cố gắng của bản thân.</w:t>
+              <w:t>Năng lực số 3.1 CB1b: HS chọn cách giới thiệu sản phẩm/hình ảnh theo chủ điểm bằng phương tiện số đơn giản</w:t>
             </w:r>
           </w:p>
         </w:tc>
@@ -5227,7 +5501,7 @@
                 <w:i w:val="0"/>
                 <w:sz w:val="20"/>
               </w:rPr>
-              <w:t>Tiết 41</w:t>
+              <w:t>Tiết 41 (1 tiết)</w:t>
             </w:r>
           </w:p>
         </w:tc>
@@ -5322,7 +5596,7 @@
                 <w:i w:val="0"/>
                 <w:sz w:val="20"/>
               </w:rPr>
-              <w:t>Sinh hoạt lớp: Sinh hoạt theo chủ đề: Góc nhà thân thương</w:t>
+              <w:t>Sinh hoạt lớp: Góc nhà thân thương</w:t>
             </w:r>
           </w:p>
         </w:tc>
@@ -5342,7 +5616,7 @@
                 <w:i w:val="0"/>
                 <w:sz w:val="20"/>
               </w:rPr>
-              <w:t>Tiết 42</w:t>
+              <w:t>Tiết 42 (1 tiết)</w:t>
             </w:r>
           </w:p>
         </w:tc>
@@ -5361,6 +5635,7 @@
                 <w:i w:val="0"/>
                 <w:sz w:val="18"/>
               </w:rPr>
+              <w:t>KNS: KN tự đánh giá và đánh giá bạn một cách khách quan, thiện chí.</w:t>
             </w:r>
           </w:p>
         </w:tc>
@@ -5419,7 +5694,7 @@
                 <w:i w:val="0"/>
                 <w:sz w:val="20"/>
               </w:rPr>
-              <w:t>CHỦ ĐỀ 4: Tự phục vụ bản thân</w:t>
+              <w:t>Chủ đề: GIỮ GÌN NHÀ CỬA NGĂN NẮP, SẠCH ĐẸP</w:t>
             </w:r>
           </w:p>
         </w:tc>
@@ -5438,7 +5713,7 @@
                 <w:i w:val="0"/>
                 <w:sz w:val="20"/>
               </w:rPr>
-              <w:t>Bài 15: Nhà là tổ ấm – Em chăm sóc nhà cửa — Sinh hoạt dưới cờ: Chào mừng ngày thành lập quân đội nhân dân Việt Nam 22-12</w:t>
+              <w:t>Sinh hoạt dưới cờ: Chào mừng ngày Thành lập Quân đội nhân dân Việt Nam 22-12</w:t>
             </w:r>
           </w:p>
         </w:tc>
@@ -5458,7 +5733,7 @@
                 <w:i w:val="0"/>
                 <w:sz w:val="20"/>
               </w:rPr>
-              <w:t>Tiết 43 (3 tiết)</w:t>
+              <w:t>Tiết 43 (1 tiết)</w:t>
             </w:r>
           </w:p>
         </w:tc>
@@ -5471,6 +5746,19 @@
               <w:spacing w:after="0"/>
             </w:pPr>
             <w:r/>
+            <w:r>
+              <w:rPr>
+                <w:b w:val="0"/>
+                <w:i w:val="0"/>
+                <w:sz w:val="18"/>
+              </w:rPr>
+              <w:t>Năng lực số 2.2 CB1a: HS nhận biết kênh số phù hợp của lớp để chia sẻ, tuyên truyền nội dung theo chủ điểm</w:t>
+            </w:r>
+          </w:p>
+          <w:p>
+            <w:pPr>
+              <w:spacing w:after="0"/>
+            </w:pPr>
             <w:r>
               <w:rPr>
                 <w:b w:val="0"/>
@@ -5573,7 +5861,7 @@
                 <w:i w:val="0"/>
                 <w:sz w:val="20"/>
               </w:rPr>
-              <w:t>Tiết 44</w:t>
+              <w:t>Tiết 44 (1 tiết)</w:t>
             </w:r>
           </w:p>
         </w:tc>
@@ -5668,7 +5956,7 @@
                 <w:i w:val="0"/>
                 <w:sz w:val="20"/>
               </w:rPr>
-              <w:t>Sinh hoạt lớp: Sinh hoạt theo chủ đề: Em chăm sóc nhà cửa</w:t>
+              <w:t>Sinh hoạt lớp: Em chăm sóc nhà cửa</w:t>
             </w:r>
           </w:p>
         </w:tc>
@@ -5688,7 +5976,7 @@
                 <w:i w:val="0"/>
                 <w:sz w:val="20"/>
               </w:rPr>
-              <w:t>Tiết 45</w:t>
+              <w:t>Tiết 45 (1 tiết)</w:t>
             </w:r>
           </w:p>
         </w:tc>
@@ -5707,6 +5995,7 @@
                 <w:i w:val="0"/>
                 <w:sz w:val="18"/>
               </w:rPr>
+              <w:t>KNS: KN tự đánh giá và đánh giá bạn một cách khách quan, thiện chí.</w:t>
             </w:r>
           </w:p>
         </w:tc>
@@ -5765,7 +6054,7 @@
                 <w:i w:val="0"/>
                 <w:sz w:val="20"/>
               </w:rPr>
-              <w:t>CHỦ ĐỀ 4: Tự phục vụ bản thân</w:t>
+              <w:t>Chủ đề: GIỮ GÌN NHÀ CỬA NGĂN NẮP, SẠCH ĐẸP</w:t>
             </w:r>
           </w:p>
         </w:tc>
@@ -5784,7 +6073,7 @@
                 <w:i w:val="0"/>
                 <w:sz w:val="20"/>
               </w:rPr>
-              <w:t>Bài 16: Nhà sạch thì mát – Chăm làm việc nhà — Sinh hoạt dưới cờ: Nét đẹp học trò</w:t>
+              <w:t>Sinh hoạt dưới cờ: Nét đẹp học trò</w:t>
             </w:r>
           </w:p>
         </w:tc>
@@ -5804,7 +6093,7 @@
                 <w:i w:val="0"/>
                 <w:sz w:val="20"/>
               </w:rPr>
-              <w:t>Tiết 46 (3 tiết)</w:t>
+              <w:t>Tiết 46 (1 tiết)</w:t>
             </w:r>
           </w:p>
         </w:tc>
@@ -5823,6 +6112,7 @@
                 <w:i w:val="0"/>
                 <w:sz w:val="18"/>
               </w:rPr>
+              <w:t>Năng lực số 2.2 CB1a: HS nhận biết kênh số phù hợp của lớp để chia sẻ, tuyên truyền nội dung theo chủ điểm</w:t>
             </w:r>
           </w:p>
         </w:tc>
@@ -5918,7 +6208,7 @@
                 <w:i w:val="0"/>
                 <w:sz w:val="20"/>
               </w:rPr>
-              <w:t>Tiết 47</w:t>
+              <w:t>Tiết 47 (1 tiết)</w:t>
             </w:r>
           </w:p>
         </w:tc>
@@ -6013,7 +6303,7 @@
                 <w:i w:val="0"/>
                 <w:sz w:val="20"/>
               </w:rPr>
-              <w:t>Sinh hoạt lớp: Sinh hoạt theo chủ đề: Chăm làm việc nhà</w:t>
+              <w:t>Sinh hoạt lớp: Chăm làm việc nhà</w:t>
             </w:r>
           </w:p>
         </w:tc>
@@ -6033,7 +6323,7 @@
                 <w:i w:val="0"/>
                 <w:sz w:val="20"/>
               </w:rPr>
-              <w:t>Tiết 48</w:t>
+              <w:t>Tiết 48 (1 tiết)</w:t>
             </w:r>
           </w:p>
         </w:tc>
@@ -6052,6 +6342,7 @@
                 <w:i w:val="0"/>
                 <w:sz w:val="18"/>
               </w:rPr>
+              <w:t>KNS: KN lao động tự phục vụ và bước đầu tìm hiểu nghề nghiệp.</w:t>
             </w:r>
           </w:p>
         </w:tc>
@@ -6110,7 +6401,7 @@
                 <w:i w:val="0"/>
                 <w:sz w:val="20"/>
               </w:rPr>
-              <w:t>CHỦ ĐỀ 4: Tự phục vụ bản thân</w:t>
+              <w:t>Chủ đề: GIA ĐÌNH YÊU THƯƠNG</w:t>
             </w:r>
           </w:p>
         </w:tc>
@@ -6129,7 +6420,7 @@
                 <w:i w:val="0"/>
                 <w:sz w:val="20"/>
               </w:rPr>
-              <w:t>Bài 17: Đồ dùng của người thân – Câu chuyện yêu thương — Sinh hoạt dưới cờ: Kỉ niệm theo ta</w:t>
+              <w:t>Sinh hoạt dưới cờ: Kỉ niệm theo ta</w:t>
             </w:r>
           </w:p>
         </w:tc>
@@ -6149,7 +6440,7 @@
                 <w:i w:val="0"/>
                 <w:sz w:val="20"/>
               </w:rPr>
-              <w:t>Tiết 49 (3 tiết)</w:t>
+              <w:t>Tiết 49 (1 tiết)</w:t>
             </w:r>
           </w:p>
         </w:tc>
@@ -6168,6 +6459,7 @@
                 <w:i w:val="0"/>
                 <w:sz w:val="18"/>
               </w:rPr>
+              <w:t>Năng lực số 2.2 CB1a: HS nhận biết kênh số phù hợp của lớp để chia sẻ, tuyên truyền nội dung theo chủ điểm</w:t>
             </w:r>
           </w:p>
         </w:tc>
@@ -6263,7 +6555,7 @@
                 <w:i w:val="0"/>
                 <w:sz w:val="20"/>
               </w:rPr>
-              <w:t>Tiết 50</w:t>
+              <w:t>Tiết 50 (1 tiết)</w:t>
             </w:r>
           </w:p>
         </w:tc>
@@ -6358,7 +6650,7 @@
                 <w:i w:val="0"/>
                 <w:sz w:val="20"/>
               </w:rPr>
-              <w:t>Sinh hoạt lớp: Sinh hoạt theo chủ đề: Câu chuyện yêu thương</w:t>
+              <w:t>Sinh hoạt lớp: Câu chuyện yêu thương</w:t>
             </w:r>
           </w:p>
         </w:tc>
@@ -6378,7 +6670,7 @@
                 <w:i w:val="0"/>
                 <w:sz w:val="20"/>
               </w:rPr>
-              <w:t>Tiết 51</w:t>
+              <w:t>Tiết 51 (1 tiết)</w:t>
             </w:r>
           </w:p>
         </w:tc>
@@ -6397,6 +6689,7 @@
                 <w:i w:val="0"/>
                 <w:sz w:val="18"/>
               </w:rPr>
+              <w:t>KNS: KN tự đánh giá và đánh giá bạn một cách khách quan, thiện chí.</w:t>
             </w:r>
           </w:p>
         </w:tc>
@@ -6455,7 +6748,7 @@
                 <w:i w:val="0"/>
                 <w:sz w:val="20"/>
               </w:rPr>
-              <w:t>CHỦ ĐỀ 5: Gia đình thân thương</w:t>
+              <w:t>Chủ đề: GIA ĐÌNH YÊU THƯƠNG</w:t>
             </w:r>
           </w:p>
         </w:tc>
@@ -6474,7 +6767,7 @@
                 <w:i w:val="0"/>
                 <w:sz w:val="20"/>
               </w:rPr>
-              <w:t>Bài 18: Lá thư tri ân – Tình cảm gia đình — Sinh hoạt dưới cờ: Biết ơn người thân trong gia đình</w:t>
+              <w:t>Sinh hoạt dưới cờ: Biết ơn người thân trong gia đình</w:t>
             </w:r>
           </w:p>
         </w:tc>
@@ -6494,7 +6787,7 @@
                 <w:i w:val="0"/>
                 <w:sz w:val="20"/>
               </w:rPr>
-              <w:t>Tiết 52 (3 tiết)</w:t>
+              <w:t>Tiết 52 (1 tiết)</w:t>
             </w:r>
           </w:p>
         </w:tc>
@@ -6507,6 +6800,19 @@
               <w:spacing w:after="0"/>
             </w:pPr>
             <w:r/>
+            <w:r>
+              <w:rPr>
+                <w:b w:val="0"/>
+                <w:i w:val="0"/>
+                <w:sz w:val="18"/>
+              </w:rPr>
+              <w:t>Năng lực số 3.1 CB1b: HS chọn cách giới thiệu sản phẩm/hình ảnh theo chủ điểm bằng phương tiện số đơn giản</w:t>
+            </w:r>
+          </w:p>
+          <w:p>
+            <w:pPr>
+              <w:spacing w:after="0"/>
+            </w:pPr>
             <w:r>
               <w:rPr>
                 <w:b w:val="0"/>
@@ -6609,7 +6915,7 @@
                 <w:i w:val="0"/>
                 <w:sz w:val="20"/>
               </w:rPr>
-              <w:t>Tiết 53</w:t>
+              <w:t>Tiết 53 (1 tiết)</w:t>
             </w:r>
           </w:p>
         </w:tc>
@@ -6704,7 +7010,7 @@
                 <w:i w:val="0"/>
                 <w:sz w:val="20"/>
               </w:rPr>
-              <w:t>Sinh hoạt lớp: Sinh hoạt theo chủ đề: Tình cảm gia đình</w:t>
+              <w:t>Sinh hoạt lớp: Tình cảm gia đình</w:t>
             </w:r>
           </w:p>
         </w:tc>
@@ -6724,7 +7030,7 @@
                 <w:i w:val="0"/>
                 <w:sz w:val="20"/>
               </w:rPr>
-              <w:t>Tiết 54</w:t>
+              <w:t>Tiết 54 (1 tiết)</w:t>
             </w:r>
           </w:p>
         </w:tc>
@@ -6743,6 +7049,7 @@
                 <w:i w:val="0"/>
                 <w:sz w:val="18"/>
               </w:rPr>
+              <w:t>KNS: KN tự đánh giá và đánh giá bạn một cách khách quan, thiện chí.</w:t>
             </w:r>
           </w:p>
         </w:tc>
@@ -6825,7 +7132,7 @@
                 <w:i w:val="0"/>
                 <w:sz w:val="20"/>
               </w:rPr>
-              <w:t>CHỦ ĐỀ 5: Gia đình thân thương</w:t>
+              <w:t>Chủ đề: Trước Tết</w:t>
             </w:r>
           </w:p>
         </w:tc>
@@ -6844,7 +7151,7 @@
                 <w:i w:val="0"/>
                 <w:sz w:val="20"/>
               </w:rPr>
-              <w:t>Bài 19: Lao động và thu nhập gia đình – Mua sắm tiết kiệm — Sinh hoạt dưới cờ: Cùng người thân sắm Tết</w:t>
+              <w:t>Sinh hoạt dưới cờ: Cùng người thân sắm Tết</w:t>
             </w:r>
           </w:p>
         </w:tc>
@@ -6864,7 +7171,7 @@
                 <w:i w:val="0"/>
                 <w:sz w:val="20"/>
               </w:rPr>
-              <w:t>Tiết 55 (3 tiết)</w:t>
+              <w:t>Tiết 55 (1 tiết)</w:t>
             </w:r>
           </w:p>
         </w:tc>
@@ -6883,7 +7190,7 @@
                 <w:i w:val="0"/>
                 <w:sz w:val="18"/>
               </w:rPr>
-              <w:t>KNS: KN lao động tự phục vụ và bước đầu tìm hiểu nghề nghiệp.</w:t>
+              <w:t>Năng lực số 2.2 CB1a: HS nhận biết kênh số phù hợp của lớp để chia sẻ, tuyên truyền nội dung theo chủ điểm</w:t>
             </w:r>
           </w:p>
         </w:tc>
@@ -6979,7 +7286,7 @@
                 <w:i w:val="0"/>
                 <w:sz w:val="20"/>
               </w:rPr>
-              <w:t>Tiết 56</w:t>
+              <w:t>Tiết 56 (1 tiết)</w:t>
             </w:r>
           </w:p>
         </w:tc>
@@ -6998,7 +7305,20 @@
                 <w:i w:val="0"/>
                 <w:sz w:val="18"/>
               </w:rPr>
-              <w:t>NLS-KT (Cơ bản 1): Ở hoạt động Khám phá chủ đề “Lao động và thu nhập gia đình”, GV chiếu bộ ảnh các nghề quen thuộc ở địa phương.</w:t>
+              <w:t>Năng lực số 1.1 CB1b: HS đọc được số điện và số tiền trên hoá đơn, so sánh được tháng này với tháng trước</w:t>
+            </w:r>
+          </w:p>
+          <w:p>
+            <w:pPr>
+              <w:spacing w:after="0"/>
+            </w:pPr>
+            <w:r>
+              <w:rPr>
+                <w:b w:val="0"/>
+                <w:i w:val="0"/>
+                <w:sz w:val="18"/>
+              </w:rPr>
+              <w:t>KNS: KN lao động tự phục vụ và bước đầu tìm hiểu nghề nghiệp.</w:t>
             </w:r>
           </w:p>
         </w:tc>
@@ -7074,7 +7394,7 @@
                 <w:i w:val="0"/>
                 <w:sz w:val="20"/>
               </w:rPr>
-              <w:t>Sinh hoạt lớp: Sinh hoạt theo chủ đề: Mua sắm tiết kiệm</w:t>
+              <w:t>Sinh hoạt lớp: Mua sắm tiết kiệm</w:t>
             </w:r>
           </w:p>
         </w:tc>
@@ -7094,7 +7414,7 @@
                 <w:i w:val="0"/>
                 <w:sz w:val="20"/>
               </w:rPr>
-              <w:t>Tiết 57</w:t>
+              <w:t>Tiết 57 (1 tiết)</w:t>
             </w:r>
           </w:p>
         </w:tc>
@@ -7113,6 +7433,20 @@
                 <w:i w:val="0"/>
                 <w:sz w:val="18"/>
               </w:rPr>
+              <w:t>Năng lực số 1.1 CB1b: HS đọc được số điện và số tiền trên hoá đơn, so sánh được tháng này với tháng trước</w:t>
+            </w:r>
+          </w:p>
+          <w:p>
+            <w:pPr>
+              <w:spacing w:after="0"/>
+            </w:pPr>
+            <w:r>
+              <w:rPr>
+                <w:b w:val="0"/>
+                <w:i w:val="0"/>
+                <w:sz w:val="18"/>
+              </w:rPr>
+              <w:t>KNS: KN lập kế hoạch và quản lí chi tiêu, thời gian ở mức đơn giản.</w:t>
             </w:r>
           </w:p>
         </w:tc>
@@ -7171,7 +7505,7 @@
                 <w:i w:val="0"/>
                 <w:sz w:val="20"/>
               </w:rPr>
-              <w:t>CHỦ ĐỀ 5: Gia đình thân thương</w:t>
+              <w:t>Chủ đề: Trước Tết</w:t>
             </w:r>
           </w:p>
         </w:tc>
@@ -7190,7 +7524,7 @@
                 <w:i w:val="0"/>
                 <w:sz w:val="20"/>
               </w:rPr>
-              <w:t>Bài 20: Tiết kiệm điện nước trong gia đình – Sử dụng thiết bị điện, nước — Sinh hoạt dưới cờ: Ngày hội gia đình</w:t>
+              <w:t>Sinh hoạt dưới cờ: Ngày hội "Gia đình"</w:t>
             </w:r>
           </w:p>
         </w:tc>
@@ -7210,7 +7544,7 @@
                 <w:i w:val="0"/>
                 <w:sz w:val="20"/>
               </w:rPr>
-              <w:t>Tiết 58 (3 tiết)</w:t>
+              <w:t>Tiết 58 (1 tiết)</w:t>
             </w:r>
           </w:p>
         </w:tc>
@@ -7229,7 +7563,7 @@
                 <w:i w:val="0"/>
                 <w:sz w:val="18"/>
               </w:rPr>
-              <w:t>KNS: KN lập kế hoạch và quản lí chi tiêu, thời gian ở mức đơn giản.</w:t>
+              <w:t>Năng lực số 2.2 CB1a: HS nhận biết kênh số phù hợp của lớp để chia sẻ, tuyên truyền nội dung theo chủ điểm</w:t>
             </w:r>
           </w:p>
         </w:tc>
@@ -7305,7 +7639,7 @@
                 <w:i w:val="0"/>
                 <w:sz w:val="20"/>
               </w:rPr>
-              <w:t>Hoạt động giáo dục theo chủ đề: Tiết kiệm điện nước trong gia đình</w:t>
+              <w:t>Hoạt động giáo dục theo chủ đề: Tiết kiệm điện, nước trong gia đình</w:t>
             </w:r>
           </w:p>
         </w:tc>
@@ -7325,7 +7659,7 @@
                 <w:i w:val="0"/>
                 <w:sz w:val="20"/>
               </w:rPr>
-              <w:t>Tiết 59</w:t>
+              <w:t>Tiết 59 (1 tiết)</w:t>
             </w:r>
           </w:p>
         </w:tc>
@@ -7344,7 +7678,20 @@
                 <w:i w:val="0"/>
                 <w:sz w:val="18"/>
               </w:rPr>
-              <w:t>NLS-GQVĐ (Cơ bản 1): Ở hoạt động Luyện tập, GV chiếu các tình huống trong nhà.</w:t>
+              <w:t>Năng lực số 1.1 CB1b: HS đọc được số điện và số tiền trên hoá đơn, so sánh được tháng này với tháng trước</w:t>
+            </w:r>
+          </w:p>
+          <w:p>
+            <w:pPr>
+              <w:spacing w:after="0"/>
+            </w:pPr>
+            <w:r>
+              <w:rPr>
+                <w:b w:val="0"/>
+                <w:i w:val="0"/>
+                <w:sz w:val="18"/>
+              </w:rPr>
+              <w:t>KNS: KN lập kế hoạch và quản lí chi tiêu, thời gian ở mức đơn giản.</w:t>
             </w:r>
           </w:p>
         </w:tc>
@@ -7420,7 +7767,7 @@
                 <w:i w:val="0"/>
                 <w:sz w:val="20"/>
               </w:rPr>
-              <w:t>Sinh hoạt lớp: Sinh hoạt theo chủ đề: Sử dụng thiết bị điện, nước</w:t>
+              <w:t>Sinh hoạt lớp: Sử dụng thiết bị điện, nước</w:t>
             </w:r>
           </w:p>
         </w:tc>
@@ -7440,7 +7787,7 @@
                 <w:i w:val="0"/>
                 <w:sz w:val="20"/>
               </w:rPr>
-              <w:t>Tiết 60</w:t>
+              <w:t>Tiết 60 (1 tiết)</w:t>
             </w:r>
           </w:p>
         </w:tc>
@@ -7459,6 +7806,20 @@
                 <w:i w:val="0"/>
                 <w:sz w:val="18"/>
               </w:rPr>
+              <w:t>Năng lực số 1.1 CB1b: HS đọc được số điện và số tiền trên hoá đơn, so sánh được tháng này với tháng trước</w:t>
+            </w:r>
+          </w:p>
+          <w:p>
+            <w:pPr>
+              <w:spacing w:after="0"/>
+            </w:pPr>
+            <w:r>
+              <w:rPr>
+                <w:b w:val="0"/>
+                <w:i w:val="0"/>
+                <w:sz w:val="18"/>
+              </w:rPr>
+              <w:t>KNS: KN tự đánh giá và đánh giá bạn một cách khách quan, thiện chí.</w:t>
             </w:r>
           </w:p>
         </w:tc>
@@ -7517,7 +7878,7 @@
                 <w:i w:val="0"/>
                 <w:sz w:val="20"/>
               </w:rPr>
-              <w:t>CHỦ ĐỀ 6: Tự chăm sóc và bảo vệ bản thân</w:t>
+              <w:t>Chủ đề: ĂN UỐNG AN TOÀN, HỢP VỆ SINH</w:t>
             </w:r>
           </w:p>
         </w:tc>
@@ -7536,7 +7897,7 @@
                 <w:i w:val="0"/>
                 <w:sz w:val="20"/>
               </w:rPr>
-              <w:t>Bài 21: Bếp nhà em – Tiêu chí đánh giá của ông Táo — Sinh hoạt dưới cờ: Vì tầm vóc Việt</w:t>
+              <w:t>Sinh hoạt dưới cờ: Vì tầm vóc Việt</w:t>
             </w:r>
           </w:p>
         </w:tc>
@@ -7556,7 +7917,7 @@
                 <w:i w:val="0"/>
                 <w:sz w:val="20"/>
               </w:rPr>
-              <w:t>Tiết 61 (3 tiết)</w:t>
+              <w:t>Tiết 61 (1 tiết)</w:t>
             </w:r>
           </w:p>
         </w:tc>
@@ -7575,7 +7936,20 @@
                 <w:i w:val="0"/>
                 <w:sz w:val="18"/>
               </w:rPr>
-              <w:t>KNS: KN tự nhận thức: nhận ra điểm mạnh, điểm cần cố gắng của bản thân.</w:t>
+              <w:t>Năng lực số 4.3 CB1b: HS lựa chọn cách đơn giản để tự bảo vệ bản thân khỏi nguy cơ, kể cả khi dùng thiết bị, mạng</w:t>
+            </w:r>
+          </w:p>
+          <w:p>
+            <w:pPr>
+              <w:spacing w:after="0"/>
+            </w:pPr>
+            <w:r>
+              <w:rPr>
+                <w:b w:val="0"/>
+                <w:i w:val="0"/>
+                <w:sz w:val="18"/>
+              </w:rPr>
+              <w:t>KNS: KN ứng phó với tình huống nguy hiểm và tìm kiếm sự trợ giúp.</w:t>
             </w:r>
           </w:p>
         </w:tc>
@@ -7671,7 +8045,7 @@
                 <w:i w:val="0"/>
                 <w:sz w:val="20"/>
               </w:rPr>
-              <w:t>Tiết 62</w:t>
+              <w:t>Tiết 62 (1 tiết)</w:t>
             </w:r>
           </w:p>
         </w:tc>
@@ -7766,7 +8140,7 @@
                 <w:i w:val="0"/>
                 <w:sz w:val="20"/>
               </w:rPr>
-              <w:t>Sinh hoạt lớp: Sinh hoạt theo chủ đề: Tiêu chí đánh giá của ông Táo</w:t>
+              <w:t>Sinh hoạt lớp: Tiêu chí đánh giá của ông Táo</w:t>
             </w:r>
           </w:p>
         </w:tc>
@@ -7786,7 +8160,7 @@
                 <w:i w:val="0"/>
                 <w:sz w:val="20"/>
               </w:rPr>
-              <w:t>Tiết 63</w:t>
+              <w:t>Tiết 63 (1 tiết)</w:t>
             </w:r>
           </w:p>
         </w:tc>
@@ -7863,7 +8237,7 @@
                 <w:i w:val="0"/>
                 <w:sz w:val="20"/>
               </w:rPr>
-              <w:t>CHỦ ĐỀ 6: Tự chăm sóc và bảo vệ bản thân</w:t>
+              <w:t>Chủ đề: ĂN UỐNG AN TOÀN, HỢP VỆ SINH</w:t>
             </w:r>
           </w:p>
         </w:tc>
@@ -7882,7 +8256,7 @@
                 <w:i w:val="0"/>
                 <w:sz w:val="20"/>
               </w:rPr>
-              <w:t>Bài 22: Ăn sạch - Thực phẩm sạch. — Sinh hoạt dưới cờ: Ăn uống lành mạnh</w:t>
+              <w:t>Sinh hoạt dưới cờ: Ăn uống lành mạnh</w:t>
             </w:r>
           </w:p>
         </w:tc>
@@ -7902,7 +8276,7 @@
                 <w:i w:val="0"/>
                 <w:sz w:val="20"/>
               </w:rPr>
-              <w:t>Tiết 64 (3 tiết)</w:t>
+              <w:t>Tiết 64 (1 tiết)</w:t>
             </w:r>
           </w:p>
         </w:tc>
@@ -7922,6 +8296,19 @@
                 <w:sz w:val="18"/>
               </w:rPr>
               <w:t>GDĐP: - Kể được tên một món ăn đặc trưng của Nghệ An; - Nêu được nguyên liệu chính của một món ăn đặc trưng của Nghệ An; - Chia sẻ được cảm nhận về một món ăn đặc trưng của Nghệ An; - Thực hành cùng bạn /gia đình làm một món món ăn đặc trưng của Nghệ An.</w:t>
+            </w:r>
+          </w:p>
+          <w:p>
+            <w:pPr>
+              <w:spacing w:after="0"/>
+            </w:pPr>
+            <w:r>
+              <w:rPr>
+                <w:b w:val="0"/>
+                <w:i w:val="0"/>
+                <w:sz w:val="18"/>
+              </w:rPr>
+              <w:t>Năng lực số 4.3 CB1b: HS lựa chọn cách đơn giản để tự bảo vệ bản thân khỏi nguy cơ, kể cả khi dùng thiết bị, mạng.</w:t>
             </w:r>
           </w:p>
         </w:tc>
@@ -7997,7 +8384,7 @@
                 <w:i w:val="0"/>
                 <w:sz w:val="20"/>
               </w:rPr>
-              <w:t>Hoạt động giáo dục theo chủ đề: ăn sạch</w:t>
+              <w:t>Hoạt động giáo dục theo chủ đề: Ăn sạch</w:t>
             </w:r>
           </w:p>
         </w:tc>
@@ -8017,7 +8404,7 @@
                 <w:i w:val="0"/>
                 <w:sz w:val="20"/>
               </w:rPr>
-              <w:t>Tiết 65</w:t>
+              <w:t>Tiết 65 (1 tiết)</w:t>
             </w:r>
           </w:p>
         </w:tc>
@@ -8112,7 +8499,7 @@
                 <w:i w:val="0"/>
                 <w:sz w:val="20"/>
               </w:rPr>
-              <w:t>Sinh hoạt lớp: Sinh hoạt theo chủ đề: Thực phẩm sạch.</w:t>
+              <w:t>Sinh hoạt lớp: Thực phẩm sạch</w:t>
             </w:r>
           </w:p>
         </w:tc>
@@ -8132,7 +8519,7 @@
                 <w:i w:val="0"/>
                 <w:sz w:val="20"/>
               </w:rPr>
-              <w:t>Tiết 66</w:t>
+              <w:t>Tiết 66 (1 tiết)</w:t>
             </w:r>
           </w:p>
         </w:tc>
@@ -8209,7 +8596,7 @@
                 <w:i w:val="0"/>
                 <w:sz w:val="20"/>
               </w:rPr>
-              <w:t>CHỦ ĐỀ 6: Tự chăm sóc và bảo vệ bản thân</w:t>
+              <w:t>Chủ đề: ĂN UỐNG AN TOÀN, HỢP VỆ SINH</w:t>
             </w:r>
           </w:p>
         </w:tc>
@@ -8228,7 +8615,7 @@
                 <w:i w:val="0"/>
                 <w:sz w:val="20"/>
               </w:rPr>
-              <w:t>Bài 23: Bên mâm cơm - Quy tắc ứng xử khi ăn uống — Sinh hoạt dưới cờ: Tham gia văn nghệ chào mừng ngày Quốc tế Phụ nữ 8 – 3.</w:t>
+              <w:t>Sinh hoạt dưới cờ: Chào mừng ngày Quốc tế Phụ nữ 8-3</w:t>
             </w:r>
           </w:p>
         </w:tc>
@@ -8248,7 +8635,7 @@
                 <w:i w:val="0"/>
                 <w:sz w:val="20"/>
               </w:rPr>
-              <w:t>Tiết 67 (3 tiết)</w:t>
+              <w:t>Tiết 67 (1 tiết)</w:t>
             </w:r>
           </w:p>
         </w:tc>
@@ -8267,6 +8654,7 @@
                 <w:i w:val="0"/>
                 <w:sz w:val="18"/>
               </w:rPr>
+              <w:t>Năng lực số 2.2 CB1a: HS nhận biết kênh số phù hợp của lớp để chia sẻ, tuyên truyền nội dung theo chủ điểm</w:t>
             </w:r>
           </w:p>
         </w:tc>
@@ -8362,7 +8750,7 @@
                 <w:i w:val="0"/>
                 <w:sz w:val="20"/>
               </w:rPr>
-              <w:t>Tiết 68</w:t>
+              <w:t>Tiết 68 (1 tiết)</w:t>
             </w:r>
           </w:p>
         </w:tc>
@@ -8457,7 +8845,7 @@
                 <w:i w:val="0"/>
                 <w:sz w:val="20"/>
               </w:rPr>
-              <w:t>Sinh hoạt lớp: Sinh hoạt theo chủ đề: Quy tắc ứng xử khi ăn uống</w:t>
+              <w:t>Sinh hoạt lớp: Quy tắc ứng xử khi ăn uống</w:t>
             </w:r>
           </w:p>
         </w:tc>
@@ -8477,7 +8865,7 @@
                 <w:i w:val="0"/>
                 <w:sz w:val="20"/>
               </w:rPr>
-              <w:t>Tiết 69</w:t>
+              <w:t>Tiết 69 (1 tiết)</w:t>
             </w:r>
           </w:p>
         </w:tc>
@@ -8554,7 +8942,7 @@
                 <w:i w:val="0"/>
                 <w:sz w:val="20"/>
               </w:rPr>
-              <w:t>CHỦ ĐỀ 6: Tự chăm sóc và bảo vệ bản thân</w:t>
+              <w:t>Chủ đề: ĂN UỐNG AN TOÀN, HỢP VỆ SINH</w:t>
             </w:r>
           </w:p>
         </w:tc>
@@ -8573,7 +8961,7 @@
                 <w:i w:val="0"/>
                 <w:sz w:val="20"/>
               </w:rPr>
-              <w:t>Bài 24 : Phòng tránh bị bắt cóc — Sinh hoạt dưới cờ: Tự bảo vệ bản thân</w:t>
+              <w:t>Sinh hoạt dưới cờ: Tự bảo vệ bản thân</w:t>
             </w:r>
           </w:p>
         </w:tc>
@@ -8593,7 +8981,7 @@
                 <w:i w:val="0"/>
                 <w:sz w:val="20"/>
               </w:rPr>
-              <w:t>Tiết 70 (3 tiết)</w:t>
+              <w:t>Tiết 70 (1 tiết)</w:t>
             </w:r>
           </w:p>
         </w:tc>
@@ -8613,6 +9001,19 @@
                 <w:sz w:val="18"/>
               </w:rPr>
               <w:t>KNS: phòng tránh và có cách xử lý phù hợp khi gặp tình huống có nguy cơ bị lạc, bị bắt cóc.</w:t>
+            </w:r>
+          </w:p>
+          <w:p>
+            <w:pPr>
+              <w:spacing w:after="0"/>
+            </w:pPr>
+            <w:r>
+              <w:rPr>
+                <w:b w:val="0"/>
+                <w:i w:val="0"/>
+                <w:sz w:val="18"/>
+              </w:rPr>
+              <w:t>Năng lực số 4.3 CB1b: HS lựa chọn cách đơn giản để tự bảo vệ bản thân khỏi nguy cơ, kể cả khi dùng thiết bị, mạng.</w:t>
             </w:r>
           </w:p>
           <w:p>
@@ -8734,7 +9135,7 @@
                 <w:i w:val="0"/>
                 <w:sz w:val="20"/>
               </w:rPr>
-              <w:t>Tiết 71</w:t>
+              <w:t>Tiết 71 (1 tiết)</w:t>
             </w:r>
           </w:p>
         </w:tc>
@@ -8829,7 +9230,7 @@
                 <w:i w:val="0"/>
                 <w:sz w:val="20"/>
               </w:rPr>
-              <w:t>Sinh hoạt lớp: Sinh hoạt theo chủ đề: Cẩm nang ăn uống an toàn</w:t>
+              <w:t>Sinh hoạt lớp: Cẩm nang ăn uống an toàn</w:t>
             </w:r>
           </w:p>
         </w:tc>
@@ -8849,7 +9250,7 @@
                 <w:i w:val="0"/>
                 <w:sz w:val="20"/>
               </w:rPr>
-              <w:t>Tiết 72</w:t>
+              <w:t>Tiết 72 (1 tiết)</w:t>
             </w:r>
           </w:p>
         </w:tc>
@@ -8868,6 +9269,7 @@
                 <w:i w:val="0"/>
                 <w:sz w:val="18"/>
               </w:rPr>
+              <w:t>KNS: KN ứng phó với tình huống nguy hiểm và tìm kiếm sự trợ giúp.</w:t>
             </w:r>
           </w:p>
         </w:tc>
@@ -8926,7 +9328,7 @@
                 <w:i w:val="0"/>
                 <w:sz w:val="20"/>
               </w:rPr>
-              <w:t>CHỦ ĐỀ 7: Chia sẻ cộng đồng</w:t>
+              <w:t>Chủ đề: ĂN UỐNG AN TOÀN, HỢP VỆ SINH</w:t>
             </w:r>
           </w:p>
         </w:tc>
@@ -8945,7 +9347,7 @@
                 <w:i w:val="0"/>
                 <w:sz w:val="20"/>
               </w:rPr>
-              <w:t>Bài 25: Truyền thống quê hương em Sinh hoạt dưới cờ: Làng nghề truyền thống</w:t>
+              <w:t>Sinh hoạt dưới cờ: Làng nghề truyền thống</w:t>
             </w:r>
           </w:p>
         </w:tc>
@@ -8965,7 +9367,7 @@
                 <w:i w:val="0"/>
                 <w:sz w:val="20"/>
               </w:rPr>
-              <w:t>Tiết 73 (3 tiết)</w:t>
+              <w:t>Tiết 73 (1 tiết)</w:t>
             </w:r>
           </w:p>
         </w:tc>
@@ -8985,6 +9387,19 @@
                 <w:sz w:val="18"/>
               </w:rPr>
               <w:t>GDĐP: - Kể được tên một số sản phẩm truyền thống, hàng hoá hiện nay của quê hương em; - Giới thiệu được một cách đơn giản về một vài hoạt động sản xuất hoặc tiêu thụ của một trong những sản phẩm trên</w:t>
+            </w:r>
+          </w:p>
+          <w:p>
+            <w:pPr>
+              <w:spacing w:after="0"/>
+            </w:pPr>
+            <w:r>
+              <w:rPr>
+                <w:b w:val="0"/>
+                <w:i w:val="0"/>
+                <w:sz w:val="18"/>
+              </w:rPr>
+              <w:t>Năng lực số 2.2 CB1a: HS nhận biết kênh số phù hợp của lớp để chia sẻ, tuyên truyền nội dung theo chủ điểm.</w:t>
             </w:r>
           </w:p>
           <w:p>
@@ -9093,7 +9508,7 @@
                 <w:i w:val="0"/>
                 <w:sz w:val="20"/>
               </w:rPr>
-              <w:t>Tiết 74</w:t>
+              <w:t>Tiết 74 (1 tiết)</w:t>
             </w:r>
           </w:p>
         </w:tc>
@@ -9112,7 +9527,20 @@
                 <w:i w:val="0"/>
                 <w:sz w:val="18"/>
               </w:rPr>
-              <w:t>NLS-KT (Cơ bản 1): Ở hoạt động Khám phá chủ đề “Truyền thống quê hương em”, GV chiếu ảnh.</w:t>
+              <w:t>Năng lực số 3.1 CB1a: HS chọn ảnh và nói được câu giới thiệu về quê hương để GV đưa vào cuốn sách ảnh chung của lớp</w:t>
+            </w:r>
+          </w:p>
+          <w:p>
+            <w:pPr>
+              <w:spacing w:after="0"/>
+            </w:pPr>
+            <w:r>
+              <w:rPr>
+                <w:b w:val="0"/>
+                <w:i w:val="0"/>
+                <w:sz w:val="18"/>
+              </w:rPr>
+              <w:t>QPAN: Tổ chức hoạt động tìm hiểu, thăm hỏi, tri ân gia đình thương binh, liệt sĩ, đơn vị bộ đội, công an trên địa bàn; giới thiệu truyền thống chống giặc ngoại xâm, gương dũng cảm của thiếu niên, nhi đồng và Bà mẹ Việt Nam anh hùng.</w:t>
             </w:r>
           </w:p>
         </w:tc>
@@ -9188,7 +9616,7 @@
                 <w:i w:val="0"/>
                 <w:sz w:val="20"/>
               </w:rPr>
-              <w:t>Sinh hoạt lớp: Sinh hoạt theo chủ đề: Tự hào về truyền thống quê hương em</w:t>
+              <w:t>Sinh hoạt lớp: Tự hào về truyền thống quê hương</w:t>
             </w:r>
           </w:p>
         </w:tc>
@@ -9208,7 +9636,7 @@
                 <w:i w:val="0"/>
                 <w:sz w:val="20"/>
               </w:rPr>
-              <w:t>Tiết 75</w:t>
+              <w:t>Tiết 75 (1 tiết)</w:t>
             </w:r>
           </w:p>
         </w:tc>
@@ -9228,6 +9656,32 @@
                 <w:sz w:val="18"/>
               </w:rPr>
               <w:t>GDĐP: Tuyên truyền, quảng bá được cho một sản phẩm của quê hương em qua hình thức vẽ tranh, viết,...</w:t>
+            </w:r>
+          </w:p>
+          <w:p>
+            <w:pPr>
+              <w:spacing w:after="0"/>
+            </w:pPr>
+            <w:r>
+              <w:rPr>
+                <w:b w:val="0"/>
+                <w:i w:val="0"/>
+                <w:sz w:val="18"/>
+              </w:rPr>
+              <w:t>Năng lực số 3.1 CB1a: HS chọn ảnh và nói được câu giới thiệu về quê hương để GV đưa vào cuốn sách ảnh chung của lớp.</w:t>
+            </w:r>
+          </w:p>
+          <w:p>
+            <w:pPr>
+              <w:spacing w:after="0"/>
+            </w:pPr>
+            <w:r>
+              <w:rPr>
+                <w:b w:val="0"/>
+                <w:i w:val="0"/>
+                <w:sz w:val="18"/>
+              </w:rPr>
+              <w:t>QPAN: Tổ chức hoạt động tìm hiểu, thăm hỏi, tri ân gia đình thương binh, liệt sĩ, đơn vị bộ đội, công an trên địa bàn; giới thiệu truyền thống chống giặc ngoại xâm, gương dũng cảm của thiếu niên, nhi đồng và Bà mẹ Việt Nam anh hùng.</w:t>
             </w:r>
           </w:p>
         </w:tc>
@@ -9286,7 +9740,7 @@
                 <w:i w:val="0"/>
                 <w:sz w:val="20"/>
               </w:rPr>
-              <w:t>CHỦ ĐỀ 7: Chia sẻ cộng đồng</w:t>
+              <w:t>Chủ đề: ĂN UỐNG AN TOÀN, HỢP VỆ SINH</w:t>
             </w:r>
           </w:p>
         </w:tc>
@@ -9305,7 +9759,7 @@
                 <w:i w:val="0"/>
                 <w:sz w:val="20"/>
               </w:rPr>
-              <w:t>Bài 26 : Tôi luôn bên bạn — Sinh hoạt dưới cờ: Phong trào Mùa đông ấm, mùa hè vui Tham dự phát động phong trào “Học nhân ái, biết sẻ chia”</w:t>
+              <w:t>Sinh hoạt dưới cờ: Phong trào "Mùa đông ấm, mùa hè vui"</w:t>
             </w:r>
           </w:p>
         </w:tc>
@@ -9325,7 +9779,7 @@
                 <w:i w:val="0"/>
                 <w:sz w:val="20"/>
               </w:rPr>
-              <w:t>Tiết 76 (3 tiết)</w:t>
+              <w:t>Tiết 76 (1 tiết)</w:t>
             </w:r>
           </w:p>
         </w:tc>
@@ -9357,20 +9811,20 @@
                 <w:i w:val="0"/>
                 <w:sz w:val="18"/>
               </w:rPr>
+              <w:t>Năng lực số 2.2 CB1a: HS nhận biết kênh số phù hợp của lớp để chia sẻ, tuyên truyền nội dung theo chủ điểm.</w:t>
+            </w:r>
+          </w:p>
+          <w:p>
+            <w:pPr>
+              <w:spacing w:after="0"/>
+            </w:pPr>
+            <w:r>
+              <w:rPr>
+                <w:b w:val="0"/>
+                <w:i w:val="0"/>
+                <w:sz w:val="18"/>
+              </w:rPr>
               <w:t>STEM: Hoạt động trải nghiệm STEM học kì II: ngày hội/câu lạc bộ/dự án STEM cấp lớp hoặc khối — tối thiểu 01 lần mỗi học kì (CV 3132/SGD&amp;ĐT); HS trưng bày, giới thiệu sản phẩm từ các bài học STEM.</w:t>
-            </w:r>
-          </w:p>
-          <w:p>
-            <w:pPr>
-              <w:spacing w:after="0"/>
-            </w:pPr>
-            <w:r>
-              <w:rPr>
-                <w:b w:val="0"/>
-                <w:i w:val="0"/>
-                <w:sz w:val="18"/>
-              </w:rPr>
-              <w:t>QPAN: Tổ chức tham quan di tích lịch sử, nhà truyền thống ở địa phương hoặc xem tư liệu thay thế; giáo dục tự hào về truyền thống dân tộc; rèn tính kỉ luật, tinh thần đoàn kết.</w:t>
             </w:r>
           </w:p>
         </w:tc>
@@ -9466,7 +9920,7 @@
                 <w:i w:val="0"/>
                 <w:sz w:val="20"/>
               </w:rPr>
-              <w:t>Tiết 77</w:t>
+              <w:t>Tiết 77 (1 tiết)</w:t>
             </w:r>
           </w:p>
         </w:tc>
@@ -9561,7 +10015,7 @@
                 <w:i w:val="0"/>
                 <w:sz w:val="20"/>
               </w:rPr>
-              <w:t>Sinh hoạt lớp: Sinh hoạt theo chủ đề: Món quà tặng bạn</w:t>
+              <w:t>Sinh hoạt lớp: Món quà tặng bạn</w:t>
             </w:r>
           </w:p>
         </w:tc>
@@ -9581,7 +10035,7 @@
                 <w:i w:val="0"/>
                 <w:sz w:val="20"/>
               </w:rPr>
-              <w:t>Tiết 78</w:t>
+              <w:t>Tiết 78 (1 tiết)</w:t>
             </w:r>
           </w:p>
         </w:tc>
@@ -9658,7 +10112,7 @@
                 <w:i w:val="0"/>
                 <w:sz w:val="20"/>
               </w:rPr>
-              <w:t>CHỦ ĐỀ 7: Chia sẻ cộng đồng</w:t>
+              <w:t>Chủ đề: ĂN UỐNG AN TOÀN, HỢP VỆ SINH</w:t>
             </w:r>
           </w:p>
         </w:tc>
@@ -9677,7 +10131,7 @@
                 <w:i w:val="0"/>
                 <w:sz w:val="20"/>
               </w:rPr>
-              <w:t>Bài 27: Chia sẻ khó khăn với người khuyết tật — Sinh hoạt dưới cờ: Câu chuyện về lòng nhân ái</w:t>
+              <w:t>Sinh hoạt dưới cờ: Câu chuyện về lòng nhân ái</w:t>
             </w:r>
           </w:p>
         </w:tc>
@@ -9697,7 +10151,7 @@
                 <w:i w:val="0"/>
                 <w:sz w:val="20"/>
               </w:rPr>
-              <w:t>Tiết 79 (3 tiết)</w:t>
+              <w:t>Tiết 79 (1 tiết)</w:t>
             </w:r>
           </w:p>
         </w:tc>
@@ -9716,7 +10170,7 @@
                 <w:i w:val="0"/>
                 <w:sz w:val="18"/>
               </w:rPr>
-              <w:t>KNS: KN giao tiếp – hợp tác: làm việc nhóm, chia sẻ và giải quyết bất đồng ôn hoà.</w:t>
+              <w:t>Năng lực số 2.2 CB1a: HS nhận biết kênh số phù hợp của lớp để chia sẻ, tuyên truyền nội dung theo chủ điểm</w:t>
             </w:r>
           </w:p>
         </w:tc>
@@ -9792,7 +10246,7 @@
                 <w:i w:val="0"/>
                 <w:sz w:val="20"/>
               </w:rPr>
-              <w:t>Hoạt động giáo dục theo chủ đề: Giúp đỡ  người khuyết tật</w:t>
+              <w:t>Hoạt động giáo dục theo chủ đề: Giúp đỡ người khuyết tật</w:t>
             </w:r>
           </w:p>
         </w:tc>
@@ -9812,7 +10266,7 @@
                 <w:i w:val="0"/>
                 <w:sz w:val="20"/>
               </w:rPr>
-              <w:t>Tiết 80</w:t>
+              <w:t>Tiết 80 (1 tiết)</w:t>
             </w:r>
           </w:p>
         </w:tc>
@@ -9920,7 +10374,7 @@
                 <w:i w:val="0"/>
                 <w:sz w:val="20"/>
               </w:rPr>
-              <w:t>Sinh hoạt lớp: Sinh hoạt theo chủ đề: Đồng cảm với người khuyết tật.</w:t>
+              <w:t>Sinh hoạt lớp: Đồng cảm với người khuyết tật</w:t>
             </w:r>
           </w:p>
         </w:tc>
@@ -9940,7 +10394,7 @@
                 <w:i w:val="0"/>
                 <w:sz w:val="20"/>
               </w:rPr>
-              <w:t>Tiết 81</w:t>
+              <w:t>Tiết 81 (1 tiết)</w:t>
             </w:r>
           </w:p>
         </w:tc>
@@ -10017,7 +10471,7 @@
                 <w:i w:val="0"/>
                 <w:sz w:val="20"/>
               </w:rPr>
-              <w:t>CHỦ ĐỀ 7: Chia sẻ cộng đồng</w:t>
+              <w:t>Chủ đề: LÀM BẠN VỚI THIÊN NHIÊN</w:t>
             </w:r>
           </w:p>
         </w:tc>
@@ -10036,7 +10490,7 @@
                 <w:i w:val="0"/>
                 <w:sz w:val="20"/>
               </w:rPr>
-              <w:t>Bài 28: Cảnh đẹp quê em — Sinh hoạt dưới cờ: Cảnh quan quê hương địa phương em - Tham gia hát, đọc thơ về quê hương đất nước. Cảnh đẹp quê em.</w:t>
+              <w:t>Sinh hoạt dưới cờ: Cảnh quan quê hương địa phương em</w:t>
             </w:r>
           </w:p>
         </w:tc>
@@ -10056,7 +10510,7 @@
                 <w:i w:val="0"/>
                 <w:sz w:val="20"/>
               </w:rPr>
-              <w:t>Tiết 82 (3 tiết)</w:t>
+              <w:t>Tiết 82 (1 tiết)</w:t>
             </w:r>
           </w:p>
         </w:tc>
@@ -10069,6 +10523,19 @@
               <w:spacing w:after="0"/>
             </w:pPr>
             <w:r/>
+            <w:r>
+              <w:rPr>
+                <w:b w:val="0"/>
+                <w:i w:val="0"/>
+                <w:sz w:val="18"/>
+              </w:rPr>
+              <w:t>Năng lực số 3.1 CB1b: HS chọn cách giới thiệu sản phẩm/hình ảnh theo chủ điểm bằng phương tiện số đơn giản</w:t>
+            </w:r>
+          </w:p>
+          <w:p>
+            <w:pPr>
+              <w:spacing w:after="0"/>
+            </w:pPr>
             <w:r>
               <w:rPr>
                 <w:b w:val="0"/>
@@ -10151,7 +10618,7 @@
                 <w:i w:val="0"/>
                 <w:sz w:val="20"/>
               </w:rPr>
-              <w:t>Hoạt động giáo dục theo chủ đề: Quê hương tươi đẹp.</w:t>
+              <w:t>Hoạt động giáo dục theo chủ đề: Quê hương tươi đẹp</w:t>
             </w:r>
           </w:p>
         </w:tc>
@@ -10171,7 +10638,7 @@
                 <w:i w:val="0"/>
                 <w:sz w:val="20"/>
               </w:rPr>
-              <w:t>Tiết 83</w:t>
+              <w:t>Tiết 83 (1 tiết)</w:t>
             </w:r>
           </w:p>
         </w:tc>
@@ -10190,7 +10657,20 @@
                 <w:i w:val="0"/>
                 <w:sz w:val="18"/>
               </w:rPr>
-              <w:t>NLS-ST (Cơ bản 1): Cùng HS làm “Cuốn sách ảnh về quê hương em” trên máy.</w:t>
+              <w:t>Năng lực số 3.1 CB1a: HS chọn ảnh và nói được câu giới thiệu về quê hương để GV đưa vào cuốn sách ảnh chung của lớp</w:t>
+            </w:r>
+          </w:p>
+          <w:p>
+            <w:pPr>
+              <w:spacing w:after="0"/>
+            </w:pPr>
+            <w:r>
+              <w:rPr>
+                <w:b w:val="0"/>
+                <w:i w:val="0"/>
+                <w:sz w:val="18"/>
+              </w:rPr>
+              <w:t>QPAN: Tổ chức tham quan di tích lịch sử, nhà truyền thống ở địa phương hoặc xem tư liệu thay thế; giáo dục tự hào về truyền thống dân tộc; rèn tính kỉ luật, tinh thần đoàn kết.</w:t>
             </w:r>
           </w:p>
         </w:tc>
@@ -10266,7 +10746,7 @@
                 <w:i w:val="0"/>
                 <w:sz w:val="20"/>
               </w:rPr>
-              <w:t>Sinh hoạt lớp: Sinh hoạt theo chủ đề: Tự hào về vẻ đẹp quê hương.</w:t>
+              <w:t>Sinh hoạt lớp: Tự hào về vẻ đẹp quê hương</w:t>
             </w:r>
           </w:p>
         </w:tc>
@@ -10286,7 +10766,7 @@
                 <w:i w:val="0"/>
                 <w:sz w:val="20"/>
               </w:rPr>
-              <w:t>Tiết 84</w:t>
+              <w:t>Tiết 84 (1 tiết)</w:t>
             </w:r>
           </w:p>
         </w:tc>
@@ -10305,6 +10785,20 @@
                 <w:i w:val="0"/>
                 <w:sz w:val="18"/>
               </w:rPr>
+              <w:t>Năng lực số 3.1 CB1a: HS chọn ảnh và nói được câu giới thiệu về quê hương để GV đưa vào cuốn sách ảnh chung của lớp</w:t>
+            </w:r>
+          </w:p>
+          <w:p>
+            <w:pPr>
+              <w:spacing w:after="0"/>
+            </w:pPr>
+            <w:r>
+              <w:rPr>
+                <w:b w:val="0"/>
+                <w:i w:val="0"/>
+                <w:sz w:val="18"/>
+              </w:rPr>
+              <w:t>QPAN: Tổ chức tham quan di tích lịch sử, nhà truyền thống ở địa phương hoặc xem tư liệu thay thế; giáo dục tự hào về truyền thống dân tộc; rèn tính kỉ luật, tinh thần đoàn kết.</w:t>
             </w:r>
           </w:p>
         </w:tc>
@@ -10363,7 +10857,7 @@
                 <w:i w:val="0"/>
                 <w:sz w:val="20"/>
               </w:rPr>
-              <w:t>CHỦ ĐỀ 7: Chia sẻ cộng đồng</w:t>
+              <w:t>Chủ đề: LÀM BẠN VỚI THIÊN NHIÊN</w:t>
             </w:r>
           </w:p>
         </w:tc>
@@ -10382,7 +10876,7 @@
                 <w:i w:val="0"/>
                 <w:sz w:val="20"/>
               </w:rPr>
-              <w:t>Bài 29: Bảo vệ cảnh quan quê em — Sinh hoạt dưới cờ: Bảo vệ thiên nhiên</w:t>
+              <w:t>Sinh hoạt dưới cờ: Bảo vệ thiên nhiên</w:t>
             </w:r>
           </w:p>
         </w:tc>
@@ -10402,7 +10896,7 @@
                 <w:i w:val="0"/>
                 <w:sz w:val="20"/>
               </w:rPr>
-              <w:t>Tiết 85 (3 tiết)</w:t>
+              <w:t>Tiết 85 (1 tiết)</w:t>
             </w:r>
           </w:p>
         </w:tc>
@@ -10434,7 +10928,7 @@
                 <w:i w:val="0"/>
                 <w:sz w:val="18"/>
               </w:rPr>
-              <w:t>QPAN: Tổ chức tham quan di tích lịch sử, nhà truyền thống ở địa phương hoặc xem tư liệu thay thế; giáo dục tự hào về truyền thống dân tộc; rèn tính kỉ luật, tinh thần đoàn kết.</w:t>
+              <w:t>Năng lực số 2.2 CB1a: HS nhận biết kênh số phù hợp của lớp để chia sẻ, tuyên truyền nội dung theo chủ điểm.</w:t>
             </w:r>
           </w:p>
         </w:tc>
@@ -10530,7 +11024,7 @@
                 <w:i w:val="0"/>
                 <w:sz w:val="20"/>
               </w:rPr>
-              <w:t>Tiết 86</w:t>
+              <w:t>Tiết 86 (1 tiết)</w:t>
             </w:r>
           </w:p>
         </w:tc>
@@ -10549,7 +11043,7 @@
                 <w:i w:val="0"/>
                 <w:sz w:val="18"/>
               </w:rPr>
-              <w:t>NLS-KT (Cơ bản 1): Ở hoạt động Khởi động chủ đề “Tuyên truyền bảo vệ thiên nhiên”, GV chiếu bộ ảnh cảnh đẹp quê hương bên.</w:t>
+              <w:t>Năng lực số 2.3 CB1a: HS nghĩ được khẩu hiệu và góp hình vẽ để cả lớp hoàn thành áp phích tuyên truyền bảo vệ môi trường</w:t>
             </w:r>
           </w:p>
         </w:tc>
@@ -10625,7 +11119,7 @@
                 <w:i w:val="0"/>
                 <w:sz w:val="20"/>
               </w:rPr>
-              <w:t>Sinh hoạt lớp: Sinh hoạt theo chủ đề: Tuyên truyền viên nhí</w:t>
+              <w:t>Sinh hoạt lớp: Tuyên truyền viên nhí</w:t>
             </w:r>
           </w:p>
         </w:tc>
@@ -10645,7 +11139,7 @@
                 <w:i w:val="0"/>
                 <w:sz w:val="20"/>
               </w:rPr>
-              <w:t>Tiết 87</w:t>
+              <w:t>Tiết 87 (1 tiết)</w:t>
             </w:r>
           </w:p>
         </w:tc>
@@ -10664,6 +11158,20 @@
                 <w:i w:val="0"/>
                 <w:sz w:val="18"/>
               </w:rPr>
+              <w:t>Năng lực số 2.3 CB1a: HS nghĩ được khẩu hiệu và góp hình vẽ để cả lớp hoàn thành áp phích tuyên truyền bảo vệ môi trường</w:t>
+            </w:r>
+          </w:p>
+          <w:p>
+            <w:pPr>
+              <w:spacing w:after="0"/>
+            </w:pPr>
+            <w:r>
+              <w:rPr>
+                <w:b w:val="0"/>
+                <w:i w:val="0"/>
+                <w:sz w:val="18"/>
+              </w:rPr>
+              <w:t>KNS: KN tự đánh giá và đánh giá bạn một cách khách quan, thiện chí.</w:t>
             </w:r>
           </w:p>
         </w:tc>
@@ -10722,7 +11230,7 @@
                 <w:i w:val="0"/>
                 <w:sz w:val="20"/>
               </w:rPr>
-              <w:t>CHỦ ĐỀ 7: Chia sẻ cộng đồng</w:t>
+              <w:t>Chủ đề: LÀM BẠN VỚI THIÊN NHIÊN</w:t>
             </w:r>
           </w:p>
         </w:tc>
@@ -10741,7 +11249,7 @@
                 <w:i w:val="0"/>
                 <w:sz w:val="20"/>
               </w:rPr>
-              <w:t>Bài 30: Giữ gìn vệ sinh môi trường — Sinh hoạt dưới cờ: Phóng viên môi trường nhí</w:t>
+              <w:t>Sinh hoạt dưới cờ: Phóng viên môi trường nhí</w:t>
             </w:r>
           </w:p>
         </w:tc>
@@ -10761,7 +11269,7 @@
                 <w:i w:val="0"/>
                 <w:sz w:val="20"/>
               </w:rPr>
-              <w:t>Tiết 88 (3 tiết)</w:t>
+              <w:t>Tiết 88 (1 tiết)</w:t>
             </w:r>
           </w:p>
         </w:tc>
@@ -10774,6 +11282,19 @@
               <w:spacing w:after="0"/>
             </w:pPr>
             <w:r/>
+            <w:r>
+              <w:rPr>
+                <w:b w:val="0"/>
+                <w:i w:val="0"/>
+                <w:sz w:val="18"/>
+              </w:rPr>
+              <w:t>Năng lực số 1.3 CB1a: HS nhận biết cách ghi lại, sắp xếp số liệu khảo sát môi trường một cách đơn giản</w:t>
+            </w:r>
+          </w:p>
+          <w:p>
+            <w:pPr>
+              <w:spacing w:after="0"/>
+            </w:pPr>
             <w:r>
               <w:rPr>
                 <w:b w:val="0"/>
@@ -10856,7 +11377,7 @@
                 <w:i w:val="0"/>
                 <w:sz w:val="20"/>
               </w:rPr>
-              <w:t>Hoạt động giáo dục theo chủ đề: môi trường kêu cứu</w:t>
+              <w:t>Hoạt động giáo dục theo chủ đề: Môi trường kêu cứu</w:t>
             </w:r>
           </w:p>
         </w:tc>
@@ -10876,7 +11397,7 @@
                 <w:i w:val="0"/>
                 <w:sz w:val="20"/>
               </w:rPr>
-              <w:t>Tiết 89</w:t>
+              <w:t>Tiết 89 (1 tiết)</w:t>
             </w:r>
           </w:p>
         </w:tc>
@@ -10908,7 +11429,20 @@
                 <w:i w:val="0"/>
                 <w:sz w:val="18"/>
               </w:rPr>
-              <w:t>NLS-ST (Cơ bản 1): Ở hoạt động Luyện tập, các nhóm dựng một tấm áp phích kêu gọi bảo vệ môi trường trên máy tính lớp.</w:t>
+              <w:t>Năng lực số 2.3 CB1a: HS nghĩ được khẩu hiệu và góp hình vẽ để cả lớp hoàn thành áp phích tuyên truyền bảo vệ môi trường.</w:t>
+            </w:r>
+          </w:p>
+          <w:p>
+            <w:pPr>
+              <w:spacing w:after="0"/>
+            </w:pPr>
+            <w:r>
+              <w:rPr>
+                <w:b w:val="0"/>
+                <w:i w:val="0"/>
+                <w:sz w:val="18"/>
+              </w:rPr>
+              <w:t>QPAN: Tổ chức tham quan di tích lịch sử, nhà truyền thống ở địa phương hoặc xem tư liệu thay thế; giáo dục tự hào về truyền thống dân tộc; rèn tính kỉ luật, tinh thần đoàn kết.</w:t>
             </w:r>
           </w:p>
         </w:tc>
@@ -10984,7 +11518,7 @@
                 <w:i w:val="0"/>
                 <w:sz w:val="20"/>
               </w:rPr>
-              <w:t>Sinh hoạt lớp: Sinh hoạt theo chủ đề: : Bảng thông tin môi trường</w:t>
+              <w:t>Sinh hoạt lớp: Bảng thông tin môi trường</w:t>
             </w:r>
           </w:p>
         </w:tc>
@@ -11004,7 +11538,7 @@
                 <w:i w:val="0"/>
                 <w:sz w:val="20"/>
               </w:rPr>
-              <w:t>Tiết 90</w:t>
+              <w:t>Tiết 90 (1 tiết)</w:t>
             </w:r>
           </w:p>
         </w:tc>
@@ -11023,6 +11557,20 @@
                 <w:i w:val="0"/>
                 <w:sz w:val="18"/>
               </w:rPr>
+              <w:t>Năng lực số 2.3 CB1a: HS nghĩ được khẩu hiệu và góp hình vẽ để cả lớp hoàn thành áp phích tuyên truyền bảo vệ môi trường</w:t>
+            </w:r>
+          </w:p>
+          <w:p>
+            <w:pPr>
+              <w:spacing w:after="0"/>
+            </w:pPr>
+            <w:r>
+              <w:rPr>
+                <w:b w:val="0"/>
+                <w:i w:val="0"/>
+                <w:sz w:val="18"/>
+              </w:rPr>
+              <w:t>QPAN: Tổ chức tham quan di tích lịch sử, nhà truyền thống ở địa phương hoặc xem tư liệu thay thế; giáo dục tự hào về truyền thống dân tộc; rèn tính kỉ luật, tinh thần đoàn kết.</w:t>
             </w:r>
           </w:p>
         </w:tc>
@@ -11081,7 +11629,7 @@
                 <w:i w:val="0"/>
                 <w:sz w:val="20"/>
               </w:rPr>
-              <w:t>CHỦ ĐỀ 7: Chia sẻ cộng đồng</w:t>
+              <w:t>Chủ đề: LÀM BẠN VỚI THIÊN NHIÊN</w:t>
             </w:r>
           </w:p>
         </w:tc>
@@ -11100,7 +11648,7 @@
                 <w:i w:val="0"/>
                 <w:sz w:val="20"/>
               </w:rPr>
-              <w:t>Bài 31: Lớp học xanh — Sinh hoạt dưới cờ: Phòng, chống ô nhiễm môi trường - Nghe tổng kết phong trào “Chung tay bảo vệ cảnh quan quê em”.- Hưởng ứng phong trào “Vì một hành tình xanh. Lao động an toàn.</w:t>
+              <w:t>Sinh hoạt dưới cờ: Phòng, chống ô nhiễm môi trường</w:t>
             </w:r>
           </w:p>
         </w:tc>
@@ -11120,7 +11668,7 @@
                 <w:i w:val="0"/>
                 <w:sz w:val="20"/>
               </w:rPr>
-              <w:t>Tiết 91 (3 tiết)</w:t>
+              <w:t>Tiết 91 (1 tiết)</w:t>
             </w:r>
           </w:p>
         </w:tc>
@@ -11133,6 +11681,19 @@
               <w:spacing w:after="0"/>
             </w:pPr>
             <w:r/>
+            <w:r>
+              <w:rPr>
+                <w:b w:val="0"/>
+                <w:i w:val="0"/>
+                <w:sz w:val="18"/>
+              </w:rPr>
+              <w:t>Năng lực số 2.2 CB1a: HS nhận biết kênh số phù hợp của lớp để chia sẻ, tuyên truyền nội dung theo chủ điểm</w:t>
+            </w:r>
+          </w:p>
+          <w:p>
+            <w:pPr>
+              <w:spacing w:after="0"/>
+            </w:pPr>
             <w:r>
               <w:rPr>
                 <w:b w:val="0"/>
@@ -11235,7 +11796,7 @@
                 <w:i w:val="0"/>
                 <w:sz w:val="20"/>
               </w:rPr>
-              <w:t>Tiết 92</w:t>
+              <w:t>Tiết 92 (1 tiết)</w:t>
             </w:r>
           </w:p>
         </w:tc>
@@ -11267,7 +11828,20 @@
                 <w:i w:val="0"/>
                 <w:sz w:val="18"/>
               </w:rPr>
-              <w:t>NLS-GT (Cơ bản 1): Cho HS tập làm tuyên truyền viên nhí.</w:t>
+              <w:t>Năng lực số 2.3 CB1a: HS nghĩ được khẩu hiệu và góp hình vẽ để cả lớp hoàn thành áp phích tuyên truyền bảo vệ môi trường.</w:t>
+            </w:r>
+          </w:p>
+          <w:p>
+            <w:pPr>
+              <w:spacing w:after="0"/>
+            </w:pPr>
+            <w:r>
+              <w:rPr>
+                <w:b w:val="0"/>
+                <w:i w:val="0"/>
+                <w:sz w:val="18"/>
+              </w:rPr>
+              <w:t>QPAN: Tổ chức tham quan di tích lịch sử, nhà truyền thống ở địa phương hoặc xem tư liệu thay thế; giáo dục tự hào về truyền thống dân tộc; rèn tính kỉ luật, tinh thần đoàn kết.</w:t>
             </w:r>
           </w:p>
         </w:tc>
@@ -11343,7 +11917,7 @@
                 <w:i w:val="0"/>
                 <w:sz w:val="20"/>
               </w:rPr>
-              <w:t>Sinh hoạt lớp: Sinh hoạt theo chủ đề: Hành động vì môi trường</w:t>
+              <w:t>Sinh hoạt lớp: Hành động vì môi trường</w:t>
             </w:r>
           </w:p>
         </w:tc>
@@ -11363,7 +11937,7 @@
                 <w:i w:val="0"/>
                 <w:sz w:val="20"/>
               </w:rPr>
-              <w:t>Tiết 93</w:t>
+              <w:t>Tiết 93 (1 tiết)</w:t>
             </w:r>
           </w:p>
         </w:tc>
@@ -11382,6 +11956,20 @@
                 <w:i w:val="0"/>
                 <w:sz w:val="18"/>
               </w:rPr>
+              <w:t>Năng lực số 2.3 CB1a: HS nghĩ được khẩu hiệu và góp hình vẽ để cả lớp hoàn thành áp phích tuyên truyền bảo vệ môi trường</w:t>
+            </w:r>
+          </w:p>
+          <w:p>
+            <w:pPr>
+              <w:spacing w:after="0"/>
+            </w:pPr>
+            <w:r>
+              <w:rPr>
+                <w:b w:val="0"/>
+                <w:i w:val="0"/>
+                <w:sz w:val="18"/>
+              </w:rPr>
+              <w:t>QPAN: Tổ chức tham quan di tích lịch sử, nhà truyền thống ở địa phương hoặc xem tư liệu thay thế; giáo dục tự hào về truyền thống dân tộc; rèn tính kỉ luật, tinh thần đoàn kết.</w:t>
             </w:r>
           </w:p>
         </w:tc>
@@ -11440,7 +12028,7 @@
                 <w:i w:val="0"/>
                 <w:sz w:val="20"/>
               </w:rPr>
-              <w:t>CHỦ ĐỀ 8: Em tìm hiểu nghề nghiệp</w:t>
+              <w:t>Chủ đề: TÌM HIỂU THẾ GIỚI NGHỀ NGHIỆP</w:t>
             </w:r>
           </w:p>
         </w:tc>
@@ -11459,7 +12047,7 @@
                 <w:i w:val="0"/>
                 <w:sz w:val="20"/>
               </w:rPr>
-              <w:t>Bài 32: Nghề của mẹ, nghề của cha — Sinh hoạt dưới cờ: Thế giới nghề nghiệp quanh em Giao lưu với các cô bác phụ huynh về nghề nghiệp của họ. Chào mừng ngày Giải phóng miền Nam 30/4 và Quốc tế Lao động 1/5</w:t>
+              <w:t>Sinh hoạt dưới cờ: Thế giới nghề nghiệp quanh em</w:t>
             </w:r>
           </w:p>
         </w:tc>
@@ -11479,7 +12067,7 @@
                 <w:i w:val="0"/>
                 <w:sz w:val="20"/>
               </w:rPr>
-              <w:t>Tiết 94 (3 tiết)</w:t>
+              <w:t>Tiết 94 (1 tiết)</w:t>
             </w:r>
           </w:p>
         </w:tc>
@@ -11498,20 +12086,20 @@
                 <w:i w:val="0"/>
                 <w:sz w:val="18"/>
               </w:rPr>
+              <w:t>NLS: Năng lực số 1.1 CB1b: HS tìm thông tin đơn giản về nghề nghiệp từ nguồn số phù hợp</w:t>
+            </w:r>
+          </w:p>
+          <w:p>
+            <w:pPr>
+              <w:spacing w:after="0"/>
+            </w:pPr>
+            <w:r>
+              <w:rPr>
+                <w:b w:val="0"/>
+                <w:i w:val="0"/>
+                <w:sz w:val="18"/>
+              </w:rPr>
               <w:t>QPAN: Giáo dục lòng yêu hoà bình, tình đoàn kết; liên hệ truyền thống chống giặc ngoại xâm, gương dũng cảm của thiếu niên, nhi đồng và Bà mẹ Việt Nam anh hùng.</w:t>
-            </w:r>
-          </w:p>
-          <w:p>
-            <w:pPr>
-              <w:spacing w:after="0"/>
-            </w:pPr>
-            <w:r>
-              <w:rPr>
-                <w:b w:val="0"/>
-                <w:i w:val="0"/>
-                <w:sz w:val="18"/>
-              </w:rPr>
-              <w:t>KNS: KN giao tiếp – hợp tác: làm việc nhóm, chia sẻ và giải quyết bất đồng ôn hoà.</w:t>
             </w:r>
           </w:p>
         </w:tc>
@@ -11607,7 +12195,7 @@
                 <w:i w:val="0"/>
                 <w:sz w:val="20"/>
               </w:rPr>
-              <w:t>Tiết 95</w:t>
+              <w:t>Tiết 95 (1 tiết)</w:t>
             </w:r>
           </w:p>
         </w:tc>
@@ -11639,7 +12227,20 @@
                 <w:i w:val="0"/>
                 <w:sz w:val="18"/>
               </w:rPr>
-              <w:t>NLS-KT (Cơ bản 1): Ở hoạt động Khám phá chủ đề “Nghề em yêu thích”, GV chiếu bộ ảnh.</w:t>
+              <w:t>Năng lực số 1.1 CB1b: HS xem phim ngắn về các nghề và kể lại được công việc, dụng cụ, đức tính cần có của người làm nghề đó.</w:t>
+            </w:r>
+          </w:p>
+          <w:p>
+            <w:pPr>
+              <w:spacing w:after="0"/>
+            </w:pPr>
+            <w:r>
+              <w:rPr>
+                <w:b w:val="0"/>
+                <w:i w:val="0"/>
+                <w:sz w:val="18"/>
+              </w:rPr>
+              <w:t>QPAN: Giáo dục lòng yêu hoà bình, tình đoàn kết; liên hệ truyền thống chống giặc ngoại xâm, gương dũng cảm của thiếu niên, nhi đồng và Bà mẹ Việt Nam anh hùng.</w:t>
             </w:r>
           </w:p>
         </w:tc>
@@ -11715,7 +12316,7 @@
                 <w:i w:val="0"/>
                 <w:sz w:val="20"/>
               </w:rPr>
-              <w:t>Sinh hoạt lớp: Sinh hoạt theo chủ đề: Đức tính nghề nghiệp</w:t>
+              <w:t>Sinh hoạt lớp: Đức tính nghề nghiệp</w:t>
             </w:r>
           </w:p>
         </w:tc>
@@ -11735,7 +12336,7 @@
                 <w:i w:val="0"/>
                 <w:sz w:val="20"/>
               </w:rPr>
-              <w:t>Tiết 96</w:t>
+              <w:t>Tiết 96 (1 tiết)</w:t>
             </w:r>
           </w:p>
         </w:tc>
@@ -11754,6 +12355,20 @@
                 <w:i w:val="0"/>
                 <w:sz w:val="18"/>
               </w:rPr>
+              <w:t>Năng lực số 1.1 CB1b: HS xem phim ngắn về các nghề và kể lại được công việc, dụng cụ, đức tính cần có của người làm nghề đó</w:t>
+            </w:r>
+          </w:p>
+          <w:p>
+            <w:pPr>
+              <w:spacing w:after="0"/>
+            </w:pPr>
+            <w:r>
+              <w:rPr>
+                <w:b w:val="0"/>
+                <w:i w:val="0"/>
+                <w:sz w:val="18"/>
+              </w:rPr>
+              <w:t>KNS: KN lao động tự phục vụ và bước đầu tìm hiểu nghề nghiệp.</w:t>
             </w:r>
           </w:p>
         </w:tc>
@@ -11812,7 +12427,7 @@
                 <w:i w:val="0"/>
                 <w:sz w:val="20"/>
               </w:rPr>
-              <w:t>CHỦ ĐỀ 8: Em tìm hiểu nghề nghiệp</w:t>
+              <w:t>Chủ đề: TÌM HIỂU THẾ GIỚI NGHỀ NGHIỆP</w:t>
             </w:r>
           </w:p>
         </w:tc>
@@ -11831,7 +12446,7 @@
                 <w:i w:val="0"/>
                 <w:sz w:val="20"/>
               </w:rPr>
-              <w:t>Bài 33: Nghề nào tính nấy — Sinh hoạt dưới cờ: Ngày hội những người lao động tương lai Tham gia hoạt động chào mừng ngày thành lập Đội Thiếu niên Tiền phong Hồ Chí Minh 15/5. Tìm hiểu về nghề nghiệp</w:t>
+              <w:t>Sinh hoạt dưới cờ: Ngày hội những người lao động tương lai</w:t>
             </w:r>
           </w:p>
         </w:tc>
@@ -11851,7 +12466,7 @@
                 <w:i w:val="0"/>
                 <w:sz w:val="20"/>
               </w:rPr>
-              <w:t>Tiết 97 (3 tiết)</w:t>
+              <w:t>Tiết 97 (1 tiết)</w:t>
             </w:r>
           </w:p>
         </w:tc>
@@ -11864,6 +12479,19 @@
               <w:spacing w:after="0"/>
             </w:pPr>
             <w:r/>
+            <w:r>
+              <w:rPr>
+                <w:b w:val="0"/>
+                <w:i w:val="0"/>
+                <w:sz w:val="18"/>
+              </w:rPr>
+              <w:t>NLS: Năng lực số 1.1 CB1b: HS tìm thông tin đơn giản về nghề nghiệp từ nguồn số phù hợp</w:t>
+            </w:r>
+          </w:p>
+          <w:p>
+            <w:pPr>
+              <w:spacing w:after="0"/>
+            </w:pPr>
             <w:r>
               <w:rPr>
                 <w:b w:val="0"/>
@@ -11946,7 +12574,7 @@
                 <w:i w:val="0"/>
                 <w:sz w:val="20"/>
               </w:rPr>
-              <w:t>Hoạt động giáo dục theo chủ đề: người lao động tương lai</w:t>
+              <w:t>Hoạt động giáo dục theo chủ đề: Người lao động tương lai</w:t>
             </w:r>
           </w:p>
         </w:tc>
@@ -11966,7 +12594,7 @@
                 <w:i w:val="0"/>
                 <w:sz w:val="20"/>
               </w:rPr>
-              <w:t>Tiết 98</w:t>
+              <w:t>Tiết 98 (1 tiết)</w:t>
             </w:r>
           </w:p>
         </w:tc>
@@ -11985,7 +12613,20 @@
                 <w:i w:val="0"/>
                 <w:sz w:val="18"/>
               </w:rPr>
-              <w:t>AI-NB (Nhận biết): Giới thiệu ngắn: ngày nay nhiều nghề có máy móc thông minh giúp sức.</w:t>
+              <w:t>Năng lực số 1.1 CB1b: HS xem phim ngắn về các nghề và kể lại được công việc, dụng cụ, đức tính cần có của người làm nghề đó</w:t>
+            </w:r>
+          </w:p>
+          <w:p>
+            <w:pPr>
+              <w:spacing w:after="0"/>
+            </w:pPr>
+            <w:r>
+              <w:rPr>
+                <w:b w:val="0"/>
+                <w:i w:val="0"/>
+                <w:sz w:val="18"/>
+              </w:rPr>
+              <w:t>KNS: KN lao động tự phục vụ và bước đầu tìm hiểu nghề nghiệp.</w:t>
             </w:r>
           </w:p>
         </w:tc>
@@ -12061,7 +12702,7 @@
                 <w:i w:val="0"/>
                 <w:sz w:val="20"/>
               </w:rPr>
-              <w:t>Sinh hoạt lớp: Sinh hoạt theo chủ đề: Tấm gương nghề nghiệp</w:t>
+              <w:t>Sinh hoạt lớp: Tấm gương nghề nghiệp</w:t>
             </w:r>
           </w:p>
         </w:tc>
@@ -12081,7 +12722,7 @@
                 <w:i w:val="0"/>
                 <w:sz w:val="20"/>
               </w:rPr>
-              <w:t>Tiết 99</w:t>
+              <w:t>Tiết 99 (1 tiết)</w:t>
             </w:r>
           </w:p>
         </w:tc>
@@ -12100,6 +12741,20 @@
                 <w:i w:val="0"/>
                 <w:sz w:val="18"/>
               </w:rPr>
+              <w:t>Năng lực số 1.1 CB1b: HS xem phim ngắn về các nghề và kể lại được công việc, dụng cụ, đức tính cần có của người làm nghề đó</w:t>
+            </w:r>
+          </w:p>
+          <w:p>
+            <w:pPr>
+              <w:spacing w:after="0"/>
+            </w:pPr>
+            <w:r>
+              <w:rPr>
+                <w:b w:val="0"/>
+                <w:i w:val="0"/>
+                <w:sz w:val="18"/>
+              </w:rPr>
+              <w:t>KNS: KN lao động tự phục vụ và bước đầu tìm hiểu nghề nghiệp.</w:t>
             </w:r>
           </w:p>
         </w:tc>
@@ -12158,7 +12813,7 @@
                 <w:i w:val="0"/>
                 <w:sz w:val="20"/>
               </w:rPr>
-              <w:t>CHỦ ĐỀ 8: Em tìm hiểu nghề nghiệp</w:t>
+              <w:t>Chủ đề: TÌM HIỂU THẾ GIỚI NGHỀ NGHIỆP</w:t>
             </w:r>
           </w:p>
         </w:tc>
@@ -12177,7 +12832,7 @@
                 <w:i w:val="0"/>
                 <w:sz w:val="20"/>
               </w:rPr>
-              <w:t>Bài 34: Lao động an toàn — Sinh hoạt dưới cờ: - Tham gia hoạt động kỉ niệm ngày sinh Bác Hồ 19 – 5.- Nghe kể chuyện về những công việc Bác Hồ đã trải qua trong thời gian đi tìm đường cứu nước. Tìm hiểu về Đội TNTP HCM - Kể chuyện về Bác Hồ</w:t>
+              <w:t>Sinh hoạt dưới cờ: Kỉ niệm sinh nhật Bác Hồ</w:t>
             </w:r>
           </w:p>
         </w:tc>
@@ -12197,7 +12852,7 @@
                 <w:i w:val="0"/>
                 <w:sz w:val="20"/>
               </w:rPr>
-              <w:t>Tiết 100 (3 tiết)</w:t>
+              <w:t>Tiết 100 (1 tiết)</w:t>
             </w:r>
           </w:p>
         </w:tc>
@@ -12216,7 +12871,20 @@
                 <w:i w:val="0"/>
                 <w:sz w:val="18"/>
               </w:rPr>
-              <w:t>KNS: KN ứng phó với tình huống nguy hiểm và tìm kiếm sự trợ giúp.</w:t>
+              <w:t>Năng lực số 4.3 CB1b: HS lựa chọn cách đơn giản để tự bảo vệ bản thân khỏi nguy cơ, kể cả khi dùng thiết bị, mạng</w:t>
+            </w:r>
+          </w:p>
+          <w:p>
+            <w:pPr>
+              <w:spacing w:after="0"/>
+            </w:pPr>
+            <w:r>
+              <w:rPr>
+                <w:b w:val="0"/>
+                <w:i w:val="0"/>
+                <w:sz w:val="18"/>
+              </w:rPr>
+              <w:t>KNS: KN lao động tự phục vụ và bước đầu tìm hiểu nghề nghiệp.</w:t>
             </w:r>
           </w:p>
         </w:tc>
@@ -12312,7 +12980,7 @@
                 <w:i w:val="0"/>
                 <w:sz w:val="20"/>
               </w:rPr>
-              <w:t>Tiết 101</w:t>
+              <w:t>Tiết 101 (1 tiết)</w:t>
             </w:r>
           </w:p>
         </w:tc>
@@ -12332,6 +13000,19 @@
                 <w:sz w:val="18"/>
               </w:rPr>
               <w:t>NLS-KT (Cơ bản 1): Ở hoạt động Khám phá chủ đề “An toàn là bạn”, GV chiếu ảnh các dụng cụ lao động quen thuộc kèm.</w:t>
+            </w:r>
+          </w:p>
+          <w:p>
+            <w:pPr>
+              <w:spacing w:after="0"/>
+            </w:pPr>
+            <w:r>
+              <w:rPr>
+                <w:b w:val="0"/>
+                <w:i w:val="0"/>
+                <w:sz w:val="18"/>
+              </w:rPr>
+              <w:t>KNS: KN ứng phó với tình huống nguy hiểm và tìm kiếm sự trợ giúp.</w:t>
             </w:r>
           </w:p>
         </w:tc>
@@ -12407,7 +13088,7 @@
                 <w:i w:val="0"/>
                 <w:sz w:val="20"/>
               </w:rPr>
-              <w:t>Sinh hoạt lớp: Sinh hoạt theo chủ đề: Nguyên tắc đảm bảo an toàn trong lao động</w:t>
+              <w:t>Sinh hoạt lớp: Nguyên tắc đảm bảo an toàn trong lao động</w:t>
             </w:r>
           </w:p>
         </w:tc>
@@ -12427,7 +13108,7 @@
                 <w:i w:val="0"/>
                 <w:sz w:val="20"/>
               </w:rPr>
-              <w:t>Tiết 102</w:t>
+              <w:t>Tiết 102 (1 tiết)</w:t>
             </w:r>
           </w:p>
         </w:tc>
@@ -12446,6 +13127,7 @@
                 <w:i w:val="0"/>
                 <w:sz w:val="18"/>
               </w:rPr>
+              <w:t>KNS: KN ứng phó với tình huống nguy hiểm và tìm kiếm sự trợ giúp.</w:t>
             </w:r>
           </w:p>
         </w:tc>
@@ -12504,7 +13186,7 @@
                 <w:i w:val="0"/>
                 <w:sz w:val="20"/>
               </w:rPr>
-              <w:t>CHỦ ĐỀ 8: Em tìm hiểu nghề nghiệp</w:t>
+              <w:t>Chủ đề: TÌM HIỂU THẾ GIỚI NGHỀ NGHIỆP</w:t>
             </w:r>
           </w:p>
         </w:tc>
@@ -12523,7 +13205,7 @@
                 <w:i w:val="0"/>
                 <w:sz w:val="20"/>
               </w:rPr>
-              <w:t>Bài 35 : Đón mùa hè trải nghiệm — Sinh hoạt dưới cờ: Nghe phổ biến về việc chuẩn bị các hoạt động tổng kết năm học. Đón mùa hè trải nghiệm (phòng tránh đuối nước) - Tuyên truyền cách phòng tránh dịch bệnh mùa hè</w:t>
+              <w:t>Sinh hoạt dưới cờ: Lễ tổng kết năm học</w:t>
             </w:r>
           </w:p>
         </w:tc>
@@ -12543,7 +13225,7 @@
                 <w:i w:val="0"/>
                 <w:sz w:val="20"/>
               </w:rPr>
-              <w:t>Tiết 103 (3 tiết)</w:t>
+              <w:t>Tiết 103 (1 tiết)</w:t>
             </w:r>
           </w:p>
         </w:tc>
@@ -12562,7 +13244,6 @@
                 <w:i w:val="0"/>
                 <w:sz w:val="18"/>
               </w:rPr>
-              <w:t>KNS: KN ứng phó với tình huống nguy hiểm và tìm kiếm sự trợ giúp.</w:t>
             </w:r>
           </w:p>
         </w:tc>
@@ -12658,7 +13339,7 @@
                 <w:i w:val="0"/>
                 <w:sz w:val="20"/>
               </w:rPr>
-              <w:t>Tiết 104</w:t>
+              <w:t>Tiết 104 (1 tiết)</w:t>
             </w:r>
           </w:p>
         </w:tc>
@@ -12677,7 +13358,7 @@
                 <w:i w:val="0"/>
                 <w:sz w:val="18"/>
               </w:rPr>
-              <w:t>NLS-ST (Cơ bản 1): Cùng HS dựng “Hồ sơ trải nghiệm lớp 3” dạng số.</w:t>
+              <w:t>NLS: Năng lực số 2.2 CB1a: HS nói được lời cảm ơn cụ thể với bạn</w:t>
             </w:r>
           </w:p>
         </w:tc>
@@ -12753,7 +13434,7 @@
                 <w:i w:val="0"/>
                 <w:sz w:val="20"/>
               </w:rPr>
-              <w:t>Sinh hoạt lớp: Sinh hoạt theo chủ đề: Buổi lien hoan cuối năm</w:t>
+              <w:t>Sinh hoạt lớp: Buổi liên hoan cuối năm</w:t>
             </w:r>
           </w:p>
         </w:tc>
@@ -12773,7 +13454,7 @@
                 <w:i w:val="0"/>
                 <w:sz w:val="20"/>
               </w:rPr>
-              <w:t>Tiết 105</w:t>
+              <w:t>Tiết 105 (1 tiết)</w:t>
             </w:r>
           </w:p>
         </w:tc>
@@ -12792,6 +13473,7 @@
                 <w:i w:val="0"/>
                 <w:sz w:val="18"/>
               </w:rPr>
+              <w:t>NLS: Năng lực số 2.2 CB1a: HS nói được lời cảm ơn cụ thể với bạn</w:t>
             </w:r>
           </w:p>
         </w:tc>

--- a/assets/docs/lop3/Hoat dong trai nghiem - Lop 3.docx
+++ b/assets/docs/lop3/Hoat dong trai nghiem - Lop 3.docx
@@ -5173,7 +5173,7 @@
                 <w:i w:val="0"/>
                 <w:sz w:val="18"/>
               </w:rPr>
-              <w:t>NLS-KT (Cơ bản 1): Ở chủ đề “Tự sắp xếp đồ dùng ngăn nắp”, GV chiếu cặp ảnh một góc học tập bừa bộn.</w:t>
+              <w:t>Năng lực số Miền 1 (Cơ bản, bậc 1): Ở chủ đề “Tự sắp xếp đồ dùng ngăn nắp”, GV chiếu cặp ảnh một góc học tập bừa bộn và một góc được phân loại theo nhóm; Năng lực số Miền 3 (Cơ bản, bậc 1): HS sắp xếp lại cặp sách hoặc ngăn bàn, GV chụp ảnh trước và sau rồi chiếu lên màn hình; các em nhìn hai ảnh cạnh nhau nên thấy rõ kết quả việc mình…</w:t>
             </w:r>
           </w:p>
         </w:tc>
@@ -5520,7 +5520,7 @@
                 <w:i w:val="0"/>
                 <w:sz w:val="18"/>
               </w:rPr>
-              <w:t>NLS-ST (Cơ bản 1): Ở chủ đề “Góc học tập đáng yêu”, HS vẽ hoặc làm mô hình góc học tập mơ ước; GV chụp ảnh.</w:t>
+              <w:t>Năng lực số Miền 3 (Cơ bản, bậc 1): Ở chủ đề “Góc học tập đáng yêu”, HS vẽ hoặc làm mô hình góc học tập mơ ước; GV chụp ảnh sản phẩm rồi chiếu thành trang trưng bày để mỗi em giới…; Năng lực số Miền 1 (Cơ bản, bậc 1): GV chiếu vài ảnh góc học tập có ánh sáng tốt và góc thiếu sáng, bàn ghế đúng và sai tầm; HS chỉ ra góc nào ngồi học đỡ mỏi</w:t>
             </w:r>
           </w:p>
         </w:tc>
@@ -5880,7 +5880,7 @@
                 <w:i w:val="0"/>
                 <w:sz w:val="18"/>
               </w:rPr>
-              <w:t>NLS-KT (Cơ bản 1): Ở hoạt động Khám phá chủ đề “Nhà là tổ ấm”, GV chiếu bộ ảnh các góc quen thuộc trong nhà.</w:t>
+              <w:t>Năng lực số Miền 1 (Cơ bản, bậc 1): Ở hoạt động Khám phá chủ đề “Nhà là tổ ấm”, GV chiếu bộ ảnh các góc quen thuộc trong nhà: góc học tập gọn gàng và bừa bộn; Năng lực số Miền 2 (Cơ bản, bậc 1): Ở hoạt động Chia sẻ về góc em thích trong nhà, GV chiếu bảng chung có các cột “Góc em thích; Việc em làm”</w:t>
             </w:r>
           </w:p>
         </w:tc>
@@ -6227,7 +6227,20 @@
                 <w:i w:val="0"/>
                 <w:sz w:val="18"/>
               </w:rPr>
-              <w:t>NLS-GT (Cơ bản 1): Ở hoạt động Luyện tập, GV chiếu bảng chung “Dụng cụ – Việc dùng để làm – Lưu ý khi dùng”.</w:t>
+              <w:t>Năng lực số Miền 1 (Cơ bản, bậc 1): Ở hoạt động Chia sẻ về dụng cụ dọn vệ sinh của chủ đề “Nhà sạch thì mát”, GV chiếu ảnh chụp gần chổi, cây lau nhà, khăn lau; Việc dùng để làm; Lưu ý khi dùng”; các nhóm lần lượt lên điền để cả lớp nhìn chung một bảng</w:t>
+            </w:r>
+          </w:p>
+          <w:p>
+            <w:pPr>
+              <w:spacing w:after="0"/>
+            </w:pPr>
+            <w:r>
+              <w:rPr>
+                <w:b w:val="0"/>
+                <w:i w:val="0"/>
+                <w:sz w:val="18"/>
+              </w:rPr>
+              <w:t>NLS: Năng lực số Miền 2 (Cơ bản, bậc 1): Ở hoạt động Luyện tập, GV chiếu bảng chung “Dụng cụ</w:t>
             </w:r>
           </w:p>
         </w:tc>
@@ -6574,7 +6587,20 @@
                 <w:i w:val="0"/>
                 <w:sz w:val="18"/>
               </w:rPr>
-              <w:t>NLS-KT (Cơ bản 1): Ở hoạt động Khám phá chủ đề “Đồ dùng của người thân”, GV chiếu bộ ảnh những đồ dùng quen thuộc của.</w:t>
+              <w:t>Năng lực số Miền 1 (Cơ bản, bậc 1): Ở hoạt động Khám phá chủ đề “Đồ dùng của người thân”, GV chiếu bộ ảnh những đồ dùng quen thuộc của ông bà, bố mẹ như kính lão, chiếc chổi, hộp kim chỉ; Đồ dùng; Việc em làm để giữ gìn”; các nhóm lần lượt lên điền để cả lớp nhìn chung một bảng</w:t>
+            </w:r>
+          </w:p>
+          <w:p>
+            <w:pPr>
+              <w:spacing w:after="0"/>
+            </w:pPr>
+            <w:r>
+              <w:rPr>
+                <w:b w:val="0"/>
+                <w:i w:val="0"/>
+                <w:sz w:val="18"/>
+              </w:rPr>
+              <w:t>NLS: Năng lực số Miền 2 (Cơ bản, bậc 1): Ở hoạt động Chia sẻ, GV chiếu bảng chung “Người thân</w:t>
             </w:r>
           </w:p>
         </w:tc>
@@ -6934,7 +6960,7 @@
                 <w:i w:val="0"/>
                 <w:sz w:val="18"/>
               </w:rPr>
-              <w:t>NLS-ST (Cơ bản 1): Ở hoạt động Viết lá thư tri ân, GV chiếu mẫu bưu thiếp trên máy tính lớp.</w:t>
+              <w:t>Năng lực số Miền 3 (Cơ bản, bậc 1): Ở hoạt động Viết lá thư tri ân, GV chiếu mẫu bưu thiếp trên máy tính lớp, cùng HS chọn hình nền, gõ thử lời chúc và chỉnh cỡ chữ cho dễ đọc; Năng lực số Miền 1 (Cơ bản, bậc 1): GV chiếu mẫu phong bì thư đã ghi đủ nơi gửi, nơi nhận, phóng to từng ô để HS biết viết gì vào đâu</w:t>
             </w:r>
           </w:p>
         </w:tc>
@@ -8064,7 +8090,7 @@
                 <w:i w:val="0"/>
                 <w:sz w:val="18"/>
               </w:rPr>
-              <w:t>NLS-KT (Cơ bản 1): Ở hoạt động Khám phá chủ đề “Bếp nhà em”, GV chiếu bộ ảnh gian bếp.</w:t>
+              <w:t>Năng lực số Miền 1 (Cơ bản, bậc 1): Ở hoạt động Khám phá chủ đề “Bếp nhà em”, GV chiếu bộ ảnh gian bếp có nguy cơ mất an toàn: nồi quai hướng ra ngoài, dao để mép bàn; Năng lực số Miền 5 (Cơ bản, bậc 1): Ở hoạt động Luyện tập, GV mở bài tập tương tác “Nếu… thì…”: máy hiện tình huống trong bếp, HS chọn cách xử lí an toàn rồi bấm kiểm tra</w:t>
             </w:r>
           </w:p>
         </w:tc>
@@ -8423,7 +8449,7 @@
                 <w:i w:val="0"/>
                 <w:sz w:val="18"/>
               </w:rPr>
-              <w:t>NLS-GQVĐ (Cơ bản 1): Ở hoạt động Luyện tập, GV mở bài tập tương tác sắp xếp các bước rửa tay trước khi ăn.</w:t>
+              <w:t>Năng lực số Miền 1 (Cơ bản, bậc 1): Ở hoạt động Khám phá chủ đề “Ăn sạch”, GV chiếu bộ ảnh so sánh: rau đã rửa và rau còn đất, thức ăn đậy lồng bàn và thức ăn để hở có ruồi; Năng lực số Miền 5 (Cơ bản, bậc 1): Ở hoạt động Luyện tập, GV mở bài tập tương tác sắp xếp các bước rửa tay trước khi ăn: HS kéo các bước vào đúng thứ tự rồi bấm kiểm tra</w:t>
             </w:r>
           </w:p>
         </w:tc>
@@ -8769,7 +8795,7 @@
                 <w:i w:val="0"/>
                 <w:sz w:val="18"/>
               </w:rPr>
-              <w:t>NLS-KT (Cơ bản 1): Ở hoạt động Khám phá chủ đề “Bên mâm cơm”, GV chiếu bộ ảnh các cách ứng xử trong bữa ăn.</w:t>
+              <w:t>Năng lực số Miền 1 (Cơ bản, bậc 1): Ở hoạt động Khám phá chủ đề “Bên mâm cơm”, GV chiếu bộ ảnh các cách ứng xử trong bữa ăn: mời người lớn trước, dùng thìa chung để lấy thức ăn; Năng lực số Miền 2 (Cơ bản, bậc 1): Ở hoạt động Luyện tập, GV mở bảng chung “Quy tắc ứng xử bên mâm cơm”; các nhóm lần lượt lên ghi một quy tắc của nhóm mình để cả lớp nhìn chung một…</w:t>
             </w:r>
           </w:p>
         </w:tc>
@@ -9154,7 +9180,7 @@
                 <w:i w:val="0"/>
                 <w:sz w:val="18"/>
               </w:rPr>
-              <w:t>NLS-GQVĐ (Cơ bản 1): Ở hoạt động Luyện tập, GV chiếu tình huống đi ăn.</w:t>
+              <w:t>Năng lực số Miền 1 (Cơ bản, bậc 1): Ở hoạt động Khám phá chủ đề “Ăn uống ngoài hàng quán”, GV chiếu bộ ảnh so sánh quán ăn sạch sẽ có che đậy thức ăn với quán bày thức ăn ngoài trời…; Năng lực số Miền 5 (Cơ bản, bậc 1): Ở hoạt động Luyện tập, GV chiếu tình huống đi ăn cùng gia đình; HS chọn việc nên làm là rửa tay trước khi ăn, chọn món nấu chín, không dùng chung cốc</w:t>
             </w:r>
           </w:p>
         </w:tc>
@@ -9939,7 +9965,20 @@
                 <w:i w:val="0"/>
                 <w:sz w:val="18"/>
               </w:rPr>
-              <w:t>NLS-GT (Cơ bản 1): Ở hoạt động Luyện tập, GV mở bảng chung “Món đồ – Mùa cần – Người có thể nhận”.</w:t>
+              <w:t>Năng lực số Miền 1 (Cơ bản, bậc 1): Ở hoạt động Khám phá chủ đề “Mùa đông ấm, mùa hè vui”, GV chiếu ảnh các món đồ có thể chia sẻ theo mùa: áo ấm, chăn, quạt, sách vở; Mùa cần; Người có thể nhận”; các nhóm lên điền để cả lớp nhìn chung một bảng rồi thống nhất kế…</w:t>
+            </w:r>
+          </w:p>
+          <w:p>
+            <w:pPr>
+              <w:spacing w:after="0"/>
+            </w:pPr>
+            <w:r>
+              <w:rPr>
+                <w:b w:val="0"/>
+                <w:i w:val="0"/>
+                <w:sz w:val="18"/>
+              </w:rPr>
+              <w:t>NLS: Năng lực số Miền 2 (Cơ bản, bậc 1): Ở hoạt động Luyện tập, GV mở bảng chung “Món đồ</w:t>
             </w:r>
           </w:p>
         </w:tc>
@@ -10298,7 +10337,20 @@
                 <w:i w:val="0"/>
                 <w:sz w:val="18"/>
               </w:rPr>
-              <w:t>NLS-KT (Cơ bản 1): Ở hoạt động Khám phá chủ đề “Giúp đỡ người khuyết tật”, GV chiếu ảnh.</w:t>
+              <w:t>Năng lực số Miền 1 (Cơ bản, bậc 1): Ở hoạt động Khám phá chủ đề “Giúp đỡ người khuyết tật”, GV chiếu ảnh và đoạn phim ngắn về bảng chữ cái ngón tay, chữ nổi Brai, xe lăn, gậy dò đường</w:t>
+            </w:r>
+          </w:p>
+          <w:p>
+            <w:pPr>
+              <w:spacing w:after="0"/>
+            </w:pPr>
+            <w:r>
+              <w:rPr>
+                <w:b w:val="0"/>
+                <w:i w:val="0"/>
+                <w:sz w:val="18"/>
+              </w:rPr>
+              <w:t>Năng lực số Miền 2 (Cơ bản, bậc 1): Ở hoạt động Luyện tập, GV mở bảng chung “Khó khăn của bạn – Việc em giúp được”; các nhóm lên điền như nói chậm rõ để bạn đọc khẩu hình, nhường lối đi</w:t>
             </w:r>
           </w:p>
         </w:tc>
@@ -12999,7 +13051,7 @@
                 <w:i w:val="0"/>
                 <w:sz w:val="18"/>
               </w:rPr>
-              <w:t>NLS-KT (Cơ bản 1): Ở hoạt động Khám phá chủ đề “An toàn là bạn”, GV chiếu ảnh các dụng cụ lao động quen thuộc kèm.</w:t>
+              <w:t>Năng lực số Miền 1 (Cơ bản, bậc 1): Ở hoạt động Khám phá chủ đề “An toàn là bạn”, GV chiếu ảnh các dụng cụ lao động quen thuộc kèm hình cảnh báo, phóng to phần lưỡi; Năng lực số Miền 5 (Cơ bản, bậc 1): Ở hoạt động Luyện tập, GV mở bài tập tương tác: máy hiện tình huống dùng dụng cụ chưa an toàn, HS chọn cách sửa rồi bấm kiểm tra và giải thích</w:t>
             </w:r>
           </w:p>
           <w:p>

--- a/assets/docs/lop3/Hoat dong trai nghiem - Lop 3.docx
+++ b/assets/docs/lop3/Hoat dong trai nghiem - Lop 3.docx
@@ -5880,7 +5880,7 @@
                 <w:i w:val="0"/>
                 <w:sz w:val="18"/>
               </w:rPr>
-              <w:t>Năng lực số Miền 1 (Cơ bản, bậc 1): Ở hoạt động Khám phá chủ đề “Nhà là tổ ấm”, GV chiếu bộ ảnh các góc quen thuộc trong nhà: góc học tập gọn gàng và bừa bộn; Năng lực số Miền 2 (Cơ bản, bậc 1): Ở hoạt động Chia sẻ về góc em thích trong nhà, GV chiếu bảng chung có các cột “Góc em thích; Việc em làm”</w:t>
+              <w:t>Năng lực số Miền 1 (Cơ bản, bậc 1): Ở hoạt động Khám phá chủ đề “Nhà là tổ ấm”, GV chiếu bộ ảnh các góc quen thuộc trong nhà: góc học tập gọn gàng và bừa bộn; Năng lực số Miền 2 (Cơ bản, bậc 1): Ở hoạt động Chia sẻ về góc em thích trong nhà, GV chiếu bảng chung có các cột “Góc em thích – Việc em làm”</w:t>
             </w:r>
           </w:p>
         </w:tc>
@@ -6227,20 +6227,7 @@
                 <w:i w:val="0"/>
                 <w:sz w:val="18"/>
               </w:rPr>
-              <w:t>Năng lực số Miền 1 (Cơ bản, bậc 1): Ở hoạt động Chia sẻ về dụng cụ dọn vệ sinh của chủ đề “Nhà sạch thì mát”, GV chiếu ảnh chụp gần chổi, cây lau nhà, khăn lau; Việc dùng để làm; Lưu ý khi dùng”; các nhóm lần lượt lên điền để cả lớp nhìn chung một bảng</w:t>
-            </w:r>
-          </w:p>
-          <w:p>
-            <w:pPr>
-              <w:spacing w:after="0"/>
-            </w:pPr>
-            <w:r>
-              <w:rPr>
-                <w:b w:val="0"/>
-                <w:i w:val="0"/>
-                <w:sz w:val="18"/>
-              </w:rPr>
-              <w:t>NLS: Năng lực số Miền 2 (Cơ bản, bậc 1): Ở hoạt động Luyện tập, GV chiếu bảng chung “Dụng cụ</w:t>
+              <w:t>Năng lực số Miền 1 (Cơ bản, bậc 1): Ở hoạt động Chia sẻ về dụng cụ dọn vệ sinh của chủ đề “Nhà sạch thì mát”, GV chiếu ảnh chụp gần chổi, cây lau nhà, khăn lau; Năng lực số Miền 2 (Cơ bản, bậc 1): Ở hoạt động Luyện tập, GV chiếu bảng chung “Dụng cụ – Việc dùng để làm – Lưu ý khi dùng”; các nhóm lần lượt lên điền để cả lớp nhìn chung một bảng</w:t>
             </w:r>
           </w:p>
         </w:tc>
@@ -6587,20 +6574,7 @@
                 <w:i w:val="0"/>
                 <w:sz w:val="18"/>
               </w:rPr>
-              <w:t>Năng lực số Miền 1 (Cơ bản, bậc 1): Ở hoạt động Khám phá chủ đề “Đồ dùng của người thân”, GV chiếu bộ ảnh những đồ dùng quen thuộc của ông bà, bố mẹ như kính lão, chiếc chổi, hộp kim chỉ; Đồ dùng; Việc em làm để giữ gìn”; các nhóm lần lượt lên điền để cả lớp nhìn chung một bảng</w:t>
-            </w:r>
-          </w:p>
-          <w:p>
-            <w:pPr>
-              <w:spacing w:after="0"/>
-            </w:pPr>
-            <w:r>
-              <w:rPr>
-                <w:b w:val="0"/>
-                <w:i w:val="0"/>
-                <w:sz w:val="18"/>
-              </w:rPr>
-              <w:t>NLS: Năng lực số Miền 2 (Cơ bản, bậc 1): Ở hoạt động Chia sẻ, GV chiếu bảng chung “Người thân</w:t>
+              <w:t>Năng lực số Miền 1 (Cơ bản, bậc 1): Ở hoạt động Khám phá chủ đề “Đồ dùng của người thân”, GV chiếu bộ ảnh những đồ dùng quen thuộc của ông bà, bố mẹ như kính lão, chiếc chổi, hộp kim chỉ; Năng lực số Miền 2 (Cơ bản, bậc 1): Ở hoạt động Chia sẻ, GV chiếu bảng chung “Người thân – Đồ dùng – Việc em làm để giữ gìn”; các nhóm lần lượt lên điền để cả lớp nhìn chung một bảng</w:t>
             </w:r>
           </w:p>
         </w:tc>
@@ -9965,20 +9939,7 @@
                 <w:i w:val="0"/>
                 <w:sz w:val="18"/>
               </w:rPr>
-              <w:t>Năng lực số Miền 1 (Cơ bản, bậc 1): Ở hoạt động Khám phá chủ đề “Mùa đông ấm, mùa hè vui”, GV chiếu ảnh các món đồ có thể chia sẻ theo mùa: áo ấm, chăn, quạt, sách vở; Mùa cần; Người có thể nhận”; các nhóm lên điền để cả lớp nhìn chung một bảng rồi thống nhất kế…</w:t>
-            </w:r>
-          </w:p>
-          <w:p>
-            <w:pPr>
-              <w:spacing w:after="0"/>
-            </w:pPr>
-            <w:r>
-              <w:rPr>
-                <w:b w:val="0"/>
-                <w:i w:val="0"/>
-                <w:sz w:val="18"/>
-              </w:rPr>
-              <w:t>NLS: Năng lực số Miền 2 (Cơ bản, bậc 1): Ở hoạt động Luyện tập, GV mở bảng chung “Món đồ</w:t>
+              <w:t>Năng lực số Miền 1 (Cơ bản, bậc 1): Ở hoạt động Khám phá chủ đề “Mùa đông ấm, mùa hè vui”, GV chiếu ảnh các món đồ có thể chia sẻ theo mùa: áo ấm, chăn, quạt, sách vở; Năng lực số Miền 2 (Cơ bản, bậc 1): Ở hoạt động Luyện tập, GV mở bảng chung “Món đồ – Mùa cần – Người có thể nhận”; các nhóm lên điền để cả lớp nhìn chung một bảng rồi thống nhất kế…</w:t>
             </w:r>
           </w:p>
         </w:tc>

--- a/assets/docs/lop3/Hoat dong trai nghiem - Lop 3.docx
+++ b/assets/docs/lop3/Hoat dong trai nghiem - Lop 3.docx
@@ -566,7 +566,7 @@
                 <w:i w:val="0"/>
                 <w:sz w:val="20"/>
               </w:rPr>
-              <w:t>Chủ đề: TỰ GIỚI THIỆU VỀ MÌNH</w:t>
+              <w:t>Chủ đề: Tự giới thiệu về mình</w:t>
             </w:r>
           </w:p>
         </w:tc>
@@ -925,7 +925,7 @@
                 <w:i w:val="0"/>
                 <w:sz w:val="20"/>
               </w:rPr>
-              <w:t>Chủ đề: TỰ GIỚI THIỆU VỀ MÌNH</w:t>
+              <w:t>Chủ đề: Tự giới thiệu về mình</w:t>
             </w:r>
           </w:p>
         </w:tc>
@@ -1298,7 +1298,7 @@
                 <w:i w:val="0"/>
                 <w:sz w:val="20"/>
               </w:rPr>
-              <w:t>Chủ đề: TỰ GIỚI THIỆU VỀ MÌNH</w:t>
+              <w:t>Chủ đề: Tự giới thiệu về mình</w:t>
             </w:r>
           </w:p>
         </w:tc>
@@ -1671,7 +1671,7 @@
                 <w:i w:val="0"/>
                 <w:sz w:val="20"/>
               </w:rPr>
-              <w:t>Chủ đề: TỰ GIỚI THIỆU VỀ MÌNH</w:t>
+              <w:t>Chủ đề: Tự giới thiệu về mình</w:t>
             </w:r>
           </w:p>
         </w:tc>
@@ -2057,7 +2057,7 @@
                 <w:i w:val="0"/>
                 <w:sz w:val="20"/>
               </w:rPr>
-              <w:t>Chủ đề: NẾP SỐNG ĐẸP</w:t>
+              <w:t>Chủ đề: Nếp sống đẹp</w:t>
             </w:r>
           </w:p>
         </w:tc>
@@ -2430,7 +2430,7 @@
                 <w:i w:val="0"/>
                 <w:sz w:val="20"/>
               </w:rPr>
-              <w:t>Chủ đề: NẾP SỐNG ĐẸP</w:t>
+              <w:t>Chủ đề: Nếp sống đẹp</w:t>
             </w:r>
           </w:p>
         </w:tc>
@@ -2803,7 +2803,7 @@
                 <w:i w:val="0"/>
                 <w:sz w:val="20"/>
               </w:rPr>
-              <w:t>Chủ đề: NẾP SỐNG ĐẸP</w:t>
+              <w:t>Chủ đề: Nếp sống đẹp</w:t>
             </w:r>
           </w:p>
         </w:tc>
@@ -3175,7 +3175,7 @@
                 <w:i w:val="0"/>
                 <w:sz w:val="20"/>
               </w:rPr>
-              <w:t>Chủ đề: NẾP SỐNG ĐẸP</w:t>
+              <w:t>Chủ đề: Nếp sống đẹp</w:t>
             </w:r>
           </w:p>
         </w:tc>
@@ -3561,7 +3561,7 @@
                 <w:i w:val="0"/>
                 <w:sz w:val="20"/>
               </w:rPr>
-              <w:t>Chủ đề: MÁI TRƯỜNG EM YÊU</w:t>
+              <w:t>Chủ đề: Mái trường em yêu</w:t>
             </w:r>
           </w:p>
         </w:tc>
@@ -3921,7 +3921,7 @@
                 <w:i w:val="0"/>
                 <w:sz w:val="20"/>
               </w:rPr>
-              <w:t>Chủ đề: MÁI TRƯỜNG EM YÊU</w:t>
+              <w:t>Chủ đề: Mái trường em yêu</w:t>
             </w:r>
           </w:p>
         </w:tc>
@@ -4281,7 +4281,7 @@
                 <w:i w:val="0"/>
                 <w:sz w:val="20"/>
               </w:rPr>
-              <w:t>Chủ đề: MÁI TRƯỜNG EM YÊU</w:t>
+              <w:t>Chủ đề: Mái trường em yêu</w:t>
             </w:r>
           </w:p>
         </w:tc>
@@ -4641,7 +4641,7 @@
                 <w:i w:val="0"/>
                 <w:sz w:val="20"/>
               </w:rPr>
-              <w:t>Chủ đề: MÁI TRƯỜNG EM YÊU</w:t>
+              <w:t>Chủ đề: Mái trường em yêu</w:t>
             </w:r>
           </w:p>
         </w:tc>
@@ -5000,7 +5000,7 @@
                 <w:i w:val="0"/>
                 <w:sz w:val="20"/>
               </w:rPr>
-              <w:t>Chủ đề: GIỮ GÌN NHÀ CỬA NGĂN NẮP, SẠCH ĐẸP</w:t>
+              <w:t>Chủ đề: Giữ gìn nhà cửa ngăn nắp, sạch đẹp</w:t>
             </w:r>
           </w:p>
         </w:tc>
@@ -5347,7 +5347,7 @@
                 <w:i w:val="0"/>
                 <w:sz w:val="20"/>
               </w:rPr>
-              <w:t>Chủ đề: GIỮ GÌN NHÀ CỬA NGĂN NẮP, SẠCH ĐẸP</w:t>
+              <w:t>Chủ đề: Giữ gìn nhà cửa ngăn nắp, sạch đẹp</w:t>
             </w:r>
           </w:p>
         </w:tc>
@@ -5694,7 +5694,7 @@
                 <w:i w:val="0"/>
                 <w:sz w:val="20"/>
               </w:rPr>
-              <w:t>Chủ đề: GIỮ GÌN NHÀ CỬA NGĂN NẮP, SẠCH ĐẸP</w:t>
+              <w:t>Chủ đề: Giữ gìn nhà cửa ngăn nắp, sạch đẹp</w:t>
             </w:r>
           </w:p>
         </w:tc>
@@ -6054,7 +6054,7 @@
                 <w:i w:val="0"/>
                 <w:sz w:val="20"/>
               </w:rPr>
-              <w:t>Chủ đề: GIỮ GÌN NHÀ CỬA NGĂN NẮP, SẠCH ĐẸP</w:t>
+              <w:t>Chủ đề: Giữ gìn nhà cửa ngăn nắp, sạch đẹp</w:t>
             </w:r>
           </w:p>
         </w:tc>
@@ -6401,7 +6401,7 @@
                 <w:i w:val="0"/>
                 <w:sz w:val="20"/>
               </w:rPr>
-              <w:t>Chủ đề: GIA ĐÌNH YÊU THƯƠNG</w:t>
+              <w:t>Chủ đề: Gia đình yêu thương</w:t>
             </w:r>
           </w:p>
         </w:tc>
@@ -6748,7 +6748,7 @@
                 <w:i w:val="0"/>
                 <w:sz w:val="20"/>
               </w:rPr>
-              <w:t>Chủ đề: GIA ĐÌNH YÊU THƯƠNG</w:t>
+              <w:t>Chủ đề: Gia đình yêu thương</w:t>
             </w:r>
           </w:p>
         </w:tc>
@@ -7878,7 +7878,7 @@
                 <w:i w:val="0"/>
                 <w:sz w:val="20"/>
               </w:rPr>
-              <w:t>Chủ đề: ĂN UỐNG AN TOÀN, HỢP VỆ SINH</w:t>
+              <w:t>Chủ đề: Ăn uống an toàn, hợp vệ sinh</w:t>
             </w:r>
           </w:p>
         </w:tc>
@@ -8237,7 +8237,7 @@
                 <w:i w:val="0"/>
                 <w:sz w:val="20"/>
               </w:rPr>
-              <w:t>Chủ đề: ĂN UỐNG AN TOÀN, HỢP VỆ SINH</w:t>
+              <w:t>Chủ đề: Ăn uống an toàn, hợp vệ sinh</w:t>
             </w:r>
           </w:p>
         </w:tc>
@@ -8596,7 +8596,7 @@
                 <w:i w:val="0"/>
                 <w:sz w:val="20"/>
               </w:rPr>
-              <w:t>Chủ đề: ĂN UỐNG AN TOÀN, HỢP VỆ SINH</w:t>
+              <w:t>Chủ đề: Ăn uống an toàn, hợp vệ sinh</w:t>
             </w:r>
           </w:p>
         </w:tc>
@@ -8942,7 +8942,7 @@
                 <w:i w:val="0"/>
                 <w:sz w:val="20"/>
               </w:rPr>
-              <w:t>Chủ đề: ĂN UỐNG AN TOÀN, HỢP VỆ SINH</w:t>
+              <w:t>Chủ đề: Ăn uống an toàn, hợp vệ sinh</w:t>
             </w:r>
           </w:p>
         </w:tc>
@@ -9328,7 +9328,7 @@
                 <w:i w:val="0"/>
                 <w:sz w:val="20"/>
               </w:rPr>
-              <w:t>Chủ đề: ĂN UỐNG AN TOÀN, HỢP VỆ SINH</w:t>
+              <w:t>Chủ đề: Ăn uống an toàn, hợp vệ sinh</w:t>
             </w:r>
           </w:p>
         </w:tc>
@@ -9740,7 +9740,7 @@
                 <w:i w:val="0"/>
                 <w:sz w:val="20"/>
               </w:rPr>
-              <w:t>Chủ đề: ĂN UỐNG AN TOÀN, HỢP VỆ SINH</w:t>
+              <w:t>Chủ đề: Ăn uống an toàn, hợp vệ sinh</w:t>
             </w:r>
           </w:p>
         </w:tc>
@@ -10112,7 +10112,7 @@
                 <w:i w:val="0"/>
                 <w:sz w:val="20"/>
               </w:rPr>
-              <w:t>Chủ đề: ĂN UỐNG AN TOÀN, HỢP VỆ SINH</w:t>
+              <w:t>Chủ đề: Ăn uống an toàn, hợp vệ sinh</w:t>
             </w:r>
           </w:p>
         </w:tc>
@@ -10484,7 +10484,7 @@
                 <w:i w:val="0"/>
                 <w:sz w:val="20"/>
               </w:rPr>
-              <w:t>Chủ đề: LÀM BẠN VỚI THIÊN NHIÊN</w:t>
+              <w:t>Chủ đề: Làm bạn với thiên nhiên</w:t>
             </w:r>
           </w:p>
         </w:tc>
@@ -10870,7 +10870,7 @@
                 <w:i w:val="0"/>
                 <w:sz w:val="20"/>
               </w:rPr>
-              <w:t>Chủ đề: LÀM BẠN VỚI THIÊN NHIÊN</w:t>
+              <w:t>Chủ đề: Làm bạn với thiên nhiên</w:t>
             </w:r>
           </w:p>
         </w:tc>
@@ -11243,7 +11243,7 @@
                 <w:i w:val="0"/>
                 <w:sz w:val="20"/>
               </w:rPr>
-              <w:t>Chủ đề: LÀM BẠN VỚI THIÊN NHIÊN</w:t>
+              <w:t>Chủ đề: Làm bạn với thiên nhiên</w:t>
             </w:r>
           </w:p>
         </w:tc>
@@ -11642,7 +11642,7 @@
                 <w:i w:val="0"/>
                 <w:sz w:val="20"/>
               </w:rPr>
-              <w:t>Chủ đề: LÀM BẠN VỚI THIÊN NHIÊN</w:t>
+              <w:t>Chủ đề: Làm bạn với thiên nhiên</w:t>
             </w:r>
           </w:p>
         </w:tc>
@@ -12041,7 +12041,7 @@
                 <w:i w:val="0"/>
                 <w:sz w:val="20"/>
               </w:rPr>
-              <w:t>Chủ đề: TÌM HIỂU THẾ GIỚI NGHỀ NGHIỆP</w:t>
+              <w:t>Chủ đề: Tìm hiểu thế giới nghề nghiệp</w:t>
             </w:r>
           </w:p>
         </w:tc>
@@ -12440,7 +12440,7 @@
                 <w:i w:val="0"/>
                 <w:sz w:val="20"/>
               </w:rPr>
-              <w:t>Chủ đề: TÌM HIỂU THẾ GIỚI NGHỀ NGHIỆP</w:t>
+              <w:t>Chủ đề: Tìm hiểu thế giới nghề nghiệp</w:t>
             </w:r>
           </w:p>
         </w:tc>
@@ -12826,7 +12826,7 @@
                 <w:i w:val="0"/>
                 <w:sz w:val="20"/>
               </w:rPr>
-              <w:t>Chủ đề: TÌM HIỂU THẾ GIỚI NGHỀ NGHIỆP</w:t>
+              <w:t>Chủ đề: Tìm hiểu thế giới nghề nghiệp</w:t>
             </w:r>
           </w:p>
         </w:tc>
@@ -13199,7 +13199,7 @@
                 <w:i w:val="0"/>
                 <w:sz w:val="20"/>
               </w:rPr>
-              <w:t>Chủ đề: TÌM HIỂU THẾ GIỚI NGHỀ NGHIỆP</w:t>
+              <w:t>Chủ đề: Tìm hiểu thế giới nghề nghiệp</w:t>
             </w:r>
           </w:p>
         </w:tc>
